--- a/BaoCaoTienDo.docx
+++ b/BaoCaoTienDo.docx
@@ -6,6 +6,9 @@
       <w:pPr>
         <w:spacing w:after="40"/>
         <w:jc w:val="center"/>
+        <w:rPr>
+          <w:rFonts w:ascii="Times New Roman" w:hAnsi="Times New Roman" w:cs="Times New Roman"/>
+        </w:rPr>
       </w:pPr>
       <w:r>
         <w:rPr>
@@ -20,6 +23,9 @@
       <w:pPr>
         <w:spacing w:after="40"/>
         <w:jc w:val="center"/>
+        <w:rPr>
+          <w:rFonts w:ascii="Times New Roman" w:hAnsi="Times New Roman" w:cs="Times New Roman"/>
+        </w:rPr>
       </w:pPr>
       <w:r>
         <w:rPr>
@@ -34,6 +40,9 @@
       <w:pPr>
         <w:spacing w:after="160"/>
         <w:jc w:val="center"/>
+        <w:rPr>
+          <w:rFonts w:ascii="Times New Roman" w:hAnsi="Times New Roman" w:cs="Times New Roman"/>
+        </w:rPr>
       </w:pPr>
       <w:r>
         <w:rPr>
@@ -48,6 +57,9 @@
       <w:pPr>
         <w:spacing w:after="40"/>
         <w:jc w:val="center"/>
+        <w:rPr>
+          <w:rFonts w:ascii="Times New Roman" w:hAnsi="Times New Roman" w:cs="Times New Roman"/>
+        </w:rPr>
       </w:pPr>
       <w:r>
         <w:rPr>
@@ -62,6 +74,9 @@
       <w:pPr>
         <w:spacing w:after="240"/>
         <w:jc w:val="center"/>
+        <w:rPr>
+          <w:rFonts w:ascii="Times New Roman" w:hAnsi="Times New Roman" w:cs="Times New Roman"/>
+        </w:rPr>
       </w:pPr>
       <w:r>
         <w:rPr>
@@ -76,6 +91,9 @@
       <w:pPr>
         <w:spacing w:after="40"/>
         <w:jc w:val="both"/>
+        <w:rPr>
+          <w:rFonts w:ascii="Times New Roman" w:hAnsi="Times New Roman" w:cs="Times New Roman"/>
+        </w:rPr>
       </w:pPr>
       <w:r>
         <w:rPr>
@@ -97,6 +115,9 @@
       <w:pPr>
         <w:spacing w:after="40"/>
         <w:jc w:val="both"/>
+        <w:rPr>
+          <w:rFonts w:ascii="Times New Roman" w:hAnsi="Times New Roman" w:cs="Times New Roman"/>
+        </w:rPr>
       </w:pPr>
       <w:r>
         <w:rPr>
@@ -118,6 +139,9 @@
       <w:pPr>
         <w:spacing w:after="40"/>
         <w:jc w:val="both"/>
+        <w:rPr>
+          <w:rFonts w:ascii="Times New Roman" w:hAnsi="Times New Roman" w:cs="Times New Roman"/>
+        </w:rPr>
       </w:pPr>
       <w:r>
         <w:rPr>
@@ -139,6 +163,9 @@
       <w:pPr>
         <w:spacing w:after="40"/>
         <w:jc w:val="both"/>
+        <w:rPr>
+          <w:rFonts w:ascii="Times New Roman" w:hAnsi="Times New Roman" w:cs="Times New Roman"/>
+        </w:rPr>
       </w:pPr>
       <w:r>
         <w:rPr>
@@ -160,60 +187,67 @@
       <w:pPr>
         <w:spacing w:after="40"/>
         <w:jc w:val="both"/>
+        <w:rPr>
+          <w:rFonts w:ascii="Times New Roman" w:hAnsi="Times New Roman" w:cs="Times New Roman"/>
+          <w:sz w:val="26"/>
+          <w:szCs w:val="26"/>
+        </w:rPr>
       </w:pPr>
       <w:r>
         <w:rPr>
           <w:rFonts w:ascii="Times New Roman" w:hAnsi="Times New Roman" w:cs="Times New Roman"/>
-          <w:b/>
-          <w:sz w:val="26"/>
-        </w:rPr>
-        <w:t xml:space="preserve">Kỳ báo cáo: </w:t>
-      </w:r>
-      <w:r>
-        <w:rPr>
-          <w:rFonts w:ascii="Times New Roman" w:hAnsi="Times New Roman" w:cs="Times New Roman"/>
-          <w:sz w:val="26"/>
-        </w:rPr>
-        <w:t>Tháng 5/2026</w:t>
+          <w:sz w:val="26"/>
+          <w:szCs w:val="26"/>
+        </w:rPr>
+        <w:t>Kỳ báo cáo: Tháng 6/2026</w:t>
       </w:r>
     </w:p>
     <w:p>
       <w:pPr>
         <w:spacing w:after="40"/>
         <w:jc w:val="both"/>
+        <w:rPr>
+          <w:rFonts w:ascii="Times New Roman" w:hAnsi="Times New Roman" w:cs="Times New Roman"/>
+          <w:sz w:val="26"/>
+          <w:szCs w:val="26"/>
+        </w:rPr>
       </w:pPr>
       <w:r>
         <w:rPr>
           <w:rFonts w:ascii="Times New Roman" w:hAnsi="Times New Roman" w:cs="Times New Roman"/>
-          <w:b/>
-          <w:sz w:val="26"/>
-        </w:rPr>
-        <w:t xml:space="preserve">Tiến độ tổng thể: </w:t>
-      </w:r>
-      <w:r>
-        <w:rPr>
-          <w:rFonts w:ascii="Times New Roman" w:hAnsi="Times New Roman" w:cs="Times New Roman"/>
-          <w:sz w:val="26"/>
-        </w:rPr>
-        <w:t>≈ 75%</w:t>
+          <w:sz w:val="26"/>
+          <w:szCs w:val="26"/>
+        </w:rPr>
+        <w:t>Tiến độ tổng thể: ≈ 85%</w:t>
       </w:r>
     </w:p>
     <w:p>
       <w:pPr>
         <w:spacing w:after="120"/>
         <w:jc w:val="both"/>
+        <w:rPr>
+          <w:rFonts w:ascii="Times New Roman" w:hAnsi="Times New Roman" w:cs="Times New Roman"/>
+          <w:sz w:val="26"/>
+          <w:szCs w:val="26"/>
+        </w:rPr>
       </w:pPr>
     </w:p>
     <w:p>
       <w:pPr>
         <w:spacing w:after="160"/>
         <w:jc w:val="both"/>
+        <w:rPr>
+          <w:rFonts w:ascii="Times New Roman" w:hAnsi="Times New Roman" w:cs="Times New Roman"/>
+          <w:sz w:val="26"/>
+          <w:szCs w:val="26"/>
+        </w:rPr>
       </w:pPr>
       <w:r>
         <w:rPr>
           <w:rFonts w:ascii="Times New Roman" w:hAnsi="Times New Roman" w:cs="Times New Roman"/>
           <w:b/>
           <w:sz w:val="26"/>
+          <w:szCs w:val="26"/>
         </w:rPr>
         <w:t xml:space="preserve">Tên đề tài: </w:t>
       </w:r>
@@ -221,6 +255,7 @@
         <w:rPr>
           <w:rFonts w:ascii="Times New Roman" w:hAnsi="Times New Roman" w:cs="Times New Roman"/>
           <w:sz w:val="26"/>
+          <w:szCs w:val="26"/>
         </w:rPr>
         <w:t>Xây dựng hệ thống AI tối ưu hóa lịch trình tàu điện ngầm MTA New York dựa trên dự báo nhu cầu hành khách và điều kiện vận hành.</w:t>
       </w:r>
@@ -228,12 +263,18 @@
     <w:p>
       <w:pPr>
         <w:spacing w:after="80"/>
+        <w:rPr>
+          <w:rFonts w:ascii="Times New Roman" w:hAnsi="Times New Roman" w:cs="Times New Roman"/>
+          <w:sz w:val="26"/>
+          <w:szCs w:val="26"/>
+        </w:rPr>
       </w:pPr>
       <w:r>
         <w:rPr>
           <w:rFonts w:ascii="Times New Roman" w:hAnsi="Times New Roman" w:cs="Times New Roman"/>
           <w:b/>
-          <w:sz w:val="28"/>
+          <w:sz w:val="26"/>
+          <w:szCs w:val="26"/>
         </w:rPr>
         <w:t>1. Tóm tắt tiến độ</w:t>
       </w:r>
@@ -242,24 +283,36 @@
       <w:pPr>
         <w:spacing w:after="120"/>
         <w:jc w:val="both"/>
+        <w:rPr>
+          <w:rFonts w:ascii="Times New Roman" w:hAnsi="Times New Roman" w:cs="Times New Roman"/>
+          <w:sz w:val="26"/>
+          <w:szCs w:val="26"/>
+        </w:rPr>
       </w:pPr>
       <w:r>
         <w:rPr>
           <w:rFonts w:ascii="Times New Roman" w:hAnsi="Times New Roman" w:cs="Times New Roman"/>
           <w:sz w:val="26"/>
-        </w:rPr>
-        <w:t>Đến thời điểm báo cáo, sinh viên đã hoàn thành phần lớn pipeline khoa học dữ liệu và tối ưu hóa cho bài toán lập lịch tàu điện ngầm MTA NYC. Các hạng mục chính gồm thu thập/hợp nhất dữ liệu, khám phá dữ liệu (EDA), huấn luyện mô hình dự báo nhu cầu, tối ưu lịch trình trên 1.392 slot (29 tuyến × 2 hướng × 24 giờ) và đánh giá trên ba kịch bản vận hành. Phần viết báo cáo đồ án hoàn chỉnh và hoàn thiện tài liệu trình bày đang được triển khai.</w:t>
+          <w:szCs w:val="26"/>
+        </w:rPr>
+        <w:t>Đến thời điểm báo cáo, sinh viên đã hoàn thành pipeline khoa học dữ liệu và tối ưu hóa end-to-end cho bài toán lập lịch tàu điện ngầm MTA NYC trên 29 tuyến. Các hạng mục chính gồm thu thập/hợp nhất dữ liệu, khám phá dữ liệu (EDA), huấn luyện mô hình dự báo blend (MLP + HistGBM), mạng chuyển tiếp demand spillover, định lượng uncertainty (MC Dropout, Quantile GBM), tối ưu lịch trình trên 1.182 slot và đánh giá trên ba kịch bản vận hành (weekday_peak, weekend, rainy_day). Notebook Kaggle mta_schedule_optimization_kaggle.ipynb đã chạy thành công, xuất artifact vào notebooks/outputs_kaggle/ và gói ui_export cho demo. Phần viết báo cáo đồ án hoàn chỉnh đang được triển khai.</w:t>
       </w:r>
     </w:p>
     <w:p>
       <w:pPr>
         <w:spacing w:after="80"/>
+        <w:rPr>
+          <w:rFonts w:ascii="Times New Roman" w:hAnsi="Times New Roman" w:cs="Times New Roman"/>
+          <w:sz w:val="26"/>
+          <w:szCs w:val="26"/>
+        </w:rPr>
       </w:pPr>
       <w:r>
         <w:rPr>
           <w:rFonts w:ascii="Times New Roman" w:hAnsi="Times New Roman" w:cs="Times New Roman"/>
           <w:b/>
-          <w:sz w:val="28"/>
+          <w:sz w:val="26"/>
+          <w:szCs w:val="26"/>
         </w:rPr>
         <w:t>2. Công việc đã thực hiện</w:t>
       </w:r>
@@ -281,11 +334,18 @@
             <w:tcW w:w="3230" w:type="dxa"/>
           </w:tcPr>
           <w:p>
+            <w:pPr>
+              <w:rPr>
+                <w:rFonts w:ascii="Times New Roman" w:hAnsi="Times New Roman" w:cs="Times New Roman"/>
+                <w:sz w:val="26"/>
+                <w:szCs w:val="26"/>
+              </w:rPr>
+            </w:pPr>
             <w:r>
               <w:rPr>
                 <w:rFonts w:ascii="Times New Roman" w:hAnsi="Times New Roman" w:cs="Times New Roman"/>
-                <w:b/>
-                <w:sz w:val="24"/>
+                <w:sz w:val="26"/>
+                <w:szCs w:val="26"/>
               </w:rPr>
               <w:t>Hạng mục</w:t>
             </w:r>
@@ -296,11 +356,18 @@
             <w:tcW w:w="3230" w:type="dxa"/>
           </w:tcPr>
           <w:p>
+            <w:pPr>
+              <w:rPr>
+                <w:rFonts w:ascii="Times New Roman" w:hAnsi="Times New Roman" w:cs="Times New Roman"/>
+                <w:sz w:val="26"/>
+                <w:szCs w:val="26"/>
+              </w:rPr>
+            </w:pPr>
             <w:r>
               <w:rPr>
                 <w:rFonts w:ascii="Times New Roman" w:hAnsi="Times New Roman" w:cs="Times New Roman"/>
-                <w:b/>
-                <w:sz w:val="24"/>
+                <w:sz w:val="26"/>
+                <w:szCs w:val="26"/>
               </w:rPr>
               <w:t>Trạng thái</w:t>
             </w:r>
@@ -311,11 +378,18 @@
             <w:tcW w:w="3230" w:type="dxa"/>
           </w:tcPr>
           <w:p>
+            <w:pPr>
+              <w:rPr>
+                <w:rFonts w:ascii="Times New Roman" w:hAnsi="Times New Roman" w:cs="Times New Roman"/>
+                <w:sz w:val="26"/>
+                <w:szCs w:val="26"/>
+              </w:rPr>
+            </w:pPr>
             <w:r>
               <w:rPr>
                 <w:rFonts w:ascii="Times New Roman" w:hAnsi="Times New Roman" w:cs="Times New Roman"/>
-                <w:b/>
-                <w:sz w:val="24"/>
+                <w:sz w:val="26"/>
+                <w:szCs w:val="26"/>
               </w:rPr>
               <w:t>Tiến độ</w:t>
             </w:r>
@@ -328,12 +402,20 @@
             <w:tcW w:w="3230" w:type="dxa"/>
           </w:tcPr>
           <w:p>
+            <w:pPr>
+              <w:rPr>
+                <w:rFonts w:ascii="Times New Roman" w:hAnsi="Times New Roman" w:cs="Times New Roman"/>
+                <w:sz w:val="26"/>
+                <w:szCs w:val="26"/>
+              </w:rPr>
+            </w:pPr>
             <w:r>
               <w:rPr>
                 <w:rFonts w:ascii="Times New Roman" w:hAnsi="Times New Roman" w:cs="Times New Roman"/>
-                <w:sz w:val="24"/>
-              </w:rPr>
-              <w:t>Thu thập và hợp nhất dữ liệu MTA</w:t>
+                <w:sz w:val="26"/>
+                <w:szCs w:val="26"/>
+              </w:rPr>
+              <w:t>Thu thập và hợp nhất dữ liệu MTA (Kaggle)</w:t>
             </w:r>
           </w:p>
         </w:tc>
@@ -342,10 +424,18 @@
             <w:tcW w:w="3230" w:type="dxa"/>
           </w:tcPr>
           <w:p>
+            <w:pPr>
+              <w:rPr>
+                <w:rFonts w:ascii="Times New Roman" w:hAnsi="Times New Roman" w:cs="Times New Roman"/>
+                <w:sz w:val="26"/>
+                <w:szCs w:val="26"/>
+              </w:rPr>
+            </w:pPr>
             <w:r>
               <w:rPr>
                 <w:rFonts w:ascii="Times New Roman" w:hAnsi="Times New Roman" w:cs="Times New Roman"/>
-                <w:sz w:val="24"/>
+                <w:sz w:val="26"/>
+                <w:szCs w:val="26"/>
               </w:rPr>
               <w:t>Hoàn thành</w:t>
             </w:r>
@@ -356,10 +446,18 @@
             <w:tcW w:w="3230" w:type="dxa"/>
           </w:tcPr>
           <w:p>
+            <w:pPr>
+              <w:rPr>
+                <w:rFonts w:ascii="Times New Roman" w:hAnsi="Times New Roman" w:cs="Times New Roman"/>
+                <w:sz w:val="26"/>
+                <w:szCs w:val="26"/>
+              </w:rPr>
+            </w:pPr>
             <w:r>
               <w:rPr>
                 <w:rFonts w:ascii="Times New Roman" w:hAnsi="Times New Roman" w:cs="Times New Roman"/>
-                <w:sz w:val="24"/>
+                <w:sz w:val="26"/>
+                <w:szCs w:val="26"/>
               </w:rPr>
               <w:t>100%</w:t>
             </w:r>
@@ -372,10 +470,18 @@
             <w:tcW w:w="3230" w:type="dxa"/>
           </w:tcPr>
           <w:p>
+            <w:pPr>
+              <w:rPr>
+                <w:rFonts w:ascii="Times New Roman" w:hAnsi="Times New Roman" w:cs="Times New Roman"/>
+                <w:sz w:val="26"/>
+                <w:szCs w:val="26"/>
+              </w:rPr>
+            </w:pPr>
             <w:r>
               <w:rPr>
                 <w:rFonts w:ascii="Times New Roman" w:hAnsi="Times New Roman" w:cs="Times New Roman"/>
-                <w:sz w:val="24"/>
+                <w:sz w:val="26"/>
+                <w:szCs w:val="26"/>
               </w:rPr>
               <w:t>Khám phá dữ liệu (EDA)</w:t>
             </w:r>
@@ -386,10 +492,18 @@
             <w:tcW w:w="3230" w:type="dxa"/>
           </w:tcPr>
           <w:p>
+            <w:pPr>
+              <w:rPr>
+                <w:rFonts w:ascii="Times New Roman" w:hAnsi="Times New Roman" w:cs="Times New Roman"/>
+                <w:sz w:val="26"/>
+                <w:szCs w:val="26"/>
+              </w:rPr>
+            </w:pPr>
             <w:r>
               <w:rPr>
                 <w:rFonts w:ascii="Times New Roman" w:hAnsi="Times New Roman" w:cs="Times New Roman"/>
-                <w:sz w:val="24"/>
+                <w:sz w:val="26"/>
+                <w:szCs w:val="26"/>
               </w:rPr>
               <w:t>Hoàn thành</w:t>
             </w:r>
@@ -400,10 +514,18 @@
             <w:tcW w:w="3230" w:type="dxa"/>
           </w:tcPr>
           <w:p>
+            <w:pPr>
+              <w:rPr>
+                <w:rFonts w:ascii="Times New Roman" w:hAnsi="Times New Roman" w:cs="Times New Roman"/>
+                <w:sz w:val="26"/>
+                <w:szCs w:val="26"/>
+              </w:rPr>
+            </w:pPr>
             <w:r>
               <w:rPr>
                 <w:rFonts w:ascii="Times New Roman" w:hAnsi="Times New Roman" w:cs="Times New Roman"/>
-                <w:sz w:val="24"/>
+                <w:sz w:val="26"/>
+                <w:szCs w:val="26"/>
               </w:rPr>
               <w:t>100%</w:t>
             </w:r>
@@ -416,12 +538,20 @@
             <w:tcW w:w="3230" w:type="dxa"/>
           </w:tcPr>
           <w:p>
+            <w:pPr>
+              <w:rPr>
+                <w:rFonts w:ascii="Times New Roman" w:hAnsi="Times New Roman" w:cs="Times New Roman"/>
+                <w:sz w:val="26"/>
+                <w:szCs w:val="26"/>
+              </w:rPr>
+            </w:pPr>
             <w:r>
               <w:rPr>
                 <w:rFonts w:ascii="Times New Roman" w:hAnsi="Times New Roman" w:cs="Times New Roman"/>
-                <w:sz w:val="24"/>
-              </w:rPr>
-              <w:t>Xây dựng mô hình dự báo nhu cầu (NN/Keras)</w:t>
+                <w:sz w:val="26"/>
+                <w:szCs w:val="26"/>
+              </w:rPr>
+              <w:t>Mô hình dự báo blend (MLP + HistGBM)</w:t>
             </w:r>
           </w:p>
         </w:tc>
@@ -430,10 +560,18 @@
             <w:tcW w:w="3230" w:type="dxa"/>
           </w:tcPr>
           <w:p>
+            <w:pPr>
+              <w:rPr>
+                <w:rFonts w:ascii="Times New Roman" w:hAnsi="Times New Roman" w:cs="Times New Roman"/>
+                <w:sz w:val="26"/>
+                <w:szCs w:val="26"/>
+              </w:rPr>
+            </w:pPr>
             <w:r>
               <w:rPr>
                 <w:rFonts w:ascii="Times New Roman" w:hAnsi="Times New Roman" w:cs="Times New Roman"/>
-                <w:sz w:val="24"/>
+                <w:sz w:val="26"/>
+                <w:szCs w:val="26"/>
               </w:rPr>
               <w:t>Hoàn thành</w:t>
             </w:r>
@@ -444,10 +582,18 @@
             <w:tcW w:w="3230" w:type="dxa"/>
           </w:tcPr>
           <w:p>
+            <w:pPr>
+              <w:rPr>
+                <w:rFonts w:ascii="Times New Roman" w:hAnsi="Times New Roman" w:cs="Times New Roman"/>
+                <w:sz w:val="26"/>
+                <w:szCs w:val="26"/>
+              </w:rPr>
+            </w:pPr>
             <w:r>
               <w:rPr>
                 <w:rFonts w:ascii="Times New Roman" w:hAnsi="Times New Roman" w:cs="Times New Roman"/>
-                <w:sz w:val="24"/>
+                <w:sz w:val="26"/>
+                <w:szCs w:val="26"/>
               </w:rPr>
               <w:t>100%</w:t>
             </w:r>
@@ -460,12 +606,20 @@
             <w:tcW w:w="3230" w:type="dxa"/>
           </w:tcPr>
           <w:p>
+            <w:pPr>
+              <w:rPr>
+                <w:rFonts w:ascii="Times New Roman" w:hAnsi="Times New Roman" w:cs="Times New Roman"/>
+                <w:sz w:val="26"/>
+                <w:szCs w:val="26"/>
+              </w:rPr>
+            </w:pPr>
             <w:r>
               <w:rPr>
                 <w:rFonts w:ascii="Times New Roman" w:hAnsi="Times New Roman" w:cs="Times New Roman"/>
-                <w:sz w:val="24"/>
-              </w:rPr>
-              <w:t>Dựng lịch baseline từ GTFS</w:t>
+                <w:sz w:val="26"/>
+                <w:szCs w:val="26"/>
+              </w:rPr>
+              <w:t>Mạng chuyển tiếp demand spillover</w:t>
             </w:r>
           </w:p>
         </w:tc>
@@ -474,10 +628,18 @@
             <w:tcW w:w="3230" w:type="dxa"/>
           </w:tcPr>
           <w:p>
+            <w:pPr>
+              <w:rPr>
+                <w:rFonts w:ascii="Times New Roman" w:hAnsi="Times New Roman" w:cs="Times New Roman"/>
+                <w:sz w:val="26"/>
+                <w:szCs w:val="26"/>
+              </w:rPr>
+            </w:pPr>
             <w:r>
               <w:rPr>
                 <w:rFonts w:ascii="Times New Roman" w:hAnsi="Times New Roman" w:cs="Times New Roman"/>
-                <w:sz w:val="24"/>
+                <w:sz w:val="26"/>
+                <w:szCs w:val="26"/>
               </w:rPr>
               <w:t>Hoàn thành</w:t>
             </w:r>
@@ -488,10 +650,18 @@
             <w:tcW w:w="3230" w:type="dxa"/>
           </w:tcPr>
           <w:p>
+            <w:pPr>
+              <w:rPr>
+                <w:rFonts w:ascii="Times New Roman" w:hAnsi="Times New Roman" w:cs="Times New Roman"/>
+                <w:sz w:val="26"/>
+                <w:szCs w:val="26"/>
+              </w:rPr>
+            </w:pPr>
             <w:r>
               <w:rPr>
                 <w:rFonts w:ascii="Times New Roman" w:hAnsi="Times New Roman" w:cs="Times New Roman"/>
-                <w:sz w:val="24"/>
+                <w:sz w:val="26"/>
+                <w:szCs w:val="26"/>
               </w:rPr>
               <w:t>100%</w:t>
             </w:r>
@@ -504,12 +674,20 @@
             <w:tcW w:w="3230" w:type="dxa"/>
           </w:tcPr>
           <w:p>
+            <w:pPr>
+              <w:rPr>
+                <w:rFonts w:ascii="Times New Roman" w:hAnsi="Times New Roman" w:cs="Times New Roman"/>
+                <w:sz w:val="26"/>
+                <w:szCs w:val="26"/>
+              </w:rPr>
+            </w:pPr>
             <w:r>
               <w:rPr>
                 <w:rFonts w:ascii="Times New Roman" w:hAnsi="Times New Roman" w:cs="Times New Roman"/>
-                <w:sz w:val="24"/>
-              </w:rPr>
-              <w:t>Mô hình hóa bài toán tối ưu (wait + λ×trips)</w:t>
+                <w:sz w:val="26"/>
+                <w:szCs w:val="26"/>
+              </w:rPr>
+              <w:t>Định lượng uncertainty (MC Dropout, Quantile GBM)</w:t>
             </w:r>
           </w:p>
         </w:tc>
@@ -518,10 +696,18 @@
             <w:tcW w:w="3230" w:type="dxa"/>
           </w:tcPr>
           <w:p>
+            <w:pPr>
+              <w:rPr>
+                <w:rFonts w:ascii="Times New Roman" w:hAnsi="Times New Roman" w:cs="Times New Roman"/>
+                <w:sz w:val="26"/>
+                <w:szCs w:val="26"/>
+              </w:rPr>
+            </w:pPr>
             <w:r>
               <w:rPr>
                 <w:rFonts w:ascii="Times New Roman" w:hAnsi="Times New Roman" w:cs="Times New Roman"/>
-                <w:sz w:val="24"/>
+                <w:sz w:val="26"/>
+                <w:szCs w:val="26"/>
               </w:rPr>
               <w:t>Hoàn thành</w:t>
             </w:r>
@@ -532,10 +718,18 @@
             <w:tcW w:w="3230" w:type="dxa"/>
           </w:tcPr>
           <w:p>
+            <w:pPr>
+              <w:rPr>
+                <w:rFonts w:ascii="Times New Roman" w:hAnsi="Times New Roman" w:cs="Times New Roman"/>
+                <w:sz w:val="26"/>
+                <w:szCs w:val="26"/>
+              </w:rPr>
+            </w:pPr>
             <w:r>
               <w:rPr>
                 <w:rFonts w:ascii="Times New Roman" w:hAnsi="Times New Roman" w:cs="Times New Roman"/>
-                <w:sz w:val="24"/>
+                <w:sz w:val="26"/>
+                <w:szCs w:val="26"/>
               </w:rPr>
               <w:t>100%</w:t>
             </w:r>
@@ -548,12 +742,20 @@
             <w:tcW w:w="3230" w:type="dxa"/>
           </w:tcPr>
           <w:p>
+            <w:pPr>
+              <w:rPr>
+                <w:rFonts w:ascii="Times New Roman" w:hAnsi="Times New Roman" w:cs="Times New Roman"/>
+                <w:sz w:val="26"/>
+                <w:szCs w:val="26"/>
+              </w:rPr>
+            </w:pPr>
             <w:r>
               <w:rPr>
                 <w:rFonts w:ascii="Times New Roman" w:hAnsi="Times New Roman" w:cs="Times New Roman"/>
-                <w:sz w:val="24"/>
-              </w:rPr>
-              <w:t>Thuật toán tối ưu analytical per-slot</w:t>
+                <w:sz w:val="26"/>
+                <w:szCs w:val="26"/>
+              </w:rPr>
+              <w:t>Dựng lịch baseline từ GTFS</w:t>
             </w:r>
           </w:p>
         </w:tc>
@@ -562,10 +764,18 @@
             <w:tcW w:w="3230" w:type="dxa"/>
           </w:tcPr>
           <w:p>
+            <w:pPr>
+              <w:rPr>
+                <w:rFonts w:ascii="Times New Roman" w:hAnsi="Times New Roman" w:cs="Times New Roman"/>
+                <w:sz w:val="26"/>
+                <w:szCs w:val="26"/>
+              </w:rPr>
+            </w:pPr>
             <w:r>
               <w:rPr>
                 <w:rFonts w:ascii="Times New Roman" w:hAnsi="Times New Roman" w:cs="Times New Roman"/>
-                <w:sz w:val="24"/>
+                <w:sz w:val="26"/>
+                <w:szCs w:val="26"/>
               </w:rPr>
               <w:t>Hoàn thành</w:t>
             </w:r>
@@ -576,10 +786,18 @@
             <w:tcW w:w="3230" w:type="dxa"/>
           </w:tcPr>
           <w:p>
+            <w:pPr>
+              <w:rPr>
+                <w:rFonts w:ascii="Times New Roman" w:hAnsi="Times New Roman" w:cs="Times New Roman"/>
+                <w:sz w:val="26"/>
+                <w:szCs w:val="26"/>
+              </w:rPr>
+            </w:pPr>
             <w:r>
               <w:rPr>
                 <w:rFonts w:ascii="Times New Roman" w:hAnsi="Times New Roman" w:cs="Times New Roman"/>
-                <w:sz w:val="24"/>
+                <w:sz w:val="26"/>
+                <w:szCs w:val="26"/>
               </w:rPr>
               <w:t>100%</w:t>
             </w:r>
@@ -592,12 +810,21 @@
             <w:tcW w:w="3230" w:type="dxa"/>
           </w:tcPr>
           <w:p>
+            <w:pPr>
+              <w:rPr>
+                <w:rFonts w:ascii="Times New Roman" w:hAnsi="Times New Roman" w:cs="Times New Roman"/>
+                <w:sz w:val="26"/>
+                <w:szCs w:val="26"/>
+              </w:rPr>
+            </w:pPr>
             <w:r>
               <w:rPr>
                 <w:rFonts w:ascii="Times New Roman" w:hAnsi="Times New Roman" w:cs="Times New Roman"/>
-                <w:sz w:val="24"/>
-              </w:rPr>
-              <w:t>Thực nghiệm 3 kịch bản (weekday/weekend/rainy)</w:t>
+                <w:sz w:val="26"/>
+                <w:szCs w:val="26"/>
+              </w:rPr>
+              <w:lastRenderedPageBreak/>
+              <w:t>Mô hình hóa bài toán tối ưu (wait + λ×trips)</w:t>
             </w:r>
           </w:p>
         </w:tc>
@@ -606,10 +833,18 @@
             <w:tcW w:w="3230" w:type="dxa"/>
           </w:tcPr>
           <w:p>
+            <w:pPr>
+              <w:rPr>
+                <w:rFonts w:ascii="Times New Roman" w:hAnsi="Times New Roman" w:cs="Times New Roman"/>
+                <w:sz w:val="26"/>
+                <w:szCs w:val="26"/>
+              </w:rPr>
+            </w:pPr>
             <w:r>
               <w:rPr>
                 <w:rFonts w:ascii="Times New Roman" w:hAnsi="Times New Roman" w:cs="Times New Roman"/>
-                <w:sz w:val="24"/>
+                <w:sz w:val="26"/>
+                <w:szCs w:val="26"/>
               </w:rPr>
               <w:t>Hoàn thành</w:t>
             </w:r>
@@ -620,10 +855,18 @@
             <w:tcW w:w="3230" w:type="dxa"/>
           </w:tcPr>
           <w:p>
+            <w:pPr>
+              <w:rPr>
+                <w:rFonts w:ascii="Times New Roman" w:hAnsi="Times New Roman" w:cs="Times New Roman"/>
+                <w:sz w:val="26"/>
+                <w:szCs w:val="26"/>
+              </w:rPr>
+            </w:pPr>
             <w:r>
               <w:rPr>
                 <w:rFonts w:ascii="Times New Roman" w:hAnsi="Times New Roman" w:cs="Times New Roman"/>
-                <w:sz w:val="24"/>
+                <w:sz w:val="26"/>
+                <w:szCs w:val="26"/>
               </w:rPr>
               <w:t>100%</w:t>
             </w:r>
@@ -636,12 +879,20 @@
             <w:tcW w:w="3230" w:type="dxa"/>
           </w:tcPr>
           <w:p>
+            <w:pPr>
+              <w:rPr>
+                <w:rFonts w:ascii="Times New Roman" w:hAnsi="Times New Roman" w:cs="Times New Roman"/>
+                <w:sz w:val="26"/>
+                <w:szCs w:val="26"/>
+              </w:rPr>
+            </w:pPr>
             <w:r>
               <w:rPr>
                 <w:rFonts w:ascii="Times New Roman" w:hAnsi="Times New Roman" w:cs="Times New Roman"/>
-                <w:sz w:val="24"/>
-              </w:rPr>
-              <w:t>Phân tích độ nhạy tham số λ</w:t>
+                <w:sz w:val="26"/>
+                <w:szCs w:val="26"/>
+              </w:rPr>
+              <w:t>Thuật toán tối ưu analytical per-slot</w:t>
             </w:r>
           </w:p>
         </w:tc>
@@ -650,10 +901,18 @@
             <w:tcW w:w="3230" w:type="dxa"/>
           </w:tcPr>
           <w:p>
+            <w:pPr>
+              <w:rPr>
+                <w:rFonts w:ascii="Times New Roman" w:hAnsi="Times New Roman" w:cs="Times New Roman"/>
+                <w:sz w:val="26"/>
+                <w:szCs w:val="26"/>
+              </w:rPr>
+            </w:pPr>
             <w:r>
               <w:rPr>
                 <w:rFonts w:ascii="Times New Roman" w:hAnsi="Times New Roman" w:cs="Times New Roman"/>
-                <w:sz w:val="24"/>
+                <w:sz w:val="26"/>
+                <w:szCs w:val="26"/>
               </w:rPr>
               <w:t>Hoàn thành</w:t>
             </w:r>
@@ -664,10 +923,18 @@
             <w:tcW w:w="3230" w:type="dxa"/>
           </w:tcPr>
           <w:p>
+            <w:pPr>
+              <w:rPr>
+                <w:rFonts w:ascii="Times New Roman" w:hAnsi="Times New Roman" w:cs="Times New Roman"/>
+                <w:sz w:val="26"/>
+                <w:szCs w:val="26"/>
+              </w:rPr>
+            </w:pPr>
             <w:r>
               <w:rPr>
                 <w:rFonts w:ascii="Times New Roman" w:hAnsi="Times New Roman" w:cs="Times New Roman"/>
-                <w:sz w:val="24"/>
+                <w:sz w:val="26"/>
+                <w:szCs w:val="26"/>
               </w:rPr>
               <w:t>100%</w:t>
             </w:r>
@@ -680,12 +947,20 @@
             <w:tcW w:w="3230" w:type="dxa"/>
           </w:tcPr>
           <w:p>
+            <w:pPr>
+              <w:rPr>
+                <w:rFonts w:ascii="Times New Roman" w:hAnsi="Times New Roman" w:cs="Times New Roman"/>
+                <w:sz w:val="26"/>
+                <w:szCs w:val="26"/>
+              </w:rPr>
+            </w:pPr>
             <w:r>
               <w:rPr>
                 <w:rFonts w:ascii="Times New Roman" w:hAnsi="Times New Roman" w:cs="Times New Roman"/>
-                <w:sz w:val="24"/>
-              </w:rPr>
-              <w:t>Suy luận lịch trình mẫu 2026 (Open-Meteo)</w:t>
+                <w:sz w:val="26"/>
+                <w:szCs w:val="26"/>
+              </w:rPr>
+              <w:t>Thực nghiệm 3 kịch bản (weekday/weekend/rainy)</w:t>
             </w:r>
           </w:p>
         </w:tc>
@@ -694,10 +969,18 @@
             <w:tcW w:w="3230" w:type="dxa"/>
           </w:tcPr>
           <w:p>
+            <w:pPr>
+              <w:rPr>
+                <w:rFonts w:ascii="Times New Roman" w:hAnsi="Times New Roman" w:cs="Times New Roman"/>
+                <w:sz w:val="26"/>
+                <w:szCs w:val="26"/>
+              </w:rPr>
+            </w:pPr>
             <w:r>
               <w:rPr>
                 <w:rFonts w:ascii="Times New Roman" w:hAnsi="Times New Roman" w:cs="Times New Roman"/>
-                <w:sz w:val="24"/>
+                <w:sz w:val="26"/>
+                <w:szCs w:val="26"/>
               </w:rPr>
               <w:t>Hoàn thành</w:t>
             </w:r>
@@ -708,10 +991,18 @@
             <w:tcW w:w="3230" w:type="dxa"/>
           </w:tcPr>
           <w:p>
+            <w:pPr>
+              <w:rPr>
+                <w:rFonts w:ascii="Times New Roman" w:hAnsi="Times New Roman" w:cs="Times New Roman"/>
+                <w:sz w:val="26"/>
+                <w:szCs w:val="26"/>
+              </w:rPr>
+            </w:pPr>
             <w:r>
               <w:rPr>
                 <w:rFonts w:ascii="Times New Roman" w:hAnsi="Times New Roman" w:cs="Times New Roman"/>
-                <w:sz w:val="24"/>
+                <w:sz w:val="26"/>
+                <w:szCs w:val="26"/>
               </w:rPr>
               <w:t>100%</w:t>
             </w:r>
@@ -724,20 +1015,20 @@
             <w:tcW w:w="3230" w:type="dxa"/>
           </w:tcPr>
           <w:p>
+            <w:pPr>
+              <w:rPr>
+                <w:rFonts w:ascii="Times New Roman" w:hAnsi="Times New Roman" w:cs="Times New Roman"/>
+                <w:sz w:val="26"/>
+                <w:szCs w:val="26"/>
+              </w:rPr>
+            </w:pPr>
             <w:r>
               <w:rPr>
                 <w:rFonts w:ascii="Times New Roman" w:hAnsi="Times New Roman" w:cs="Times New Roman"/>
-                <w:sz w:val="24"/>
-              </w:rPr>
-              <w:t xml:space="preserve">Notebook single-route (demo </w:t>
-            </w:r>
-            <w:r>
-              <w:rPr>
-                <w:rFonts w:ascii="Times New Roman" w:hAnsi="Times New Roman" w:cs="Times New Roman"/>
-                <w:sz w:val="24"/>
-              </w:rPr>
-              <w:lastRenderedPageBreak/>
-              <w:t>thu hẹp phạm vi)</w:t>
+                <w:sz w:val="26"/>
+                <w:szCs w:val="26"/>
+              </w:rPr>
+              <w:t>Phân tích Pareto frontier &amp; độ nhạy λ</w:t>
             </w:r>
           </w:p>
         </w:tc>
@@ -746,12 +1037,19 @@
             <w:tcW w:w="3230" w:type="dxa"/>
           </w:tcPr>
           <w:p>
+            <w:pPr>
+              <w:rPr>
+                <w:rFonts w:ascii="Times New Roman" w:hAnsi="Times New Roman" w:cs="Times New Roman"/>
+                <w:sz w:val="26"/>
+                <w:szCs w:val="26"/>
+              </w:rPr>
+            </w:pPr>
             <w:r>
               <w:rPr>
                 <w:rFonts w:ascii="Times New Roman" w:hAnsi="Times New Roman" w:cs="Times New Roman"/>
-                <w:sz w:val="24"/>
-              </w:rPr>
-              <w:lastRenderedPageBreak/>
+                <w:sz w:val="26"/>
+                <w:szCs w:val="26"/>
+              </w:rPr>
               <w:t>Hoàn thành</w:t>
             </w:r>
           </w:p>
@@ -761,10 +1059,18 @@
             <w:tcW w:w="3230" w:type="dxa"/>
           </w:tcPr>
           <w:p>
+            <w:pPr>
+              <w:rPr>
+                <w:rFonts w:ascii="Times New Roman" w:hAnsi="Times New Roman" w:cs="Times New Roman"/>
+                <w:sz w:val="26"/>
+                <w:szCs w:val="26"/>
+              </w:rPr>
+            </w:pPr>
             <w:r>
               <w:rPr>
                 <w:rFonts w:ascii="Times New Roman" w:hAnsi="Times New Roman" w:cs="Times New Roman"/>
-                <w:sz w:val="24"/>
+                <w:sz w:val="26"/>
+                <w:szCs w:val="26"/>
               </w:rPr>
               <w:t>100%</w:t>
             </w:r>
@@ -777,12 +1083,20 @@
             <w:tcW w:w="3230" w:type="dxa"/>
           </w:tcPr>
           <w:p>
+            <w:pPr>
+              <w:rPr>
+                <w:rFonts w:ascii="Times New Roman" w:hAnsi="Times New Roman" w:cs="Times New Roman"/>
+                <w:sz w:val="26"/>
+                <w:szCs w:val="26"/>
+              </w:rPr>
+            </w:pPr>
             <w:r>
               <w:rPr>
                 <w:rFonts w:ascii="Times New Roman" w:hAnsi="Times New Roman" w:cs="Times New Roman"/>
-                <w:sz w:val="24"/>
-              </w:rPr>
-              <w:t>Nghiên cứu GA + Tabu Search (tùy chọn)</w:t>
+                <w:sz w:val="26"/>
+                <w:szCs w:val="26"/>
+              </w:rPr>
+              <w:t>Xuất artifact ui_export cho demo</w:t>
             </w:r>
           </w:p>
         </w:tc>
@@ -791,12 +1105,20 @@
             <w:tcW w:w="3230" w:type="dxa"/>
           </w:tcPr>
           <w:p>
+            <w:pPr>
+              <w:rPr>
+                <w:rFonts w:ascii="Times New Roman" w:hAnsi="Times New Roman" w:cs="Times New Roman"/>
+                <w:sz w:val="26"/>
+                <w:szCs w:val="26"/>
+              </w:rPr>
+            </w:pPr>
             <w:r>
               <w:rPr>
                 <w:rFonts w:ascii="Times New Roman" w:hAnsi="Times New Roman" w:cs="Times New Roman"/>
-                <w:sz w:val="24"/>
-              </w:rPr>
-              <w:t>Đang nghiên cứu</w:t>
+                <w:sz w:val="26"/>
+                <w:szCs w:val="26"/>
+              </w:rPr>
+              <w:t>Hoàn thành</w:t>
             </w:r>
           </w:p>
         </w:tc>
@@ -805,12 +1127,20 @@
             <w:tcW w:w="3230" w:type="dxa"/>
           </w:tcPr>
           <w:p>
+            <w:pPr>
+              <w:rPr>
+                <w:rFonts w:ascii="Times New Roman" w:hAnsi="Times New Roman" w:cs="Times New Roman"/>
+                <w:sz w:val="26"/>
+                <w:szCs w:val="26"/>
+              </w:rPr>
+            </w:pPr>
             <w:r>
               <w:rPr>
                 <w:rFonts w:ascii="Times New Roman" w:hAnsi="Times New Roman" w:cs="Times New Roman"/>
-                <w:sz w:val="24"/>
-              </w:rPr>
-              <w:t>30%</w:t>
+                <w:sz w:val="26"/>
+                <w:szCs w:val="26"/>
+              </w:rPr>
+              <w:t>100%</w:t>
             </w:r>
           </w:p>
         </w:tc>
@@ -821,12 +1151,20 @@
             <w:tcW w:w="3230" w:type="dxa"/>
           </w:tcPr>
           <w:p>
+            <w:pPr>
+              <w:rPr>
+                <w:rFonts w:ascii="Times New Roman" w:hAnsi="Times New Roman" w:cs="Times New Roman"/>
+                <w:sz w:val="26"/>
+                <w:szCs w:val="26"/>
+              </w:rPr>
+            </w:pPr>
             <w:r>
               <w:rPr>
                 <w:rFonts w:ascii="Times New Roman" w:hAnsi="Times New Roman" w:cs="Times New Roman"/>
-                <w:sz w:val="24"/>
-              </w:rPr>
-              <w:t>Viết báo cáo đồ án tốt nghiệp</w:t>
+                <w:sz w:val="26"/>
+                <w:szCs w:val="26"/>
+              </w:rPr>
+              <w:t>Notebook single-route (demo thu hẹp phạm vi)</w:t>
             </w:r>
           </w:p>
         </w:tc>
@@ -835,12 +1173,20 @@
             <w:tcW w:w="3230" w:type="dxa"/>
           </w:tcPr>
           <w:p>
+            <w:pPr>
+              <w:rPr>
+                <w:rFonts w:ascii="Times New Roman" w:hAnsi="Times New Roman" w:cs="Times New Roman"/>
+                <w:sz w:val="26"/>
+                <w:szCs w:val="26"/>
+              </w:rPr>
+            </w:pPr>
             <w:r>
               <w:rPr>
                 <w:rFonts w:ascii="Times New Roman" w:hAnsi="Times New Roman" w:cs="Times New Roman"/>
-                <w:sz w:val="24"/>
-              </w:rPr>
-              <w:t>Đang thực hiện</w:t>
+                <w:sz w:val="26"/>
+                <w:szCs w:val="26"/>
+              </w:rPr>
+              <w:t>Hoàn thành</w:t>
             </w:r>
           </w:p>
         </w:tc>
@@ -849,12 +1195,20 @@
             <w:tcW w:w="3230" w:type="dxa"/>
           </w:tcPr>
           <w:p>
+            <w:pPr>
+              <w:rPr>
+                <w:rFonts w:ascii="Times New Roman" w:hAnsi="Times New Roman" w:cs="Times New Roman"/>
+                <w:sz w:val="26"/>
+                <w:szCs w:val="26"/>
+              </w:rPr>
+            </w:pPr>
             <w:r>
               <w:rPr>
                 <w:rFonts w:ascii="Times New Roman" w:hAnsi="Times New Roman" w:cs="Times New Roman"/>
-                <w:sz w:val="24"/>
-              </w:rPr>
-              <w:t>40%</w:t>
+                <w:sz w:val="26"/>
+                <w:szCs w:val="26"/>
+              </w:rPr>
+              <w:t>100%</w:t>
             </w:r>
           </w:p>
         </w:tc>
@@ -865,10 +1219,150 @@
             <w:tcW w:w="3230" w:type="dxa"/>
           </w:tcPr>
           <w:p>
+            <w:pPr>
+              <w:rPr>
+                <w:rFonts w:ascii="Times New Roman" w:hAnsi="Times New Roman" w:cs="Times New Roman"/>
+                <w:sz w:val="26"/>
+                <w:szCs w:val="26"/>
+              </w:rPr>
+            </w:pPr>
+            <w:proofErr w:type="spellStart"/>
             <w:r>
               <w:rPr>
                 <w:rFonts w:ascii="Times New Roman" w:hAnsi="Times New Roman" w:cs="Times New Roman"/>
-                <w:sz w:val="24"/>
+                <w:sz w:val="26"/>
+                <w:szCs w:val="26"/>
+              </w:rPr>
+              <w:t>Viết</w:t>
+            </w:r>
+            <w:proofErr w:type="spellEnd"/>
+            <w:r>
+              <w:rPr>
+                <w:rFonts w:ascii="Times New Roman" w:hAnsi="Times New Roman" w:cs="Times New Roman"/>
+                <w:sz w:val="26"/>
+                <w:szCs w:val="26"/>
+              </w:rPr>
+              <w:t xml:space="preserve"> </w:t>
+            </w:r>
+            <w:proofErr w:type="spellStart"/>
+            <w:r>
+              <w:rPr>
+                <w:rFonts w:ascii="Times New Roman" w:hAnsi="Times New Roman" w:cs="Times New Roman"/>
+                <w:sz w:val="26"/>
+                <w:szCs w:val="26"/>
+              </w:rPr>
+              <w:t>báo</w:t>
+            </w:r>
+            <w:proofErr w:type="spellEnd"/>
+            <w:r>
+              <w:rPr>
+                <w:rFonts w:ascii="Times New Roman" w:hAnsi="Times New Roman" w:cs="Times New Roman"/>
+                <w:sz w:val="26"/>
+                <w:szCs w:val="26"/>
+              </w:rPr>
+              <w:t xml:space="preserve"> </w:t>
+            </w:r>
+            <w:proofErr w:type="spellStart"/>
+            <w:r>
+              <w:rPr>
+                <w:rFonts w:ascii="Times New Roman" w:hAnsi="Times New Roman" w:cs="Times New Roman"/>
+                <w:sz w:val="26"/>
+                <w:szCs w:val="26"/>
+              </w:rPr>
+              <w:t>cáo</w:t>
+            </w:r>
+            <w:proofErr w:type="spellEnd"/>
+            <w:r>
+              <w:rPr>
+                <w:rFonts w:ascii="Times New Roman" w:hAnsi="Times New Roman" w:cs="Times New Roman"/>
+                <w:sz w:val="26"/>
+                <w:szCs w:val="26"/>
+              </w:rPr>
+              <w:t xml:space="preserve"> </w:t>
+            </w:r>
+            <w:proofErr w:type="spellStart"/>
+            <w:r>
+              <w:rPr>
+                <w:rFonts w:ascii="Times New Roman" w:hAnsi="Times New Roman" w:cs="Times New Roman"/>
+                <w:sz w:val="26"/>
+                <w:szCs w:val="26"/>
+              </w:rPr>
+              <w:t>đồ</w:t>
+            </w:r>
+            <w:proofErr w:type="spellEnd"/>
+            <w:r>
+              <w:rPr>
+                <w:rFonts w:ascii="Times New Roman" w:hAnsi="Times New Roman" w:cs="Times New Roman"/>
+                <w:sz w:val="26"/>
+                <w:szCs w:val="26"/>
+              </w:rPr>
+              <w:t xml:space="preserve"> án tốt nghiệp</w:t>
+            </w:r>
+          </w:p>
+        </w:tc>
+        <w:tc>
+          <w:tcPr>
+            <w:tcW w:w="3230" w:type="dxa"/>
+          </w:tcPr>
+          <w:p>
+            <w:pPr>
+              <w:rPr>
+                <w:rFonts w:ascii="Times New Roman" w:hAnsi="Times New Roman" w:cs="Times New Roman"/>
+                <w:sz w:val="26"/>
+                <w:szCs w:val="26"/>
+              </w:rPr>
+            </w:pPr>
+            <w:r>
+              <w:rPr>
+                <w:rFonts w:ascii="Times New Roman" w:hAnsi="Times New Roman" w:cs="Times New Roman"/>
+                <w:sz w:val="26"/>
+                <w:szCs w:val="26"/>
+              </w:rPr>
+              <w:t>Đang thực hiện</w:t>
+            </w:r>
+          </w:p>
+        </w:tc>
+        <w:tc>
+          <w:tcPr>
+            <w:tcW w:w="3230" w:type="dxa"/>
+          </w:tcPr>
+          <w:p>
+            <w:pPr>
+              <w:rPr>
+                <w:rFonts w:ascii="Times New Roman" w:hAnsi="Times New Roman" w:cs="Times New Roman"/>
+                <w:sz w:val="26"/>
+                <w:szCs w:val="26"/>
+              </w:rPr>
+            </w:pPr>
+            <w:r>
+              <w:rPr>
+                <w:rFonts w:ascii="Times New Roman" w:hAnsi="Times New Roman" w:cs="Times New Roman"/>
+                <w:sz w:val="26"/>
+                <w:szCs w:val="26"/>
+              </w:rPr>
+              <w:t>50%</w:t>
+            </w:r>
+          </w:p>
+        </w:tc>
+      </w:tr>
+      <w:tr>
+        <w:tc>
+          <w:tcPr>
+            <w:tcW w:w="3230" w:type="dxa"/>
+          </w:tcPr>
+          <w:p>
+            <w:pPr>
+              <w:rPr>
+                <w:rFonts w:ascii="Times New Roman" w:hAnsi="Times New Roman" w:cs="Times New Roman"/>
+                <w:sz w:val="26"/>
+                <w:szCs w:val="26"/>
+              </w:rPr>
+            </w:pPr>
+            <w:r>
+              <w:rPr>
+                <w:rFonts w:ascii="Times New Roman" w:hAnsi="Times New Roman" w:cs="Times New Roman"/>
+                <w:sz w:val="26"/>
+                <w:szCs w:val="26"/>
               </w:rPr>
               <w:t>Chuẩn bị slide bảo vệ</w:t>
             </w:r>
@@ -879,10 +1373,18 @@
             <w:tcW w:w="3230" w:type="dxa"/>
           </w:tcPr>
           <w:p>
+            <w:pPr>
+              <w:rPr>
+                <w:rFonts w:ascii="Times New Roman" w:hAnsi="Times New Roman" w:cs="Times New Roman"/>
+                <w:sz w:val="26"/>
+                <w:szCs w:val="26"/>
+              </w:rPr>
+            </w:pPr>
             <w:r>
               <w:rPr>
                 <w:rFonts w:ascii="Times New Roman" w:hAnsi="Times New Roman" w:cs="Times New Roman"/>
-                <w:sz w:val="24"/>
+                <w:sz w:val="26"/>
+                <w:szCs w:val="26"/>
               </w:rPr>
               <w:t>Chưa bắt đầu</w:t>
             </w:r>
@@ -893,10 +1395,18 @@
             <w:tcW w:w="3230" w:type="dxa"/>
           </w:tcPr>
           <w:p>
+            <w:pPr>
+              <w:rPr>
+                <w:rFonts w:ascii="Times New Roman" w:hAnsi="Times New Roman" w:cs="Times New Roman"/>
+                <w:sz w:val="26"/>
+                <w:szCs w:val="26"/>
+              </w:rPr>
+            </w:pPr>
             <w:r>
               <w:rPr>
                 <w:rFonts w:ascii="Times New Roman" w:hAnsi="Times New Roman" w:cs="Times New Roman"/>
-                <w:sz w:val="24"/>
+                <w:sz w:val="26"/>
+                <w:szCs w:val="26"/>
               </w:rPr>
               <w:t>0%</w:t>
             </w:r>
@@ -904,16 +1414,30 @@
         </w:tc>
       </w:tr>
     </w:tbl>
-    <w:p/>
+    <w:p>
+      <w:pPr>
+        <w:rPr>
+          <w:rFonts w:ascii="Times New Roman" w:hAnsi="Times New Roman" w:cs="Times New Roman"/>
+          <w:sz w:val="26"/>
+          <w:szCs w:val="26"/>
+        </w:rPr>
+      </w:pPr>
+    </w:p>
     <w:p>
       <w:pPr>
         <w:spacing w:after="80"/>
+        <w:rPr>
+          <w:rFonts w:ascii="Times New Roman" w:hAnsi="Times New Roman" w:cs="Times New Roman"/>
+          <w:sz w:val="26"/>
+          <w:szCs w:val="26"/>
+        </w:rPr>
       </w:pPr>
       <w:r>
         <w:rPr>
           <w:rFonts w:ascii="Times New Roman" w:hAnsi="Times New Roman" w:cs="Times New Roman"/>
           <w:b/>
-          <w:sz w:val="28"/>
+          <w:sz w:val="26"/>
+          <w:szCs w:val="26"/>
         </w:rPr>
         <w:t>2.1. Chi tiết các hạng mục đã hoàn thành</w:t>
       </w:r>
@@ -924,13 +1448,19 @@
         <w:spacing w:after="60"/>
         <w:ind w:left="567"/>
         <w:jc w:val="both"/>
+        <w:rPr>
+          <w:rFonts w:ascii="Times New Roman" w:hAnsi="Times New Roman" w:cs="Times New Roman"/>
+          <w:sz w:val="26"/>
+          <w:szCs w:val="26"/>
+        </w:rPr>
       </w:pPr>
       <w:r>
         <w:rPr>
           <w:rFonts w:ascii="Times New Roman" w:hAnsi="Times New Roman" w:cs="Times New Roman"/>
           <w:sz w:val="26"/>
-        </w:rPr>
-        <w:t>Hợp nhất ridership.csv, factors_hourly.csv, routes_by_station_complex.csv, GTFS schedule_current và train_manifest.json.</w:t>
+          <w:szCs w:val="26"/>
+        </w:rPr>
+        <w:t>Hợp nhất ridership.csv, factors_hourly.csv, routes_by_station_complex.csv, GTFS schedule_current và train_manifest.json từ bộ dữ liệu Kaggle mta-subway-ny.</w:t>
       </w:r>
     </w:p>
     <w:p>
@@ -939,13 +1469,19 @@
         <w:spacing w:after="60"/>
         <w:ind w:left="567"/>
         <w:jc w:val="both"/>
+        <w:rPr>
+          <w:rFonts w:ascii="Times New Roman" w:hAnsi="Times New Roman" w:cs="Times New Roman"/>
+          <w:sz w:val="26"/>
+          <w:szCs w:val="26"/>
+        </w:rPr>
       </w:pPr>
       <w:r>
         <w:rPr>
           <w:rFonts w:ascii="Times New Roman" w:hAnsi="Times New Roman" w:cs="Times New Roman"/>
           <w:sz w:val="26"/>
-        </w:rPr>
-        <w:t>Notebook chính mta_schedule_optimization.ipynb chạy end-to-end, xuất artifact CSV/JSON/biểu đồ vào notebooks/outputs/.</w:t>
+          <w:szCs w:val="26"/>
+        </w:rPr>
+        <w:t>Notebook chính mta_schedule_optimization_kaggle.ipynb chạy end-to-end trên Kaggle (GPU), xuất CSV/JSON/biểu đồ vào notebooks/outputs_kaggle/; gói ui_export phục vụ demo suy luận.</w:t>
       </w:r>
     </w:p>
     <w:p>
@@ -954,13 +1490,19 @@
         <w:spacing w:after="60"/>
         <w:ind w:left="567"/>
         <w:jc w:val="both"/>
+        <w:rPr>
+          <w:rFonts w:ascii="Times New Roman" w:hAnsi="Times New Roman" w:cs="Times New Roman"/>
+          <w:sz w:val="26"/>
+          <w:szCs w:val="26"/>
+        </w:rPr>
       </w:pPr>
       <w:r>
         <w:rPr>
           <w:rFonts w:ascii="Times New Roman" w:hAnsi="Times New Roman" w:cs="Times New Roman"/>
           <w:sz w:val="26"/>
-        </w:rPr>
-        <w:t>Mô hình Neural Network với embedding tuyến, feature thời tiết/lịch và residual trên log_baseline.</w:t>
+          <w:szCs w:val="26"/>
+        </w:rPr>
+        <w:t>Mô hình dự báo blend: MLP (Keras, embedding tuyến, feature thời tiết/lịch, residual trên log_baseline) kết hợp HistGBM; trọng số MLP=0,8 trên hold-out autumn_2025.</w:t>
       </w:r>
     </w:p>
     <w:p>
@@ -969,13 +1511,19 @@
         <w:spacing w:after="60"/>
         <w:ind w:left="567"/>
         <w:jc w:val="both"/>
+        <w:rPr>
+          <w:rFonts w:ascii="Times New Roman" w:hAnsi="Times New Roman" w:cs="Times New Roman"/>
+          <w:sz w:val="26"/>
+          <w:szCs w:val="26"/>
+        </w:rPr>
       </w:pPr>
       <w:r>
         <w:rPr>
           <w:rFonts w:ascii="Times New Roman" w:hAnsi="Times New Roman" w:cs="Times New Roman"/>
           <w:sz w:val="26"/>
-        </w:rPr>
-        <w:t>Tối ưu analytical per-slot với auto-chọn λ theo mục tiêu balanced (wait 60% / cost 40%).</w:t>
+          <w:szCs w:val="26"/>
+        </w:rPr>
+        <w:t>Tối ưu analytical per-slot với auto-chọn λ theo mục tiêu balanced (wait 60% / cost 40%); λ_opt ≈ 446 (Pareto knee), λ_used theo kịch bản: weekday_peak 1.380, weekend 672, rainy_day 1.519.</w:t>
       </w:r>
     </w:p>
     <w:p>
@@ -984,13 +1532,19 @@
         <w:spacing w:after="60"/>
         <w:ind w:left="567"/>
         <w:jc w:val="both"/>
+        <w:rPr>
+          <w:rFonts w:ascii="Times New Roman" w:hAnsi="Times New Roman" w:cs="Times New Roman"/>
+          <w:sz w:val="26"/>
+          <w:szCs w:val="26"/>
+        </w:rPr>
       </w:pPr>
       <w:r>
         <w:rPr>
           <w:rFonts w:ascii="Times New Roman" w:hAnsi="Times New Roman" w:cs="Times New Roman"/>
           <w:sz w:val="26"/>
-        </w:rPr>
-        <w:t>Xử lý giá trị thiếu an toàn: fallback baseline nhiều tầng, sanitize NaN trong pipeline đánh giá.</w:t>
+          <w:szCs w:val="26"/>
+        </w:rPr>
+        <w:t>Xử lý demand spillover qua transfer matrix ga–tuyến (α=0,02 tối ưu hold-out, MAE 209,9→150,0); fallback baseline nhiều tầng, sanitize NaN trong pipeline đánh giá.</w:t>
       </w:r>
     </w:p>
     <w:p>
@@ -999,37 +1553,54 @@
         <w:spacing w:after="60"/>
         <w:ind w:left="567"/>
         <w:jc w:val="both"/>
+        <w:rPr>
+          <w:rFonts w:ascii="Times New Roman" w:hAnsi="Times New Roman" w:cs="Times New Roman"/>
+          <w:sz w:val="26"/>
+          <w:szCs w:val="26"/>
+        </w:rPr>
       </w:pPr>
       <w:r>
         <w:rPr>
           <w:rFonts w:ascii="Times New Roman" w:hAnsi="Times New Roman" w:cs="Times New Roman"/>
           <w:sz w:val="26"/>
-        </w:rPr>
-        <w:t>Tạo tập factors_hourly_2026_samples.csv (3 ngày) và module suy luận lịch trình theo ngày cụ thể.</w:t>
+          <w:szCs w:val="26"/>
+        </w:rPr>
+        <w:t>Phân tích uncertainty-aware scheduling: so sánh MC Dropout vs Quantile GBM; Quantile GBM đạt coverage 90% ≈ 76,5%, MAE 461. Phân tích Pareto frontier và độ nhạy λ (100–1000).</w:t>
       </w:r>
     </w:p>
     <w:p>
       <w:pPr>
         <w:spacing w:after="80"/>
+        <w:rPr>
+          <w:rFonts w:ascii="Times New Roman" w:hAnsi="Times New Roman" w:cs="Times New Roman"/>
+          <w:sz w:val="26"/>
+          <w:szCs w:val="26"/>
+        </w:rPr>
       </w:pPr>
       <w:r>
         <w:rPr>
           <w:rFonts w:ascii="Times New Roman" w:hAnsi="Times New Roman" w:cs="Times New Roman"/>
-          <w:b/>
-          <w:sz w:val="28"/>
-        </w:rPr>
-        <w:t>3. Kết quả đạt được (sơ bộ)</w:t>
+          <w:sz w:val="26"/>
+          <w:szCs w:val="26"/>
+        </w:rPr>
+        <w:t>3. Kết quả đạt được (notebooks/outputs_kaggle/)</w:t>
       </w:r>
     </w:p>
     <w:p>
       <w:pPr>
         <w:spacing w:after="80"/>
+        <w:rPr>
+          <w:rFonts w:ascii="Times New Roman" w:hAnsi="Times New Roman" w:cs="Times New Roman"/>
+          <w:sz w:val="26"/>
+          <w:szCs w:val="26"/>
+        </w:rPr>
       </w:pPr>
       <w:r>
         <w:rPr>
           <w:rFonts w:ascii="Times New Roman" w:hAnsi="Times New Roman" w:cs="Times New Roman"/>
           <w:b/>
           <w:sz w:val="26"/>
+          <w:szCs w:val="26"/>
         </w:rPr>
         <w:t>3.1. Mô hình dự báo nhu cầu</w:t>
       </w:r>
@@ -1052,11 +1623,18 @@
             <w:tcW w:w="2422" w:type="dxa"/>
           </w:tcPr>
           <w:p>
+            <w:pPr>
+              <w:rPr>
+                <w:rFonts w:ascii="Times New Roman" w:hAnsi="Times New Roman" w:cs="Times New Roman"/>
+                <w:sz w:val="26"/>
+                <w:szCs w:val="26"/>
+              </w:rPr>
+            </w:pPr>
             <w:r>
               <w:rPr>
                 <w:rFonts w:ascii="Times New Roman" w:hAnsi="Times New Roman" w:cs="Times New Roman"/>
-                <w:b/>
-                <w:sz w:val="24"/>
+                <w:sz w:val="26"/>
+                <w:szCs w:val="26"/>
               </w:rPr>
               <w:t>Chỉ số</w:t>
             </w:r>
@@ -1067,11 +1645,18 @@
             <w:tcW w:w="2422" w:type="dxa"/>
           </w:tcPr>
           <w:p>
+            <w:pPr>
+              <w:rPr>
+                <w:rFonts w:ascii="Times New Roman" w:hAnsi="Times New Roman" w:cs="Times New Roman"/>
+                <w:sz w:val="26"/>
+                <w:szCs w:val="26"/>
+              </w:rPr>
+            </w:pPr>
             <w:r>
               <w:rPr>
                 <w:rFonts w:ascii="Times New Roman" w:hAnsi="Times New Roman" w:cs="Times New Roman"/>
-                <w:b/>
-                <w:sz w:val="24"/>
+                <w:sz w:val="26"/>
+                <w:szCs w:val="26"/>
               </w:rPr>
               <w:t>Baseline</w:t>
             </w:r>
@@ -1082,13 +1667,20 @@
             <w:tcW w:w="2422" w:type="dxa"/>
           </w:tcPr>
           <w:p>
+            <w:pPr>
+              <w:rPr>
+                <w:rFonts w:ascii="Times New Roman" w:hAnsi="Times New Roman" w:cs="Times New Roman"/>
+                <w:sz w:val="26"/>
+                <w:szCs w:val="26"/>
+              </w:rPr>
+            </w:pPr>
             <w:r>
               <w:rPr>
                 <w:rFonts w:ascii="Times New Roman" w:hAnsi="Times New Roman" w:cs="Times New Roman"/>
-                <w:b/>
-                <w:sz w:val="24"/>
-              </w:rPr>
-              <w:t>Neural Network</w:t>
+                <w:sz w:val="26"/>
+                <w:szCs w:val="26"/>
+              </w:rPr>
+              <w:t>Blend (MLP+HistGBM)</w:t>
             </w:r>
           </w:p>
         </w:tc>
@@ -1097,11 +1689,18 @@
             <w:tcW w:w="2422" w:type="dxa"/>
           </w:tcPr>
           <w:p>
+            <w:pPr>
+              <w:rPr>
+                <w:rFonts w:ascii="Times New Roman" w:hAnsi="Times New Roman" w:cs="Times New Roman"/>
+                <w:sz w:val="26"/>
+                <w:szCs w:val="26"/>
+              </w:rPr>
+            </w:pPr>
             <w:r>
               <w:rPr>
                 <w:rFonts w:ascii="Times New Roman" w:hAnsi="Times New Roman" w:cs="Times New Roman"/>
-                <w:b/>
-                <w:sz w:val="24"/>
+                <w:sz w:val="26"/>
+                <w:szCs w:val="26"/>
               </w:rPr>
               <w:t>Cải thiện</w:t>
             </w:r>
@@ -1114,12 +1713,20 @@
             <w:tcW w:w="2422" w:type="dxa"/>
           </w:tcPr>
           <w:p>
+            <w:pPr>
+              <w:rPr>
+                <w:rFonts w:ascii="Times New Roman" w:hAnsi="Times New Roman" w:cs="Times New Roman"/>
+                <w:sz w:val="26"/>
+                <w:szCs w:val="26"/>
+              </w:rPr>
+            </w:pPr>
             <w:r>
               <w:rPr>
                 <w:rFonts w:ascii="Times New Roman" w:hAnsi="Times New Roman" w:cs="Times New Roman"/>
-                <w:sz w:val="24"/>
-              </w:rPr>
-              <w:t>MAE (hold-out)</w:t>
+                <w:sz w:val="26"/>
+                <w:szCs w:val="26"/>
+              </w:rPr>
+              <w:t>MAE (hold-out autumn_2025)</w:t>
             </w:r>
           </w:p>
         </w:tc>
@@ -1128,12 +1735,20 @@
             <w:tcW w:w="2422" w:type="dxa"/>
           </w:tcPr>
           <w:p>
+            <w:pPr>
+              <w:rPr>
+                <w:rFonts w:ascii="Times New Roman" w:hAnsi="Times New Roman" w:cs="Times New Roman"/>
+                <w:sz w:val="26"/>
+                <w:szCs w:val="26"/>
+              </w:rPr>
+            </w:pPr>
             <w:r>
               <w:rPr>
                 <w:rFonts w:ascii="Times New Roman" w:hAnsi="Times New Roman" w:cs="Times New Roman"/>
-                <w:sz w:val="24"/>
-              </w:rPr>
-              <w:t>932</w:t>
+                <w:sz w:val="26"/>
+                <w:szCs w:val="26"/>
+              </w:rPr>
+              <w:t>940</w:t>
             </w:r>
           </w:p>
         </w:tc>
@@ -1142,12 +1757,20 @@
             <w:tcW w:w="2422" w:type="dxa"/>
           </w:tcPr>
           <w:p>
+            <w:pPr>
+              <w:rPr>
+                <w:rFonts w:ascii="Times New Roman" w:hAnsi="Times New Roman" w:cs="Times New Roman"/>
+                <w:sz w:val="26"/>
+                <w:szCs w:val="26"/>
+              </w:rPr>
+            </w:pPr>
             <w:r>
               <w:rPr>
                 <w:rFonts w:ascii="Times New Roman" w:hAnsi="Times New Roman" w:cs="Times New Roman"/>
-                <w:sz w:val="24"/>
-              </w:rPr>
-              <w:t>643</w:t>
+                <w:sz w:val="26"/>
+                <w:szCs w:val="26"/>
+              </w:rPr>
+              <w:t>506</w:t>
             </w:r>
           </w:p>
         </w:tc>
@@ -1156,12 +1779,20 @@
             <w:tcW w:w="2422" w:type="dxa"/>
           </w:tcPr>
           <w:p>
+            <w:pPr>
+              <w:rPr>
+                <w:rFonts w:ascii="Times New Roman" w:hAnsi="Times New Roman" w:cs="Times New Roman"/>
+                <w:sz w:val="26"/>
+                <w:szCs w:val="26"/>
+              </w:rPr>
+            </w:pPr>
             <w:r>
               <w:rPr>
                 <w:rFonts w:ascii="Times New Roman" w:hAnsi="Times New Roman" w:cs="Times New Roman"/>
-                <w:sz w:val="24"/>
-              </w:rPr>
-              <w:t>−31%</w:t>
+                <w:sz w:val="26"/>
+                <w:szCs w:val="26"/>
+              </w:rPr>
+              <w:t>−46,2%</w:t>
             </w:r>
           </w:p>
         </w:tc>
@@ -1172,12 +1803,20 @@
             <w:tcW w:w="2422" w:type="dxa"/>
           </w:tcPr>
           <w:p>
+            <w:pPr>
+              <w:rPr>
+                <w:rFonts w:ascii="Times New Roman" w:hAnsi="Times New Roman" w:cs="Times New Roman"/>
+                <w:sz w:val="26"/>
+                <w:szCs w:val="26"/>
+              </w:rPr>
+            </w:pPr>
             <w:r>
               <w:rPr>
                 <w:rFonts w:ascii="Times New Roman" w:hAnsi="Times New Roman" w:cs="Times New Roman"/>
-                <w:sz w:val="24"/>
-              </w:rPr>
-              <w:t>R² (hold-out)</w:t>
+                <w:sz w:val="26"/>
+                <w:szCs w:val="26"/>
+              </w:rPr>
+              <w:t>RMSE (hold-out)</w:t>
             </w:r>
           </w:p>
         </w:tc>
@@ -1186,12 +1825,20 @@
             <w:tcW w:w="2422" w:type="dxa"/>
           </w:tcPr>
           <w:p>
+            <w:pPr>
+              <w:rPr>
+                <w:rFonts w:ascii="Times New Roman" w:hAnsi="Times New Roman" w:cs="Times New Roman"/>
+                <w:sz w:val="26"/>
+                <w:szCs w:val="26"/>
+              </w:rPr>
+            </w:pPr>
             <w:r>
               <w:rPr>
                 <w:rFonts w:ascii="Times New Roman" w:hAnsi="Times New Roman" w:cs="Times New Roman"/>
-                <w:sz w:val="24"/>
-              </w:rPr>
-              <w:t>0,886</w:t>
+                <w:sz w:val="26"/>
+                <w:szCs w:val="26"/>
+              </w:rPr>
+              <w:t>1.644</w:t>
             </w:r>
           </w:p>
         </w:tc>
@@ -1200,12 +1847,20 @@
             <w:tcW w:w="2422" w:type="dxa"/>
           </w:tcPr>
           <w:p>
+            <w:pPr>
+              <w:rPr>
+                <w:rFonts w:ascii="Times New Roman" w:hAnsi="Times New Roman" w:cs="Times New Roman"/>
+                <w:sz w:val="26"/>
+                <w:szCs w:val="26"/>
+              </w:rPr>
+            </w:pPr>
             <w:r>
               <w:rPr>
                 <w:rFonts w:ascii="Times New Roman" w:hAnsi="Times New Roman" w:cs="Times New Roman"/>
-                <w:sz w:val="24"/>
-              </w:rPr>
-              <w:t>0,946</w:t>
+                <w:sz w:val="26"/>
+                <w:szCs w:val="26"/>
+              </w:rPr>
+              <w:t>958</w:t>
             </w:r>
           </w:p>
         </w:tc>
@@ -1214,12 +1869,20 @@
             <w:tcW w:w="2422" w:type="dxa"/>
           </w:tcPr>
           <w:p>
+            <w:pPr>
+              <w:rPr>
+                <w:rFonts w:ascii="Times New Roman" w:hAnsi="Times New Roman" w:cs="Times New Roman"/>
+                <w:sz w:val="26"/>
+                <w:szCs w:val="26"/>
+              </w:rPr>
+            </w:pPr>
             <w:r>
               <w:rPr>
                 <w:rFonts w:ascii="Times New Roman" w:hAnsi="Times New Roman" w:cs="Times New Roman"/>
-                <w:sz w:val="24"/>
-              </w:rPr>
-              <w:t>+6,8 điểm %</w:t>
+                <w:sz w:val="26"/>
+                <w:szCs w:val="26"/>
+              </w:rPr>
+              <w:t>−41,7%</w:t>
             </w:r>
           </w:p>
         </w:tc>
@@ -1230,12 +1893,20 @@
             <w:tcW w:w="2422" w:type="dxa"/>
           </w:tcPr>
           <w:p>
+            <w:pPr>
+              <w:rPr>
+                <w:rFonts w:ascii="Times New Roman" w:hAnsi="Times New Roman" w:cs="Times New Roman"/>
+                <w:sz w:val="26"/>
+                <w:szCs w:val="26"/>
+              </w:rPr>
+            </w:pPr>
             <w:r>
               <w:rPr>
                 <w:rFonts w:ascii="Times New Roman" w:hAnsi="Times New Roman" w:cs="Times New Roman"/>
-                <w:sz w:val="24"/>
-              </w:rPr>
-              <w:t>MAE (CV 5-fold, trung bình)</w:t>
+                <w:sz w:val="26"/>
+                <w:szCs w:val="26"/>
+              </w:rPr>
+              <w:t>R² (hold-out)</w:t>
             </w:r>
           </w:p>
         </w:tc>
@@ -1244,12 +1915,20 @@
             <w:tcW w:w="2422" w:type="dxa"/>
           </w:tcPr>
           <w:p>
+            <w:pPr>
+              <w:rPr>
+                <w:rFonts w:ascii="Times New Roman" w:hAnsi="Times New Roman" w:cs="Times New Roman"/>
+                <w:sz w:val="26"/>
+                <w:szCs w:val="26"/>
+              </w:rPr>
+            </w:pPr>
             <w:r>
               <w:rPr>
                 <w:rFonts w:ascii="Times New Roman" w:hAnsi="Times New Roman" w:cs="Times New Roman"/>
-                <w:sz w:val="24"/>
-              </w:rPr>
-              <w:t>760</w:t>
+                <w:sz w:val="26"/>
+                <w:szCs w:val="26"/>
+              </w:rPr>
+              <w:t>0,931</w:t>
             </w:r>
           </w:p>
         </w:tc>
@@ -1258,12 +1937,20 @@
             <w:tcW w:w="2422" w:type="dxa"/>
           </w:tcPr>
           <w:p>
+            <w:pPr>
+              <w:rPr>
+                <w:rFonts w:ascii="Times New Roman" w:hAnsi="Times New Roman" w:cs="Times New Roman"/>
+                <w:sz w:val="26"/>
+                <w:szCs w:val="26"/>
+              </w:rPr>
+            </w:pPr>
             <w:r>
               <w:rPr>
                 <w:rFonts w:ascii="Times New Roman" w:hAnsi="Times New Roman" w:cs="Times New Roman"/>
-                <w:sz w:val="24"/>
-              </w:rPr>
-              <w:t>587</w:t>
+                <w:sz w:val="26"/>
+                <w:szCs w:val="26"/>
+              </w:rPr>
+              <w:t>0,977</w:t>
             </w:r>
           </w:p>
         </w:tc>
@@ -1272,27 +1959,518 @@
             <w:tcW w:w="2422" w:type="dxa"/>
           </w:tcPr>
           <w:p>
+            <w:pPr>
+              <w:rPr>
+                <w:rFonts w:ascii="Times New Roman" w:hAnsi="Times New Roman" w:cs="Times New Roman"/>
+                <w:sz w:val="26"/>
+                <w:szCs w:val="26"/>
+              </w:rPr>
+            </w:pPr>
             <w:r>
               <w:rPr>
                 <w:rFonts w:ascii="Times New Roman" w:hAnsi="Times New Roman" w:cs="Times New Roman"/>
-                <w:sz w:val="24"/>
-              </w:rPr>
-              <w:t>−23%</w:t>
+                <w:sz w:val="26"/>
+                <w:szCs w:val="26"/>
+              </w:rPr>
+              <w:t>+4,6 điểm %</w:t>
+            </w:r>
+          </w:p>
+        </w:tc>
+      </w:tr>
+      <w:tr>
+        <w:tc>
+          <w:tcPr>
+            <w:tcW w:w="2422" w:type="dxa"/>
+          </w:tcPr>
+          <w:p>
+            <w:pPr>
+              <w:rPr>
+                <w:rFonts w:ascii="Times New Roman" w:hAnsi="Times New Roman" w:cs="Times New Roman"/>
+                <w:sz w:val="26"/>
+                <w:szCs w:val="26"/>
+              </w:rPr>
+            </w:pPr>
+            <w:r>
+              <w:rPr>
+                <w:rFonts w:ascii="Times New Roman" w:hAnsi="Times New Roman" w:cs="Times New Roman"/>
+                <w:sz w:val="26"/>
+                <w:szCs w:val="26"/>
+              </w:rPr>
+              <w:lastRenderedPageBreak/>
+              <w:t>MAPE (hold-out)</w:t>
+            </w:r>
+          </w:p>
+        </w:tc>
+        <w:tc>
+          <w:tcPr>
+            <w:tcW w:w="2422" w:type="dxa"/>
+          </w:tcPr>
+          <w:p>
+            <w:pPr>
+              <w:rPr>
+                <w:rFonts w:ascii="Times New Roman" w:hAnsi="Times New Roman" w:cs="Times New Roman"/>
+                <w:sz w:val="26"/>
+                <w:szCs w:val="26"/>
+              </w:rPr>
+            </w:pPr>
+            <w:r>
+              <w:rPr>
+                <w:rFonts w:ascii="Times New Roman" w:hAnsi="Times New Roman" w:cs="Times New Roman"/>
+                <w:sz w:val="26"/>
+                <w:szCs w:val="26"/>
+              </w:rPr>
+              <w:t>16,2%</w:t>
+            </w:r>
+          </w:p>
+        </w:tc>
+        <w:tc>
+          <w:tcPr>
+            <w:tcW w:w="2422" w:type="dxa"/>
+          </w:tcPr>
+          <w:p>
+            <w:pPr>
+              <w:rPr>
+                <w:rFonts w:ascii="Times New Roman" w:hAnsi="Times New Roman" w:cs="Times New Roman"/>
+                <w:sz w:val="26"/>
+                <w:szCs w:val="26"/>
+              </w:rPr>
+            </w:pPr>
+            <w:r>
+              <w:rPr>
+                <w:rFonts w:ascii="Times New Roman" w:hAnsi="Times New Roman" w:cs="Times New Roman"/>
+                <w:sz w:val="26"/>
+                <w:szCs w:val="26"/>
+              </w:rPr>
+              <w:t>9,1%</w:t>
+            </w:r>
+          </w:p>
+        </w:tc>
+        <w:tc>
+          <w:tcPr>
+            <w:tcW w:w="2422" w:type="dxa"/>
+          </w:tcPr>
+          <w:p>
+            <w:pPr>
+              <w:rPr>
+                <w:rFonts w:ascii="Times New Roman" w:hAnsi="Times New Roman" w:cs="Times New Roman"/>
+                <w:sz w:val="26"/>
+                <w:szCs w:val="26"/>
+              </w:rPr>
+            </w:pPr>
+            <w:r>
+              <w:rPr>
+                <w:rFonts w:ascii="Times New Roman" w:hAnsi="Times New Roman" w:cs="Times New Roman"/>
+                <w:sz w:val="26"/>
+                <w:szCs w:val="26"/>
+              </w:rPr>
+              <w:t>−7,1 điểm %</w:t>
+            </w:r>
+          </w:p>
+        </w:tc>
+      </w:tr>
+      <w:tr>
+        <w:tc>
+          <w:tcPr>
+            <w:tcW w:w="2422" w:type="dxa"/>
+          </w:tcPr>
+          <w:p>
+            <w:pPr>
+              <w:rPr>
+                <w:rFonts w:ascii="Times New Roman" w:hAnsi="Times New Roman" w:cs="Times New Roman"/>
+                <w:sz w:val="26"/>
+                <w:szCs w:val="26"/>
+              </w:rPr>
+            </w:pPr>
+            <w:r>
+              <w:rPr>
+                <w:rFonts w:ascii="Times New Roman" w:hAnsi="Times New Roman" w:cs="Times New Roman"/>
+                <w:sz w:val="26"/>
+                <w:szCs w:val="26"/>
+              </w:rPr>
+              <w:t>MAE (CV 8-fold season_year, TB)</w:t>
+            </w:r>
+          </w:p>
+        </w:tc>
+        <w:tc>
+          <w:tcPr>
+            <w:tcW w:w="2422" w:type="dxa"/>
+          </w:tcPr>
+          <w:p>
+            <w:pPr>
+              <w:rPr>
+                <w:rFonts w:ascii="Times New Roman" w:hAnsi="Times New Roman" w:cs="Times New Roman"/>
+                <w:sz w:val="26"/>
+                <w:szCs w:val="26"/>
+              </w:rPr>
+            </w:pPr>
+            <w:r>
+              <w:rPr>
+                <w:rFonts w:ascii="Times New Roman" w:hAnsi="Times New Roman" w:cs="Times New Roman"/>
+                <w:sz w:val="26"/>
+                <w:szCs w:val="26"/>
+              </w:rPr>
+              <w:t>825</w:t>
+            </w:r>
+          </w:p>
+        </w:tc>
+        <w:tc>
+          <w:tcPr>
+            <w:tcW w:w="2422" w:type="dxa"/>
+          </w:tcPr>
+          <w:p>
+            <w:pPr>
+              <w:rPr>
+                <w:rFonts w:ascii="Times New Roman" w:hAnsi="Times New Roman" w:cs="Times New Roman"/>
+                <w:sz w:val="26"/>
+                <w:szCs w:val="26"/>
+              </w:rPr>
+            </w:pPr>
+            <w:r>
+              <w:rPr>
+                <w:rFonts w:ascii="Times New Roman" w:hAnsi="Times New Roman" w:cs="Times New Roman"/>
+                <w:sz w:val="26"/>
+                <w:szCs w:val="26"/>
+              </w:rPr>
+              <w:t>524</w:t>
+            </w:r>
+          </w:p>
+        </w:tc>
+        <w:tc>
+          <w:tcPr>
+            <w:tcW w:w="2422" w:type="dxa"/>
+          </w:tcPr>
+          <w:p>
+            <w:pPr>
+              <w:rPr>
+                <w:rFonts w:ascii="Times New Roman" w:hAnsi="Times New Roman" w:cs="Times New Roman"/>
+                <w:sz w:val="26"/>
+                <w:szCs w:val="26"/>
+              </w:rPr>
+            </w:pPr>
+            <w:r>
+              <w:rPr>
+                <w:rFonts w:ascii="Times New Roman" w:hAnsi="Times New Roman" w:cs="Times New Roman"/>
+                <w:sz w:val="26"/>
+                <w:szCs w:val="26"/>
+              </w:rPr>
+              <w:t>−36,5%</w:t>
             </w:r>
           </w:p>
         </w:tc>
       </w:tr>
     </w:tbl>
-    <w:p/>
+    <w:p>
+      <w:pPr>
+        <w:rPr>
+          <w:rFonts w:ascii="Times New Roman" w:hAnsi="Times New Roman" w:cs="Times New Roman"/>
+          <w:sz w:val="26"/>
+          <w:szCs w:val="26"/>
+        </w:rPr>
+      </w:pPr>
+    </w:p>
+    <w:p>
+      <w:pPr>
+        <w:jc w:val="center"/>
+        <w:rPr>
+          <w:rFonts w:ascii="Times New Roman" w:hAnsi="Times New Roman" w:cs="Times New Roman"/>
+          <w:sz w:val="26"/>
+          <w:szCs w:val="26"/>
+        </w:rPr>
+      </w:pPr>
+      <w:r>
+        <w:rPr>
+          <w:rFonts w:ascii="Times New Roman" w:hAnsi="Times New Roman" w:cs="Times New Roman"/>
+          <w:noProof/>
+          <w:sz w:val="26"/>
+          <w:szCs w:val="26"/>
+        </w:rPr>
+        <w:drawing>
+          <wp:inline distT="0" distB="0" distL="0" distR="0" wp14:anchorId="433B1150" wp14:editId="4C14143C">
+            <wp:extent cx="5040000" cy="1624433"/>
+            <wp:effectExtent l="0" t="0" r="0" b="0"/>
+            <wp:docPr id="1" name="Picture 1"/>
+            <wp:cNvGraphicFramePr>
+              <a:graphicFrameLocks xmlns:a="http://schemas.openxmlformats.org/drawingml/2006/main" noChangeAspect="1"/>
+            </wp:cNvGraphicFramePr>
+            <a:graphic xmlns:a="http://schemas.openxmlformats.org/drawingml/2006/main">
+              <a:graphicData uri="http://schemas.openxmlformats.org/drawingml/2006/picture">
+                <pic:pic xmlns:pic="http://schemas.openxmlformats.org/drawingml/2006/picture">
+                  <pic:nvPicPr>
+                    <pic:cNvPr id="0" name="fig_nn_eval.png"/>
+                    <pic:cNvPicPr/>
+                  </pic:nvPicPr>
+                  <pic:blipFill>
+                    <a:blip r:embed="rId6"/>
+                    <a:stretch>
+                      <a:fillRect/>
+                    </a:stretch>
+                  </pic:blipFill>
+                  <pic:spPr>
+                    <a:xfrm>
+                      <a:off x="0" y="0"/>
+                      <a:ext cx="5040000" cy="1624433"/>
+                    </a:xfrm>
+                    <a:prstGeom prst="rect">
+                      <a:avLst/>
+                    </a:prstGeom>
+                  </pic:spPr>
+                </pic:pic>
+              </a:graphicData>
+            </a:graphic>
+          </wp:inline>
+        </w:drawing>
+      </w:r>
+    </w:p>
+    <w:p>
+      <w:pPr>
+        <w:jc w:val="center"/>
+        <w:rPr>
+          <w:rFonts w:ascii="Times New Roman" w:hAnsi="Times New Roman" w:cs="Times New Roman"/>
+          <w:sz w:val="26"/>
+          <w:szCs w:val="26"/>
+        </w:rPr>
+      </w:pPr>
+      <w:proofErr w:type="spellStart"/>
+      <w:r>
+        <w:rPr>
+          <w:rFonts w:ascii="Times New Roman" w:hAnsi="Times New Roman" w:cs="Times New Roman"/>
+          <w:sz w:val="26"/>
+          <w:szCs w:val="26"/>
+        </w:rPr>
+        <w:t>Hình</w:t>
+      </w:r>
+      <w:proofErr w:type="spellEnd"/>
+      <w:r>
+        <w:rPr>
+          <w:rFonts w:ascii="Times New Roman" w:hAnsi="Times New Roman" w:cs="Times New Roman"/>
+          <w:sz w:val="26"/>
+          <w:szCs w:val="26"/>
+        </w:rPr>
+        <w:t xml:space="preserve"> 1. So </w:t>
+      </w:r>
+      <w:proofErr w:type="spellStart"/>
+      <w:r>
+        <w:rPr>
+          <w:rFonts w:ascii="Times New Roman" w:hAnsi="Times New Roman" w:cs="Times New Roman"/>
+          <w:sz w:val="26"/>
+          <w:szCs w:val="26"/>
+        </w:rPr>
+        <w:t>sánh</w:t>
+      </w:r>
+      <w:proofErr w:type="spellEnd"/>
+      <w:r>
+        <w:rPr>
+          <w:rFonts w:ascii="Times New Roman" w:hAnsi="Times New Roman" w:cs="Times New Roman"/>
+          <w:sz w:val="26"/>
+          <w:szCs w:val="26"/>
+        </w:rPr>
+        <w:t xml:space="preserve"> </w:t>
+      </w:r>
+      <w:proofErr w:type="spellStart"/>
+      <w:r>
+        <w:rPr>
+          <w:rFonts w:ascii="Times New Roman" w:hAnsi="Times New Roman" w:cs="Times New Roman"/>
+          <w:sz w:val="26"/>
+          <w:szCs w:val="26"/>
+        </w:rPr>
+        <w:t>dự</w:t>
+      </w:r>
+      <w:proofErr w:type="spellEnd"/>
+      <w:r>
+        <w:rPr>
+          <w:rFonts w:ascii="Times New Roman" w:hAnsi="Times New Roman" w:cs="Times New Roman"/>
+          <w:sz w:val="26"/>
+          <w:szCs w:val="26"/>
+        </w:rPr>
+        <w:t xml:space="preserve"> </w:t>
+      </w:r>
+      <w:proofErr w:type="spellStart"/>
+      <w:r>
+        <w:rPr>
+          <w:rFonts w:ascii="Times New Roman" w:hAnsi="Times New Roman" w:cs="Times New Roman"/>
+          <w:sz w:val="26"/>
+          <w:szCs w:val="26"/>
+        </w:rPr>
+        <w:t>báo</w:t>
+      </w:r>
+      <w:proofErr w:type="spellEnd"/>
+      <w:r>
+        <w:rPr>
+          <w:rFonts w:ascii="Times New Roman" w:hAnsi="Times New Roman" w:cs="Times New Roman"/>
+          <w:sz w:val="26"/>
+          <w:szCs w:val="26"/>
+        </w:rPr>
+        <w:t xml:space="preserve"> blend vs baseline (fig_nn_eval.png)</w:t>
+      </w:r>
+    </w:p>
+    <w:p>
+      <w:pPr>
+        <w:jc w:val="center"/>
+        <w:rPr>
+          <w:rFonts w:ascii="Times New Roman" w:hAnsi="Times New Roman" w:cs="Times New Roman"/>
+          <w:sz w:val="26"/>
+          <w:szCs w:val="26"/>
+        </w:rPr>
+      </w:pPr>
+      <w:r>
+        <w:rPr>
+          <w:rFonts w:ascii="Times New Roman" w:hAnsi="Times New Roman" w:cs="Times New Roman"/>
+          <w:noProof/>
+          <w:sz w:val="26"/>
+          <w:szCs w:val="26"/>
+        </w:rPr>
+        <w:drawing>
+          <wp:inline distT="0" distB="0" distL="0" distR="0" wp14:anchorId="39592A66" wp14:editId="2CBC5469">
+            <wp:extent cx="5040000" cy="1595130"/>
+            <wp:effectExtent l="0" t="0" r="0" b="0"/>
+            <wp:docPr id="2" name="Picture 2"/>
+            <wp:cNvGraphicFramePr>
+              <a:graphicFrameLocks xmlns:a="http://schemas.openxmlformats.org/drawingml/2006/main" noChangeAspect="1"/>
+            </wp:cNvGraphicFramePr>
+            <a:graphic xmlns:a="http://schemas.openxmlformats.org/drawingml/2006/main">
+              <a:graphicData uri="http://schemas.openxmlformats.org/drawingml/2006/picture">
+                <pic:pic xmlns:pic="http://schemas.openxmlformats.org/drawingml/2006/picture">
+                  <pic:nvPicPr>
+                    <pic:cNvPr id="0" name="fig_improvement.png"/>
+                    <pic:cNvPicPr/>
+                  </pic:nvPicPr>
+                  <pic:blipFill>
+                    <a:blip r:embed="rId7"/>
+                    <a:stretch>
+                      <a:fillRect/>
+                    </a:stretch>
+                  </pic:blipFill>
+                  <pic:spPr>
+                    <a:xfrm>
+                      <a:off x="0" y="0"/>
+                      <a:ext cx="5040000" cy="1595130"/>
+                    </a:xfrm>
+                    <a:prstGeom prst="rect">
+                      <a:avLst/>
+                    </a:prstGeom>
+                  </pic:spPr>
+                </pic:pic>
+              </a:graphicData>
+            </a:graphic>
+          </wp:inline>
+        </w:drawing>
+      </w:r>
+    </w:p>
+    <w:p>
+      <w:pPr>
+        <w:jc w:val="center"/>
+        <w:rPr>
+          <w:rFonts w:ascii="Times New Roman" w:hAnsi="Times New Roman" w:cs="Times New Roman"/>
+          <w:sz w:val="26"/>
+          <w:szCs w:val="26"/>
+        </w:rPr>
+      </w:pPr>
+      <w:proofErr w:type="spellStart"/>
+      <w:r>
+        <w:rPr>
+          <w:rFonts w:ascii="Times New Roman" w:hAnsi="Times New Roman" w:cs="Times New Roman"/>
+          <w:sz w:val="26"/>
+          <w:szCs w:val="26"/>
+        </w:rPr>
+        <w:t>Hình</w:t>
+      </w:r>
+      <w:proofErr w:type="spellEnd"/>
+      <w:r>
+        <w:rPr>
+          <w:rFonts w:ascii="Times New Roman" w:hAnsi="Times New Roman" w:cs="Times New Roman"/>
+          <w:sz w:val="26"/>
+          <w:szCs w:val="26"/>
+        </w:rPr>
+        <w:t xml:space="preserve"> 2. </w:t>
+      </w:r>
+      <w:proofErr w:type="spellStart"/>
+      <w:r>
+        <w:rPr>
+          <w:rFonts w:ascii="Times New Roman" w:hAnsi="Times New Roman" w:cs="Times New Roman"/>
+          <w:sz w:val="26"/>
+          <w:szCs w:val="26"/>
+        </w:rPr>
+        <w:t>Cải</w:t>
+      </w:r>
+      <w:proofErr w:type="spellEnd"/>
+      <w:r>
+        <w:rPr>
+          <w:rFonts w:ascii="Times New Roman" w:hAnsi="Times New Roman" w:cs="Times New Roman"/>
+          <w:sz w:val="26"/>
+          <w:szCs w:val="26"/>
+        </w:rPr>
+        <w:t xml:space="preserve"> </w:t>
+      </w:r>
+      <w:proofErr w:type="spellStart"/>
+      <w:r>
+        <w:rPr>
+          <w:rFonts w:ascii="Times New Roman" w:hAnsi="Times New Roman" w:cs="Times New Roman"/>
+          <w:sz w:val="26"/>
+          <w:szCs w:val="26"/>
+        </w:rPr>
+        <w:t>thiện</w:t>
+      </w:r>
+      <w:proofErr w:type="spellEnd"/>
+      <w:r>
+        <w:rPr>
+          <w:rFonts w:ascii="Times New Roman" w:hAnsi="Times New Roman" w:cs="Times New Roman"/>
+          <w:sz w:val="26"/>
+          <w:szCs w:val="26"/>
+        </w:rPr>
+        <w:t xml:space="preserve"> metric </w:t>
+      </w:r>
+      <w:proofErr w:type="spellStart"/>
+      <w:r>
+        <w:rPr>
+          <w:rFonts w:ascii="Times New Roman" w:hAnsi="Times New Roman" w:cs="Times New Roman"/>
+          <w:sz w:val="26"/>
+          <w:szCs w:val="26"/>
+        </w:rPr>
+        <w:t>dự</w:t>
+      </w:r>
+      <w:proofErr w:type="spellEnd"/>
+      <w:r>
+        <w:rPr>
+          <w:rFonts w:ascii="Times New Roman" w:hAnsi="Times New Roman" w:cs="Times New Roman"/>
+          <w:sz w:val="26"/>
+          <w:szCs w:val="26"/>
+        </w:rPr>
+        <w:t xml:space="preserve"> </w:t>
+      </w:r>
+      <w:proofErr w:type="spellStart"/>
+      <w:r>
+        <w:rPr>
+          <w:rFonts w:ascii="Times New Roman" w:hAnsi="Times New Roman" w:cs="Times New Roman"/>
+          <w:sz w:val="26"/>
+          <w:szCs w:val="26"/>
+        </w:rPr>
+        <w:t>báo</w:t>
+      </w:r>
+      <w:proofErr w:type="spellEnd"/>
+      <w:r>
+        <w:rPr>
+          <w:rFonts w:ascii="Times New Roman" w:hAnsi="Times New Roman" w:cs="Times New Roman"/>
+          <w:sz w:val="26"/>
+          <w:szCs w:val="26"/>
+        </w:rPr>
+        <w:t xml:space="preserve"> (fig_improvement.png)</w:t>
+      </w:r>
+    </w:p>
     <w:p>
       <w:pPr>
         <w:spacing w:after="80"/>
+        <w:rPr>
+          <w:rFonts w:ascii="Times New Roman" w:hAnsi="Times New Roman" w:cs="Times New Roman"/>
+          <w:sz w:val="26"/>
+          <w:szCs w:val="26"/>
+        </w:rPr>
       </w:pPr>
       <w:r>
         <w:rPr>
           <w:rFonts w:ascii="Times New Roman" w:hAnsi="Times New Roman" w:cs="Times New Roman"/>
           <w:b/>
           <w:sz w:val="26"/>
+          <w:szCs w:val="26"/>
         </w:rPr>
         <w:t>3.2. Tối ưu lịch trình (λ = 150, weekday_peak)</w:t>
       </w:r>
@@ -1315,11 +2493,18 @@
             <w:tcW w:w="2422" w:type="dxa"/>
           </w:tcPr>
           <w:p>
+            <w:pPr>
+              <w:rPr>
+                <w:rFonts w:ascii="Times New Roman" w:hAnsi="Times New Roman" w:cs="Times New Roman"/>
+                <w:sz w:val="26"/>
+                <w:szCs w:val="26"/>
+              </w:rPr>
+            </w:pPr>
             <w:r>
               <w:rPr>
                 <w:rFonts w:ascii="Times New Roman" w:hAnsi="Times New Roman" w:cs="Times New Roman"/>
-                <w:b/>
-                <w:sz w:val="24"/>
+                <w:sz w:val="26"/>
+                <w:szCs w:val="26"/>
               </w:rPr>
               <w:t>Chỉ số</w:t>
             </w:r>
@@ -1330,11 +2515,18 @@
             <w:tcW w:w="2422" w:type="dxa"/>
           </w:tcPr>
           <w:p>
+            <w:pPr>
+              <w:rPr>
+                <w:rFonts w:ascii="Times New Roman" w:hAnsi="Times New Roman" w:cs="Times New Roman"/>
+                <w:sz w:val="26"/>
+                <w:szCs w:val="26"/>
+              </w:rPr>
+            </w:pPr>
             <w:r>
               <w:rPr>
                 <w:rFonts w:ascii="Times New Roman" w:hAnsi="Times New Roman" w:cs="Times New Roman"/>
-                <w:b/>
-                <w:sz w:val="24"/>
+                <w:sz w:val="26"/>
+                <w:szCs w:val="26"/>
               </w:rPr>
               <w:t>Baseline GTFS</w:t>
             </w:r>
@@ -1345,11 +2537,18 @@
             <w:tcW w:w="2422" w:type="dxa"/>
           </w:tcPr>
           <w:p>
+            <w:pPr>
+              <w:rPr>
+                <w:rFonts w:ascii="Times New Roman" w:hAnsi="Times New Roman" w:cs="Times New Roman"/>
+                <w:sz w:val="26"/>
+                <w:szCs w:val="26"/>
+              </w:rPr>
+            </w:pPr>
             <w:r>
               <w:rPr>
                 <w:rFonts w:ascii="Times New Roman" w:hAnsi="Times New Roman" w:cs="Times New Roman"/>
-                <w:b/>
-                <w:sz w:val="24"/>
+                <w:sz w:val="26"/>
+                <w:szCs w:val="26"/>
               </w:rPr>
               <w:t>Lịch tối ưu</w:t>
             </w:r>
@@ -1360,11 +2559,18 @@
             <w:tcW w:w="2422" w:type="dxa"/>
           </w:tcPr>
           <w:p>
+            <w:pPr>
+              <w:rPr>
+                <w:rFonts w:ascii="Times New Roman" w:hAnsi="Times New Roman" w:cs="Times New Roman"/>
+                <w:sz w:val="26"/>
+                <w:szCs w:val="26"/>
+              </w:rPr>
+            </w:pPr>
             <w:r>
               <w:rPr>
                 <w:rFonts w:ascii="Times New Roman" w:hAnsi="Times New Roman" w:cs="Times New Roman"/>
-                <w:b/>
-                <w:sz w:val="24"/>
+                <w:sz w:val="26"/>
+                <w:szCs w:val="26"/>
               </w:rPr>
               <w:t>Thay đổi</w:t>
             </w:r>
@@ -1377,10 +2583,18 @@
             <w:tcW w:w="2422" w:type="dxa"/>
           </w:tcPr>
           <w:p>
+            <w:pPr>
+              <w:rPr>
+                <w:rFonts w:ascii="Times New Roman" w:hAnsi="Times New Roman" w:cs="Times New Roman"/>
+                <w:sz w:val="26"/>
+                <w:szCs w:val="26"/>
+              </w:rPr>
+            </w:pPr>
             <w:r>
               <w:rPr>
                 <w:rFonts w:ascii="Times New Roman" w:hAnsi="Times New Roman" w:cs="Times New Roman"/>
-                <w:sz w:val="24"/>
+                <w:sz w:val="26"/>
+                <w:szCs w:val="26"/>
               </w:rPr>
               <w:t>Thời gian chờ TB (phút)</w:t>
             </w:r>
@@ -1391,12 +2605,20 @@
             <w:tcW w:w="2422" w:type="dxa"/>
           </w:tcPr>
           <w:p>
+            <w:pPr>
+              <w:rPr>
+                <w:rFonts w:ascii="Times New Roman" w:hAnsi="Times New Roman" w:cs="Times New Roman"/>
+                <w:sz w:val="26"/>
+                <w:szCs w:val="26"/>
+              </w:rPr>
+            </w:pPr>
             <w:r>
               <w:rPr>
                 <w:rFonts w:ascii="Times New Roman" w:hAnsi="Times New Roman" w:cs="Times New Roman"/>
-                <w:sz w:val="24"/>
-              </w:rPr>
-              <w:t>4,39</w:t>
+                <w:sz w:val="26"/>
+                <w:szCs w:val="26"/>
+              </w:rPr>
+              <w:t>3,86</w:t>
             </w:r>
           </w:p>
         </w:tc>
@@ -1405,12 +2627,20 @@
             <w:tcW w:w="2422" w:type="dxa"/>
           </w:tcPr>
           <w:p>
+            <w:pPr>
+              <w:rPr>
+                <w:rFonts w:ascii="Times New Roman" w:hAnsi="Times New Roman" w:cs="Times New Roman"/>
+                <w:sz w:val="26"/>
+                <w:szCs w:val="26"/>
+              </w:rPr>
+            </w:pPr>
             <w:r>
               <w:rPr>
                 <w:rFonts w:ascii="Times New Roman" w:hAnsi="Times New Roman" w:cs="Times New Roman"/>
-                <w:sz w:val="24"/>
-              </w:rPr>
-              <w:t>2,32</w:t>
+                <w:sz w:val="26"/>
+                <w:szCs w:val="26"/>
+              </w:rPr>
+              <w:t>3,27</w:t>
             </w:r>
           </w:p>
         </w:tc>
@@ -1419,12 +2649,20 @@
             <w:tcW w:w="2422" w:type="dxa"/>
           </w:tcPr>
           <w:p>
+            <w:pPr>
+              <w:rPr>
+                <w:rFonts w:ascii="Times New Roman" w:hAnsi="Times New Roman" w:cs="Times New Roman"/>
+                <w:sz w:val="26"/>
+                <w:szCs w:val="26"/>
+              </w:rPr>
+            </w:pPr>
             <w:r>
               <w:rPr>
                 <w:rFonts w:ascii="Times New Roman" w:hAnsi="Times New Roman" w:cs="Times New Roman"/>
-                <w:sz w:val="24"/>
-              </w:rPr>
-              <w:t>−47,2%</w:t>
+                <w:sz w:val="26"/>
+                <w:szCs w:val="26"/>
+              </w:rPr>
+              <w:t>−15,4%</w:t>
             </w:r>
           </w:p>
         </w:tc>
@@ -1435,10 +2673,18 @@
             <w:tcW w:w="2422" w:type="dxa"/>
           </w:tcPr>
           <w:p>
+            <w:pPr>
+              <w:rPr>
+                <w:rFonts w:ascii="Times New Roman" w:hAnsi="Times New Roman" w:cs="Times New Roman"/>
+                <w:sz w:val="26"/>
+                <w:szCs w:val="26"/>
+              </w:rPr>
+            </w:pPr>
             <w:r>
               <w:rPr>
                 <w:rFonts w:ascii="Times New Roman" w:hAnsi="Times New Roman" w:cs="Times New Roman"/>
-                <w:sz w:val="24"/>
+                <w:sz w:val="26"/>
+                <w:szCs w:val="26"/>
               </w:rPr>
               <w:t>Tổng passenger-min wait</w:t>
             </w:r>
@@ -1449,12 +2695,20 @@
             <w:tcW w:w="2422" w:type="dxa"/>
           </w:tcPr>
           <w:p>
+            <w:pPr>
+              <w:rPr>
+                <w:rFonts w:ascii="Times New Roman" w:hAnsi="Times New Roman" w:cs="Times New Roman"/>
+                <w:sz w:val="26"/>
+                <w:szCs w:val="26"/>
+              </w:rPr>
+            </w:pPr>
             <w:r>
               <w:rPr>
                 <w:rFonts w:ascii="Times New Roman" w:hAnsi="Times New Roman" w:cs="Times New Roman"/>
-                <w:sz w:val="24"/>
-              </w:rPr>
-              <w:t>41,3 triệu</w:t>
+                <w:sz w:val="26"/>
+                <w:szCs w:val="26"/>
+              </w:rPr>
+              <w:t>15,7 triệu</w:t>
             </w:r>
           </w:p>
         </w:tc>
@@ -1463,12 +2717,20 @@
             <w:tcW w:w="2422" w:type="dxa"/>
           </w:tcPr>
           <w:p>
+            <w:pPr>
+              <w:rPr>
+                <w:rFonts w:ascii="Times New Roman" w:hAnsi="Times New Roman" w:cs="Times New Roman"/>
+                <w:sz w:val="26"/>
+                <w:szCs w:val="26"/>
+              </w:rPr>
+            </w:pPr>
             <w:r>
               <w:rPr>
                 <w:rFonts w:ascii="Times New Roman" w:hAnsi="Times New Roman" w:cs="Times New Roman"/>
-                <w:sz w:val="24"/>
-              </w:rPr>
-              <w:t>21,8 triệu</w:t>
+                <w:sz w:val="26"/>
+                <w:szCs w:val="26"/>
+              </w:rPr>
+              <w:t>13,3 triệu</w:t>
             </w:r>
           </w:p>
         </w:tc>
@@ -1477,12 +2739,20 @@
             <w:tcW w:w="2422" w:type="dxa"/>
           </w:tcPr>
           <w:p>
+            <w:pPr>
+              <w:rPr>
+                <w:rFonts w:ascii="Times New Roman" w:hAnsi="Times New Roman" w:cs="Times New Roman"/>
+                <w:sz w:val="26"/>
+                <w:szCs w:val="26"/>
+              </w:rPr>
+            </w:pPr>
             <w:r>
               <w:rPr>
                 <w:rFonts w:ascii="Times New Roman" w:hAnsi="Times New Roman" w:cs="Times New Roman"/>
-                <w:sz w:val="24"/>
-              </w:rPr>
-              <w:t>−47,2%</w:t>
+                <w:sz w:val="26"/>
+                <w:szCs w:val="26"/>
+              </w:rPr>
+              <w:t>−15,4%</w:t>
             </w:r>
           </w:p>
         </w:tc>
@@ -1493,10 +2763,18 @@
             <w:tcW w:w="2422" w:type="dxa"/>
           </w:tcPr>
           <w:p>
+            <w:pPr>
+              <w:rPr>
+                <w:rFonts w:ascii="Times New Roman" w:hAnsi="Times New Roman" w:cs="Times New Roman"/>
+                <w:sz w:val="26"/>
+                <w:szCs w:val="26"/>
+              </w:rPr>
+            </w:pPr>
             <w:r>
               <w:rPr>
                 <w:rFonts w:ascii="Times New Roman" w:hAnsi="Times New Roman" w:cs="Times New Roman"/>
-                <w:sz w:val="24"/>
+                <w:sz w:val="26"/>
+                <w:szCs w:val="26"/>
               </w:rPr>
               <w:t>Tổng số chuyến</w:t>
             </w:r>
@@ -1507,12 +2785,20 @@
             <w:tcW w:w="2422" w:type="dxa"/>
           </w:tcPr>
           <w:p>
+            <w:pPr>
+              <w:rPr>
+                <w:rFonts w:ascii="Times New Roman" w:hAnsi="Times New Roman" w:cs="Times New Roman"/>
+                <w:sz w:val="26"/>
+                <w:szCs w:val="26"/>
+              </w:rPr>
+            </w:pPr>
             <w:r>
               <w:rPr>
                 <w:rFonts w:ascii="Times New Roman" w:hAnsi="Times New Roman" w:cs="Times New Roman"/>
-                <w:sz w:val="24"/>
-              </w:rPr>
-              <w:t>9.718</w:t>
+                <w:sz w:val="26"/>
+                <w:szCs w:val="26"/>
+              </w:rPr>
+              <w:t>8.497</w:t>
             </w:r>
           </w:p>
         </w:tc>
@@ -1521,12 +2807,20 @@
             <w:tcW w:w="2422" w:type="dxa"/>
           </w:tcPr>
           <w:p>
+            <w:pPr>
+              <w:rPr>
+                <w:rFonts w:ascii="Times New Roman" w:hAnsi="Times New Roman" w:cs="Times New Roman"/>
+                <w:sz w:val="26"/>
+                <w:szCs w:val="26"/>
+              </w:rPr>
+            </w:pPr>
             <w:r>
               <w:rPr>
                 <w:rFonts w:ascii="Times New Roman" w:hAnsi="Times New Roman" w:cs="Times New Roman"/>
-                <w:sz w:val="24"/>
-              </w:rPr>
-              <w:t>16.135</w:t>
+                <w:sz w:val="26"/>
+                <w:szCs w:val="26"/>
+              </w:rPr>
+              <w:t>8.715</w:t>
             </w:r>
           </w:p>
         </w:tc>
@@ -1535,12 +2829,20 @@
             <w:tcW w:w="2422" w:type="dxa"/>
           </w:tcPr>
           <w:p>
+            <w:pPr>
+              <w:rPr>
+                <w:rFonts w:ascii="Times New Roman" w:hAnsi="Times New Roman" w:cs="Times New Roman"/>
+                <w:sz w:val="26"/>
+                <w:szCs w:val="26"/>
+              </w:rPr>
+            </w:pPr>
             <w:r>
               <w:rPr>
                 <w:rFonts w:ascii="Times New Roman" w:hAnsi="Times New Roman" w:cs="Times New Roman"/>
-                <w:sz w:val="24"/>
-              </w:rPr>
-              <w:t>+66%</w:t>
+                <w:sz w:val="26"/>
+                <w:szCs w:val="26"/>
+              </w:rPr>
+              <w:t>+2,6%</w:t>
             </w:r>
           </w:p>
         </w:tc>
@@ -1551,12 +2853,20 @@
             <w:tcW w:w="2422" w:type="dxa"/>
           </w:tcPr>
           <w:p>
+            <w:pPr>
+              <w:rPr>
+                <w:rFonts w:ascii="Times New Roman" w:hAnsi="Times New Roman" w:cs="Times New Roman"/>
+                <w:sz w:val="26"/>
+                <w:szCs w:val="26"/>
+              </w:rPr>
+            </w:pPr>
             <w:r>
               <w:rPr>
                 <w:rFonts w:ascii="Times New Roman" w:hAnsi="Times New Roman" w:cs="Times New Roman"/>
-                <w:sz w:val="24"/>
-              </w:rPr>
-              <w:t>Chi phí đội xe (λ×trips)</w:t>
+                <w:sz w:val="26"/>
+                <w:szCs w:val="26"/>
+              </w:rPr>
+              <w:t>Chi phí đội xe (λ=150×trips)</w:t>
             </w:r>
           </w:p>
         </w:tc>
@@ -1565,12 +2875,20 @@
             <w:tcW w:w="2422" w:type="dxa"/>
           </w:tcPr>
           <w:p>
+            <w:pPr>
+              <w:rPr>
+                <w:rFonts w:ascii="Times New Roman" w:hAnsi="Times New Roman" w:cs="Times New Roman"/>
+                <w:sz w:val="26"/>
+                <w:szCs w:val="26"/>
+              </w:rPr>
+            </w:pPr>
             <w:r>
               <w:rPr>
                 <w:rFonts w:ascii="Times New Roman" w:hAnsi="Times New Roman" w:cs="Times New Roman"/>
-                <w:sz w:val="24"/>
-              </w:rPr>
-              <w:t>1,46 triệu</w:t>
+                <w:sz w:val="26"/>
+                <w:szCs w:val="26"/>
+              </w:rPr>
+              <w:t>1,27 triệu</w:t>
             </w:r>
           </w:p>
         </w:tc>
@@ -1579,12 +2897,20 @@
             <w:tcW w:w="2422" w:type="dxa"/>
           </w:tcPr>
           <w:p>
+            <w:pPr>
+              <w:rPr>
+                <w:rFonts w:ascii="Times New Roman" w:hAnsi="Times New Roman" w:cs="Times New Roman"/>
+                <w:sz w:val="26"/>
+                <w:szCs w:val="26"/>
+              </w:rPr>
+            </w:pPr>
             <w:r>
               <w:rPr>
                 <w:rFonts w:ascii="Times New Roman" w:hAnsi="Times New Roman" w:cs="Times New Roman"/>
-                <w:sz w:val="24"/>
-              </w:rPr>
-              <w:t>2,42 triệu</w:t>
+                <w:sz w:val="26"/>
+                <w:szCs w:val="26"/>
+              </w:rPr>
+              <w:t>1,31 triệu</w:t>
             </w:r>
           </w:p>
         </w:tc>
@@ -1593,12 +2919,20 @@
             <w:tcW w:w="2422" w:type="dxa"/>
           </w:tcPr>
           <w:p>
+            <w:pPr>
+              <w:rPr>
+                <w:rFonts w:ascii="Times New Roman" w:hAnsi="Times New Roman" w:cs="Times New Roman"/>
+                <w:sz w:val="26"/>
+                <w:szCs w:val="26"/>
+              </w:rPr>
+            </w:pPr>
             <w:r>
               <w:rPr>
                 <w:rFonts w:ascii="Times New Roman" w:hAnsi="Times New Roman" w:cs="Times New Roman"/>
-                <w:sz w:val="24"/>
-              </w:rPr>
-              <w:t>+96%</w:t>
+                <w:sz w:val="26"/>
+                <w:szCs w:val="26"/>
+              </w:rPr>
+              <w:t>+2,6%</w:t>
             </w:r>
           </w:p>
         </w:tc>
@@ -1609,10 +2943,18 @@
             <w:tcW w:w="2422" w:type="dxa"/>
           </w:tcPr>
           <w:p>
+            <w:pPr>
+              <w:rPr>
+                <w:rFonts w:ascii="Times New Roman" w:hAnsi="Times New Roman" w:cs="Times New Roman"/>
+                <w:sz w:val="26"/>
+                <w:szCs w:val="26"/>
+              </w:rPr>
+            </w:pPr>
             <w:r>
               <w:rPr>
                 <w:rFonts w:ascii="Times New Roman" w:hAnsi="Times New Roman" w:cs="Times New Roman"/>
-                <w:sz w:val="24"/>
+                <w:sz w:val="26"/>
+                <w:szCs w:val="26"/>
               </w:rPr>
               <w:t>Hàm mục tiêu tổng</w:t>
             </w:r>
@@ -1623,12 +2965,20 @@
             <w:tcW w:w="2422" w:type="dxa"/>
           </w:tcPr>
           <w:p>
+            <w:pPr>
+              <w:rPr>
+                <w:rFonts w:ascii="Times New Roman" w:hAnsi="Times New Roman" w:cs="Times New Roman"/>
+                <w:sz w:val="26"/>
+                <w:szCs w:val="26"/>
+              </w:rPr>
+            </w:pPr>
             <w:r>
               <w:rPr>
                 <w:rFonts w:ascii="Times New Roman" w:hAnsi="Times New Roman" w:cs="Times New Roman"/>
-                <w:sz w:val="24"/>
-              </w:rPr>
-              <w:t>42,7 triệu</w:t>
+                <w:sz w:val="26"/>
+                <w:szCs w:val="26"/>
+              </w:rPr>
+              <w:t>17,0 triệu</w:t>
             </w:r>
           </w:p>
         </w:tc>
@@ -1637,12 +2987,20 @@
             <w:tcW w:w="2422" w:type="dxa"/>
           </w:tcPr>
           <w:p>
+            <w:pPr>
+              <w:rPr>
+                <w:rFonts w:ascii="Times New Roman" w:hAnsi="Times New Roman" w:cs="Times New Roman"/>
+                <w:sz w:val="26"/>
+                <w:szCs w:val="26"/>
+              </w:rPr>
+            </w:pPr>
             <w:r>
               <w:rPr>
                 <w:rFonts w:ascii="Times New Roman" w:hAnsi="Times New Roman" w:cs="Times New Roman"/>
-                <w:sz w:val="24"/>
-              </w:rPr>
-              <w:t>24,2 triệu</w:t>
+                <w:sz w:val="26"/>
+                <w:szCs w:val="26"/>
+              </w:rPr>
+              <w:t>14,6 triệu</w:t>
             </w:r>
           </w:p>
         </w:tc>
@@ -1651,67 +3009,1061 @@
             <w:tcW w:w="2422" w:type="dxa"/>
           </w:tcPr>
           <w:p>
+            <w:pPr>
+              <w:rPr>
+                <w:rFonts w:ascii="Times New Roman" w:hAnsi="Times New Roman" w:cs="Times New Roman"/>
+                <w:sz w:val="26"/>
+                <w:szCs w:val="26"/>
+              </w:rPr>
+            </w:pPr>
             <w:r>
               <w:rPr>
                 <w:rFonts w:ascii="Times New Roman" w:hAnsi="Times New Roman" w:cs="Times New Roman"/>
-                <w:sz w:val="24"/>
-              </w:rPr>
-              <w:t>−43,3%</w:t>
+                <w:sz w:val="26"/>
+                <w:szCs w:val="26"/>
+              </w:rPr>
+              <w:t>−14,1%</w:t>
+            </w:r>
+          </w:p>
+        </w:tc>
+      </w:tr>
+      <w:tr>
+        <w:tc>
+          <w:tcPr>
+            <w:tcW w:w="2422" w:type="dxa"/>
+          </w:tcPr>
+          <w:p>
+            <w:pPr>
+              <w:rPr>
+                <w:rFonts w:ascii="Times New Roman" w:hAnsi="Times New Roman" w:cs="Times New Roman"/>
+                <w:sz w:val="26"/>
+                <w:szCs w:val="26"/>
+              </w:rPr>
+            </w:pPr>
+            <w:r>
+              <w:rPr>
+                <w:rFonts w:ascii="Times New Roman" w:hAnsi="Times New Roman" w:cs="Times New Roman"/>
+                <w:sz w:val="26"/>
+                <w:szCs w:val="26"/>
+              </w:rPr>
+              <w:t>Overflow (wait v2)</w:t>
+            </w:r>
+          </w:p>
+        </w:tc>
+        <w:tc>
+          <w:tcPr>
+            <w:tcW w:w="2422" w:type="dxa"/>
+          </w:tcPr>
+          <w:p>
+            <w:pPr>
+              <w:rPr>
+                <w:rFonts w:ascii="Times New Roman" w:hAnsi="Times New Roman" w:cs="Times New Roman"/>
+                <w:sz w:val="26"/>
+                <w:szCs w:val="26"/>
+              </w:rPr>
+            </w:pPr>
+            <w:r>
+              <w:rPr>
+                <w:rFonts w:ascii="Times New Roman" w:hAnsi="Times New Roman" w:cs="Times New Roman"/>
+                <w:sz w:val="26"/>
+                <w:szCs w:val="26"/>
+              </w:rPr>
+              <w:t>78.666 pax (3,4%)</w:t>
+            </w:r>
+          </w:p>
+        </w:tc>
+        <w:tc>
+          <w:tcPr>
+            <w:tcW w:w="2422" w:type="dxa"/>
+          </w:tcPr>
+          <w:p>
+            <w:pPr>
+              <w:rPr>
+                <w:rFonts w:ascii="Times New Roman" w:hAnsi="Times New Roman" w:cs="Times New Roman"/>
+                <w:sz w:val="26"/>
+                <w:szCs w:val="26"/>
+              </w:rPr>
+            </w:pPr>
+            <w:r>
+              <w:rPr>
+                <w:rFonts w:ascii="Times New Roman" w:hAnsi="Times New Roman" w:cs="Times New Roman"/>
+                <w:sz w:val="26"/>
+                <w:szCs w:val="26"/>
+              </w:rPr>
+              <w:t>4.904 pax (0,4%)</w:t>
+            </w:r>
+          </w:p>
+        </w:tc>
+        <w:tc>
+          <w:tcPr>
+            <w:tcW w:w="2422" w:type="dxa"/>
+          </w:tcPr>
+          <w:p>
+            <w:pPr>
+              <w:rPr>
+                <w:rFonts w:ascii="Times New Roman" w:hAnsi="Times New Roman" w:cs="Times New Roman"/>
+                <w:sz w:val="26"/>
+                <w:szCs w:val="26"/>
+              </w:rPr>
+            </w:pPr>
+            <w:r>
+              <w:rPr>
+                <w:rFonts w:ascii="Times New Roman" w:hAnsi="Times New Roman" w:cs="Times New Roman"/>
+                <w:sz w:val="26"/>
+                <w:szCs w:val="26"/>
+              </w:rPr>
+              <w:t>−93,8%</w:t>
             </w:r>
           </w:p>
         </w:tc>
       </w:tr>
     </w:tbl>
-    <w:p/>
     <w:p>
       <w:pPr>
-        <w:spacing w:after="120"/>
-        <w:jc w:val="both"/>
+        <w:rPr>
+          <w:rFonts w:ascii="Times New Roman" w:hAnsi="Times New Roman" w:cs="Times New Roman"/>
+          <w:sz w:val="26"/>
+          <w:szCs w:val="26"/>
+        </w:rPr>
+      </w:pPr>
+    </w:p>
+    <w:p>
+      <w:pPr>
+        <w:jc w:val="center"/>
+        <w:rPr>
+          <w:rFonts w:ascii="Times New Roman" w:hAnsi="Times New Roman" w:cs="Times New Roman"/>
+          <w:sz w:val="26"/>
+          <w:szCs w:val="26"/>
+        </w:rPr>
       </w:pPr>
       <w:r>
         <w:rPr>
           <w:rFonts w:ascii="Times New Roman" w:hAnsi="Times New Roman" w:cs="Times New Roman"/>
-          <w:sz w:val="26"/>
-        </w:rPr>
-        <w:t>Kết quả tương tự trên kịch bản weekend và rainy_day: giảm objective khoảng 42–43%, giảm thời gian chờ trung bình khoảng 47–49%. Phân tích λ (100/150/200) cho thấy λ = 150 cân bằng tốt giữa giảm wait và tăng chi phí đội xe.</w:t>
+          <w:noProof/>
+          <w:sz w:val="26"/>
+          <w:szCs w:val="26"/>
+        </w:rPr>
+        <w:lastRenderedPageBreak/>
+        <w:drawing>
+          <wp:inline distT="0" distB="0" distL="0" distR="0" wp14:anchorId="4FFF1350" wp14:editId="0794D5BC">
+            <wp:extent cx="5040000" cy="1449000"/>
+            <wp:effectExtent l="0" t="0" r="0" b="0"/>
+            <wp:docPr id="3" name="Picture 3"/>
+            <wp:cNvGraphicFramePr>
+              <a:graphicFrameLocks xmlns:a="http://schemas.openxmlformats.org/drawingml/2006/main" noChangeAspect="1"/>
+            </wp:cNvGraphicFramePr>
+            <a:graphic xmlns:a="http://schemas.openxmlformats.org/drawingml/2006/main">
+              <a:graphicData uri="http://schemas.openxmlformats.org/drawingml/2006/picture">
+                <pic:pic xmlns:pic="http://schemas.openxmlformats.org/drawingml/2006/picture">
+                  <pic:nvPicPr>
+                    <pic:cNvPr id="0" name="fig_schedule_weekday_peak.png"/>
+                    <pic:cNvPicPr/>
+                  </pic:nvPicPr>
+                  <pic:blipFill>
+                    <a:blip r:embed="rId8"/>
+                    <a:stretch>
+                      <a:fillRect/>
+                    </a:stretch>
+                  </pic:blipFill>
+                  <pic:spPr>
+                    <a:xfrm>
+                      <a:off x="0" y="0"/>
+                      <a:ext cx="5040000" cy="1449000"/>
+                    </a:xfrm>
+                    <a:prstGeom prst="rect">
+                      <a:avLst/>
+                    </a:prstGeom>
+                  </pic:spPr>
+                </pic:pic>
+              </a:graphicData>
+            </a:graphic>
+          </wp:inline>
+        </w:drawing>
       </w:r>
     </w:p>
     <w:p>
       <w:pPr>
-        <w:spacing w:after="80"/>
+        <w:jc w:val="center"/>
+        <w:rPr>
+          <w:rFonts w:ascii="Times New Roman" w:hAnsi="Times New Roman" w:cs="Times New Roman"/>
+          <w:sz w:val="26"/>
+          <w:szCs w:val="26"/>
+        </w:rPr>
+      </w:pPr>
+      <w:proofErr w:type="spellStart"/>
+      <w:r>
+        <w:rPr>
+          <w:rFonts w:ascii="Times New Roman" w:hAnsi="Times New Roman" w:cs="Times New Roman"/>
+          <w:sz w:val="26"/>
+          <w:szCs w:val="26"/>
+        </w:rPr>
+        <w:t>Hình</w:t>
+      </w:r>
+      <w:proofErr w:type="spellEnd"/>
+      <w:r>
+        <w:rPr>
+          <w:rFonts w:ascii="Times New Roman" w:hAnsi="Times New Roman" w:cs="Times New Roman"/>
+          <w:sz w:val="26"/>
+          <w:szCs w:val="26"/>
+        </w:rPr>
+        <w:t xml:space="preserve"> 3. Headway baseline vs </w:t>
+      </w:r>
+      <w:proofErr w:type="spellStart"/>
+      <w:r>
+        <w:rPr>
+          <w:rFonts w:ascii="Times New Roman" w:hAnsi="Times New Roman" w:cs="Times New Roman"/>
+          <w:sz w:val="26"/>
+          <w:szCs w:val="26"/>
+        </w:rPr>
+        <w:t>tối</w:t>
+      </w:r>
+      <w:proofErr w:type="spellEnd"/>
+      <w:r>
+        <w:rPr>
+          <w:rFonts w:ascii="Times New Roman" w:hAnsi="Times New Roman" w:cs="Times New Roman"/>
+          <w:sz w:val="26"/>
+          <w:szCs w:val="26"/>
+        </w:rPr>
+        <w:t xml:space="preserve"> </w:t>
+      </w:r>
+      <w:proofErr w:type="spellStart"/>
+      <w:r>
+        <w:rPr>
+          <w:rFonts w:ascii="Times New Roman" w:hAnsi="Times New Roman" w:cs="Times New Roman"/>
+          <w:sz w:val="26"/>
+          <w:szCs w:val="26"/>
+        </w:rPr>
+        <w:t>ưu</w:t>
+      </w:r>
+      <w:proofErr w:type="spellEnd"/>
+      <w:r>
+        <w:rPr>
+          <w:rFonts w:ascii="Times New Roman" w:hAnsi="Times New Roman" w:cs="Times New Roman"/>
+          <w:sz w:val="26"/>
+          <w:szCs w:val="26"/>
+        </w:rPr>
+        <w:t xml:space="preserve"> — </w:t>
+      </w:r>
+      <w:proofErr w:type="spellStart"/>
+      <w:r>
+        <w:rPr>
+          <w:rFonts w:ascii="Times New Roman" w:hAnsi="Times New Roman" w:cs="Times New Roman"/>
+          <w:sz w:val="26"/>
+          <w:szCs w:val="26"/>
+        </w:rPr>
+        <w:t>weekday_peak</w:t>
+      </w:r>
+      <w:proofErr w:type="spellEnd"/>
+    </w:p>
+    <w:p>
+      <w:pPr>
+        <w:jc w:val="center"/>
+        <w:rPr>
+          <w:rFonts w:ascii="Times New Roman" w:hAnsi="Times New Roman" w:cs="Times New Roman"/>
+          <w:sz w:val="26"/>
+          <w:szCs w:val="26"/>
+        </w:rPr>
+      </w:pPr>
+    </w:p>
+    <w:p>
+      <w:pPr>
+        <w:jc w:val="center"/>
+        <w:rPr>
+          <w:rFonts w:ascii="Times New Roman" w:hAnsi="Times New Roman" w:cs="Times New Roman"/>
+          <w:sz w:val="26"/>
+          <w:szCs w:val="26"/>
+        </w:rPr>
       </w:pPr>
       <w:r>
         <w:rPr>
           <w:rFonts w:ascii="Times New Roman" w:hAnsi="Times New Roman" w:cs="Times New Roman"/>
-          <w:b/>
-          <w:sz w:val="26"/>
+          <w:noProof/>
+          <w:sz w:val="26"/>
+          <w:szCs w:val="26"/>
+        </w:rPr>
+        <w:drawing>
+          <wp:inline distT="0" distB="0" distL="0" distR="0" wp14:anchorId="73D82F76" wp14:editId="47A1BB7A">
+            <wp:extent cx="5040000" cy="3548258"/>
+            <wp:effectExtent l="0" t="0" r="0" b="0"/>
+            <wp:docPr id="4" name="Picture 4"/>
+            <wp:cNvGraphicFramePr>
+              <a:graphicFrameLocks xmlns:a="http://schemas.openxmlformats.org/drawingml/2006/main" noChangeAspect="1"/>
+            </wp:cNvGraphicFramePr>
+            <a:graphic xmlns:a="http://schemas.openxmlformats.org/drawingml/2006/main">
+              <a:graphicData uri="http://schemas.openxmlformats.org/drawingml/2006/picture">
+                <pic:pic xmlns:pic="http://schemas.openxmlformats.org/drawingml/2006/picture">
+                  <pic:nvPicPr>
+                    <pic:cNvPr id="0" name="fig_tradeoff.png"/>
+                    <pic:cNvPicPr/>
+                  </pic:nvPicPr>
+                  <pic:blipFill>
+                    <a:blip r:embed="rId9"/>
+                    <a:stretch>
+                      <a:fillRect/>
+                    </a:stretch>
+                  </pic:blipFill>
+                  <pic:spPr>
+                    <a:xfrm>
+                      <a:off x="0" y="0"/>
+                      <a:ext cx="5040000" cy="3548258"/>
+                    </a:xfrm>
+                    <a:prstGeom prst="rect">
+                      <a:avLst/>
+                    </a:prstGeom>
+                  </pic:spPr>
+                </pic:pic>
+              </a:graphicData>
+            </a:graphic>
+          </wp:inline>
+        </w:drawing>
+      </w:r>
+    </w:p>
+    <w:p>
+      <w:pPr>
+        <w:jc w:val="center"/>
+        <w:rPr>
+          <w:rFonts w:ascii="Times New Roman" w:hAnsi="Times New Roman" w:cs="Times New Roman"/>
+          <w:sz w:val="26"/>
+          <w:szCs w:val="26"/>
+        </w:rPr>
+      </w:pPr>
+      <w:r>
+        <w:rPr>
+          <w:rFonts w:ascii="Times New Roman" w:hAnsi="Times New Roman" w:cs="Times New Roman"/>
+          <w:noProof/>
+          <w:sz w:val="26"/>
+          <w:szCs w:val="26"/>
         </w:rPr>
         <w:lastRenderedPageBreak/>
-        <w:t>3.3. Suy luận mẫu 2026</w:t>
+        <w:drawing>
+          <wp:inline distT="0" distB="0" distL="0" distR="0" wp14:anchorId="22A209AB" wp14:editId="3D59B080">
+            <wp:extent cx="5040000" cy="2752981"/>
+            <wp:effectExtent l="0" t="0" r="0" b="0"/>
+            <wp:docPr id="5" name="Picture 5"/>
+            <wp:cNvGraphicFramePr>
+              <a:graphicFrameLocks xmlns:a="http://schemas.openxmlformats.org/drawingml/2006/main" noChangeAspect="1"/>
+            </wp:cNvGraphicFramePr>
+            <a:graphic xmlns:a="http://schemas.openxmlformats.org/drawingml/2006/main">
+              <a:graphicData uri="http://schemas.openxmlformats.org/drawingml/2006/picture">
+                <pic:pic xmlns:pic="http://schemas.openxmlformats.org/drawingml/2006/picture">
+                  <pic:nvPicPr>
+                    <pic:cNvPr id="0" name="fig_wait_metric_comparison.png"/>
+                    <pic:cNvPicPr/>
+                  </pic:nvPicPr>
+                  <pic:blipFill>
+                    <a:blip r:embed="rId10"/>
+                    <a:stretch>
+                      <a:fillRect/>
+                    </a:stretch>
+                  </pic:blipFill>
+                  <pic:spPr>
+                    <a:xfrm>
+                      <a:off x="0" y="0"/>
+                      <a:ext cx="5040000" cy="2752981"/>
+                    </a:xfrm>
+                    <a:prstGeom prst="rect">
+                      <a:avLst/>
+                    </a:prstGeom>
+                  </pic:spPr>
+                </pic:pic>
+              </a:graphicData>
+            </a:graphic>
+          </wp:inline>
+        </w:drawing>
+      </w:r>
+    </w:p>
+    <w:p>
+      <w:pPr>
+        <w:jc w:val="center"/>
+        <w:rPr>
+          <w:rFonts w:ascii="Times New Roman" w:hAnsi="Times New Roman" w:cs="Times New Roman"/>
+          <w:sz w:val="26"/>
+          <w:szCs w:val="26"/>
+        </w:rPr>
+      </w:pPr>
+      <w:proofErr w:type="spellStart"/>
+      <w:r>
+        <w:rPr>
+          <w:rFonts w:ascii="Times New Roman" w:hAnsi="Times New Roman" w:cs="Times New Roman"/>
+          <w:sz w:val="26"/>
+          <w:szCs w:val="26"/>
+        </w:rPr>
+        <w:t>Hình</w:t>
+      </w:r>
+      <w:proofErr w:type="spellEnd"/>
+      <w:r>
+        <w:rPr>
+          <w:rFonts w:ascii="Times New Roman" w:hAnsi="Times New Roman" w:cs="Times New Roman"/>
+          <w:sz w:val="26"/>
+          <w:szCs w:val="26"/>
+        </w:rPr>
+        <w:t xml:space="preserve"> 5. So </w:t>
+      </w:r>
+      <w:proofErr w:type="spellStart"/>
+      <w:r>
+        <w:rPr>
+          <w:rFonts w:ascii="Times New Roman" w:hAnsi="Times New Roman" w:cs="Times New Roman"/>
+          <w:sz w:val="26"/>
+          <w:szCs w:val="26"/>
+        </w:rPr>
+        <w:t>sánh</w:t>
+      </w:r>
+      <w:proofErr w:type="spellEnd"/>
+      <w:r>
+        <w:rPr>
+          <w:rFonts w:ascii="Times New Roman" w:hAnsi="Times New Roman" w:cs="Times New Roman"/>
+          <w:sz w:val="26"/>
+          <w:szCs w:val="26"/>
+        </w:rPr>
+        <w:t xml:space="preserve"> wait metric v1 vs v2</w:t>
+      </w:r>
+    </w:p>
+    <w:p>
+      <w:pPr>
+        <w:jc w:val="center"/>
+        <w:rPr>
+          <w:rFonts w:ascii="Times New Roman" w:hAnsi="Times New Roman" w:cs="Times New Roman"/>
+          <w:sz w:val="26"/>
+          <w:szCs w:val="26"/>
+        </w:rPr>
+      </w:pPr>
+      <w:r>
+        <w:rPr>
+          <w:rFonts w:ascii="Times New Roman" w:hAnsi="Times New Roman" w:cs="Times New Roman"/>
+          <w:noProof/>
+          <w:sz w:val="26"/>
+          <w:szCs w:val="26"/>
+        </w:rPr>
+        <w:drawing>
+          <wp:inline distT="0" distB="0" distL="0" distR="0" wp14:anchorId="34D4EE00" wp14:editId="4A11B9AD">
+            <wp:extent cx="5039165" cy="2636520"/>
+            <wp:effectExtent l="0" t="0" r="9525" b="0"/>
+            <wp:docPr id="6" name="Picture 6"/>
+            <wp:cNvGraphicFramePr>
+              <a:graphicFrameLocks xmlns:a="http://schemas.openxmlformats.org/drawingml/2006/main" noChangeAspect="1"/>
+            </wp:cNvGraphicFramePr>
+            <a:graphic xmlns:a="http://schemas.openxmlformats.org/drawingml/2006/main">
+              <a:graphicData uri="http://schemas.openxmlformats.org/drawingml/2006/picture">
+                <pic:pic xmlns:pic="http://schemas.openxmlformats.org/drawingml/2006/picture">
+                  <pic:nvPicPr>
+                    <pic:cNvPr id="0" name="fig_lambda_sensitivity.png"/>
+                    <pic:cNvPicPr/>
+                  </pic:nvPicPr>
+                  <pic:blipFill>
+                    <a:blip r:embed="rId11"/>
+                    <a:stretch>
+                      <a:fillRect/>
+                    </a:stretch>
+                  </pic:blipFill>
+                  <pic:spPr>
+                    <a:xfrm>
+                      <a:off x="0" y="0"/>
+                      <a:ext cx="5044840" cy="2639489"/>
+                    </a:xfrm>
+                    <a:prstGeom prst="rect">
+                      <a:avLst/>
+                    </a:prstGeom>
+                  </pic:spPr>
+                </pic:pic>
+              </a:graphicData>
+            </a:graphic>
+          </wp:inline>
+        </w:drawing>
+      </w:r>
+    </w:p>
+    <w:p>
+      <w:pPr>
+        <w:jc w:val="center"/>
+        <w:rPr>
+          <w:rFonts w:ascii="Times New Roman" w:hAnsi="Times New Roman" w:cs="Times New Roman"/>
+          <w:sz w:val="26"/>
+          <w:szCs w:val="26"/>
+        </w:rPr>
+      </w:pPr>
+      <w:proofErr w:type="spellStart"/>
+      <w:r>
+        <w:rPr>
+          <w:rFonts w:ascii="Times New Roman" w:hAnsi="Times New Roman" w:cs="Times New Roman"/>
+          <w:sz w:val="26"/>
+          <w:szCs w:val="26"/>
+        </w:rPr>
+        <w:t>Hình</w:t>
+      </w:r>
+      <w:proofErr w:type="spellEnd"/>
+      <w:r>
+        <w:rPr>
+          <w:rFonts w:ascii="Times New Roman" w:hAnsi="Times New Roman" w:cs="Times New Roman"/>
+          <w:sz w:val="26"/>
+          <w:szCs w:val="26"/>
+        </w:rPr>
+        <w:t xml:space="preserve"> 6. </w:t>
+      </w:r>
+      <w:proofErr w:type="spellStart"/>
+      <w:r>
+        <w:rPr>
+          <w:rFonts w:ascii="Times New Roman" w:hAnsi="Times New Roman" w:cs="Times New Roman"/>
+          <w:sz w:val="26"/>
+          <w:szCs w:val="26"/>
+        </w:rPr>
+        <w:t>Độ</w:t>
+      </w:r>
+      <w:proofErr w:type="spellEnd"/>
+      <w:r>
+        <w:rPr>
+          <w:rFonts w:ascii="Times New Roman" w:hAnsi="Times New Roman" w:cs="Times New Roman"/>
+          <w:sz w:val="26"/>
+          <w:szCs w:val="26"/>
+        </w:rPr>
+        <w:t xml:space="preserve"> </w:t>
+      </w:r>
+      <w:proofErr w:type="spellStart"/>
+      <w:r>
+        <w:rPr>
+          <w:rFonts w:ascii="Times New Roman" w:hAnsi="Times New Roman" w:cs="Times New Roman"/>
+          <w:sz w:val="26"/>
+          <w:szCs w:val="26"/>
+        </w:rPr>
+        <w:t>nhạy</w:t>
+      </w:r>
+      <w:proofErr w:type="spellEnd"/>
+      <w:r>
+        <w:rPr>
+          <w:rFonts w:ascii="Times New Roman" w:hAnsi="Times New Roman" w:cs="Times New Roman"/>
+          <w:sz w:val="26"/>
+          <w:szCs w:val="26"/>
+        </w:rPr>
+        <w:t xml:space="preserve"> objective </w:t>
+      </w:r>
+      <w:proofErr w:type="spellStart"/>
+      <w:r>
+        <w:rPr>
+          <w:rFonts w:ascii="Times New Roman" w:hAnsi="Times New Roman" w:cs="Times New Roman"/>
+          <w:sz w:val="26"/>
+          <w:szCs w:val="26"/>
+        </w:rPr>
+        <w:t>theo</w:t>
+      </w:r>
+      <w:proofErr w:type="spellEnd"/>
+      <w:r>
+        <w:rPr>
+          <w:rFonts w:ascii="Times New Roman" w:hAnsi="Times New Roman" w:cs="Times New Roman"/>
+          <w:sz w:val="26"/>
+          <w:szCs w:val="26"/>
+        </w:rPr>
+        <w:t xml:space="preserve"> </w:t>
+      </w:r>
+      <w:proofErr w:type="spellStart"/>
+      <w:r>
+        <w:rPr>
+          <w:rFonts w:ascii="Times New Roman" w:hAnsi="Times New Roman" w:cs="Times New Roman"/>
+          <w:sz w:val="26"/>
+          <w:szCs w:val="26"/>
+        </w:rPr>
+        <w:t>λ_eval</w:t>
+      </w:r>
+      <w:proofErr w:type="spellEnd"/>
+    </w:p>
+    <w:p>
+      <w:pPr>
+        <w:jc w:val="center"/>
+        <w:rPr>
+          <w:rFonts w:ascii="Times New Roman" w:hAnsi="Times New Roman" w:cs="Times New Roman"/>
+          <w:sz w:val="26"/>
+          <w:szCs w:val="26"/>
+        </w:rPr>
+      </w:pPr>
+    </w:p>
+    <w:p>
+      <w:pPr>
+        <w:jc w:val="center"/>
+        <w:rPr>
+          <w:rFonts w:ascii="Times New Roman" w:hAnsi="Times New Roman" w:cs="Times New Roman"/>
+          <w:sz w:val="26"/>
+          <w:szCs w:val="26"/>
+        </w:rPr>
+      </w:pPr>
+      <w:r>
+        <w:rPr>
+          <w:rFonts w:ascii="Times New Roman" w:hAnsi="Times New Roman" w:cs="Times New Roman"/>
+          <w:noProof/>
+          <w:sz w:val="26"/>
+          <w:szCs w:val="26"/>
+        </w:rPr>
+        <w:lastRenderedPageBreak/>
+        <w:drawing>
+          <wp:inline distT="0" distB="0" distL="0" distR="0" wp14:anchorId="1657AF46" wp14:editId="3CEBD151">
+            <wp:extent cx="5040000" cy="3334522"/>
+            <wp:effectExtent l="0" t="0" r="0" b="0"/>
+            <wp:docPr id="7" name="Picture 7"/>
+            <wp:cNvGraphicFramePr>
+              <a:graphicFrameLocks xmlns:a="http://schemas.openxmlformats.org/drawingml/2006/main" noChangeAspect="1"/>
+            </wp:cNvGraphicFramePr>
+            <a:graphic xmlns:a="http://schemas.openxmlformats.org/drawingml/2006/main">
+              <a:graphicData uri="http://schemas.openxmlformats.org/drawingml/2006/picture">
+                <pic:pic xmlns:pic="http://schemas.openxmlformats.org/drawingml/2006/picture">
+                  <pic:nvPicPr>
+                    <pic:cNvPr id="0" name="fig_pareto_frontier.png"/>
+                    <pic:cNvPicPr/>
+                  </pic:nvPicPr>
+                  <pic:blipFill>
+                    <a:blip r:embed="rId12"/>
+                    <a:stretch>
+                      <a:fillRect/>
+                    </a:stretch>
+                  </pic:blipFill>
+                  <pic:spPr>
+                    <a:xfrm>
+                      <a:off x="0" y="0"/>
+                      <a:ext cx="5040000" cy="3334522"/>
+                    </a:xfrm>
+                    <a:prstGeom prst="rect">
+                      <a:avLst/>
+                    </a:prstGeom>
+                  </pic:spPr>
+                </pic:pic>
+              </a:graphicData>
+            </a:graphic>
+          </wp:inline>
+        </w:drawing>
+      </w:r>
+    </w:p>
+    <w:p>
+      <w:pPr>
+        <w:jc w:val="center"/>
+        <w:rPr>
+          <w:rFonts w:ascii="Times New Roman" w:hAnsi="Times New Roman" w:cs="Times New Roman"/>
+          <w:sz w:val="26"/>
+          <w:szCs w:val="26"/>
+        </w:rPr>
+      </w:pPr>
+      <w:proofErr w:type="spellStart"/>
+      <w:r>
+        <w:rPr>
+          <w:rFonts w:ascii="Times New Roman" w:hAnsi="Times New Roman" w:cs="Times New Roman"/>
+          <w:sz w:val="26"/>
+          <w:szCs w:val="26"/>
+        </w:rPr>
+        <w:t>Hình</w:t>
+      </w:r>
+      <w:proofErr w:type="spellEnd"/>
+      <w:r>
+        <w:rPr>
+          <w:rFonts w:ascii="Times New Roman" w:hAnsi="Times New Roman" w:cs="Times New Roman"/>
+          <w:sz w:val="26"/>
+          <w:szCs w:val="26"/>
+        </w:rPr>
+        <w:t xml:space="preserve"> 7. Pareto frontier</w:t>
       </w:r>
     </w:p>
     <w:p>
       <w:pPr>
         <w:spacing w:after="120"/>
         <w:jc w:val="both"/>
+        <w:rPr>
+          <w:rFonts w:ascii="Times New Roman" w:hAnsi="Times New Roman" w:cs="Times New Roman"/>
+          <w:sz w:val="26"/>
+          <w:szCs w:val="26"/>
+        </w:rPr>
       </w:pPr>
       <w:r>
         <w:rPr>
           <w:rFonts w:ascii="Times New Roman" w:hAnsi="Times New Roman" w:cs="Times New Roman"/>
           <w:sz w:val="26"/>
-        </w:rPr>
-        <w:t>Ba ngày mẫu (15/01, 28/03, 12/05/2026) cho thấy objective giảm 42–43%, wait giảm 47–48%, nhất quán với kết quả trên kịch bản tổng hợp. Artifact: sample_2026_results_summary.csv, sample_2026_schedule_by_date.csv.</w:t>
+          <w:szCs w:val="26"/>
+        </w:rPr>
+        <w:t>Kết quả trên kịch bản weekend: giảm objective 17,7%, thời gian chờ TB 4,05→3,20 phút (−21,0%), số chuyến 8.497→9.388 (+10,5%). Kịch bản rainy_day: giảm objective 13,1%, wait 3,84→3,29 phút (−14,3%). Phân tích λ (100–1000) cho thấy cải thiện objective 9,1%–14,5% tùy λ_eval; λ=150 cân bằng tốt giữa giảm wait và tăng chi phí.</w:t>
       </w:r>
     </w:p>
     <w:p>
       <w:pPr>
         <w:spacing w:after="80"/>
+        <w:rPr>
+          <w:rFonts w:ascii="Times New Roman" w:hAnsi="Times New Roman" w:cs="Times New Roman"/>
+          <w:sz w:val="26"/>
+          <w:szCs w:val="26"/>
+        </w:rPr>
       </w:pPr>
       <w:r>
         <w:rPr>
           <w:rFonts w:ascii="Times New Roman" w:hAnsi="Times New Roman" w:cs="Times New Roman"/>
+          <w:sz w:val="26"/>
+          <w:szCs w:val="26"/>
+        </w:rPr>
+        <w:t>3.3. Spillover, uncertainty, Pareto và artifact</w:t>
+      </w:r>
+    </w:p>
+    <w:p>
+      <w:pPr>
+        <w:spacing w:after="120"/>
+        <w:jc w:val="both"/>
+        <w:rPr>
+          <w:rFonts w:ascii="Times New Roman" w:hAnsi="Times New Roman" w:cs="Times New Roman"/>
+          <w:sz w:val="26"/>
+          <w:szCs w:val="26"/>
+        </w:rPr>
+      </w:pPr>
+      <w:r>
+        <w:rPr>
+          <w:rFonts w:ascii="Times New Roman" w:hAnsi="Times New Roman" w:cs="Times New Roman"/>
+          <w:sz w:val="26"/>
+          <w:szCs w:val="26"/>
+        </w:rPr>
+        <w:t>Spillover α=0,02 giảm MAE forecast 209,9→150,0; tuyến R, M, C hưởng lợi nhiều nhất. Quantile GBM: coverage 90% ≈ 76,5%, MAE 461 (MC Dropout: coverage ≈ 18,8%, MAE 757). Pareto knee λ_equiv ≈ 446. Artifact: notebooks/outputs_kaggle/ và ui_export/.</w:t>
+      </w:r>
+    </w:p>
+    <w:p>
+      <w:pPr>
+        <w:jc w:val="center"/>
+        <w:rPr>
+          <w:rFonts w:ascii="Times New Roman" w:hAnsi="Times New Roman" w:cs="Times New Roman"/>
+          <w:sz w:val="26"/>
+          <w:szCs w:val="26"/>
+        </w:rPr>
+      </w:pPr>
+      <w:r>
+        <w:rPr>
+          <w:rFonts w:ascii="Times New Roman" w:hAnsi="Times New Roman" w:cs="Times New Roman"/>
+          <w:noProof/>
+          <w:sz w:val="26"/>
+          <w:szCs w:val="26"/>
+        </w:rPr>
+        <w:drawing>
+          <wp:inline distT="0" distB="0" distL="0" distR="0" wp14:anchorId="3DC9F5CE" wp14:editId="07E7B076">
+            <wp:extent cx="5040000" cy="2052939"/>
+            <wp:effectExtent l="0" t="0" r="0" b="0"/>
+            <wp:docPr id="8" name="Picture 8"/>
+            <wp:cNvGraphicFramePr>
+              <a:graphicFrameLocks xmlns:a="http://schemas.openxmlformats.org/drawingml/2006/main" noChangeAspect="1"/>
+            </wp:cNvGraphicFramePr>
+            <a:graphic xmlns:a="http://schemas.openxmlformats.org/drawingml/2006/main">
+              <a:graphicData uri="http://schemas.openxmlformats.org/drawingml/2006/picture">
+                <pic:pic xmlns:pic="http://schemas.openxmlformats.org/drawingml/2006/picture">
+                  <pic:nvPicPr>
+                    <pic:cNvPr id="0" name="fig_transfer_spillover.png"/>
+                    <pic:cNvPicPr/>
+                  </pic:nvPicPr>
+                  <pic:blipFill>
+                    <a:blip r:embed="rId13"/>
+                    <a:stretch>
+                      <a:fillRect/>
+                    </a:stretch>
+                  </pic:blipFill>
+                  <pic:spPr>
+                    <a:xfrm>
+                      <a:off x="0" y="0"/>
+                      <a:ext cx="5040000" cy="2052939"/>
+                    </a:xfrm>
+                    <a:prstGeom prst="rect">
+                      <a:avLst/>
+                    </a:prstGeom>
+                  </pic:spPr>
+                </pic:pic>
+              </a:graphicData>
+            </a:graphic>
+          </wp:inline>
+        </w:drawing>
+      </w:r>
+    </w:p>
+    <w:p>
+      <w:pPr>
+        <w:jc w:val="center"/>
+        <w:rPr>
+          <w:rFonts w:ascii="Times New Roman" w:hAnsi="Times New Roman" w:cs="Times New Roman"/>
+          <w:sz w:val="26"/>
+          <w:szCs w:val="26"/>
+        </w:rPr>
+      </w:pPr>
+      <w:proofErr w:type="spellStart"/>
+      <w:r>
+        <w:rPr>
+          <w:rFonts w:ascii="Times New Roman" w:hAnsi="Times New Roman" w:cs="Times New Roman"/>
+          <w:sz w:val="26"/>
+          <w:szCs w:val="26"/>
+        </w:rPr>
+        <w:t>Hình</w:t>
+      </w:r>
+      <w:proofErr w:type="spellEnd"/>
+      <w:r>
+        <w:rPr>
+          <w:rFonts w:ascii="Times New Roman" w:hAnsi="Times New Roman" w:cs="Times New Roman"/>
+          <w:sz w:val="26"/>
+          <w:szCs w:val="26"/>
+        </w:rPr>
+        <w:t xml:space="preserve"> 8. Transfer matrix &amp; spillover </w:t>
+      </w:r>
+      <w:proofErr w:type="spellStart"/>
+      <w:r>
+        <w:rPr>
+          <w:rFonts w:ascii="Times New Roman" w:hAnsi="Times New Roman" w:cs="Times New Roman"/>
+          <w:sz w:val="26"/>
+          <w:szCs w:val="26"/>
+        </w:rPr>
+        <w:t>theo</w:t>
+      </w:r>
+      <w:proofErr w:type="spellEnd"/>
+      <w:r>
+        <w:rPr>
+          <w:rFonts w:ascii="Times New Roman" w:hAnsi="Times New Roman" w:cs="Times New Roman"/>
+          <w:sz w:val="26"/>
+          <w:szCs w:val="26"/>
+        </w:rPr>
+        <w:t xml:space="preserve"> </w:t>
+      </w:r>
+      <w:proofErr w:type="spellStart"/>
+      <w:r>
+        <w:rPr>
+          <w:rFonts w:ascii="Times New Roman" w:hAnsi="Times New Roman" w:cs="Times New Roman"/>
+          <w:sz w:val="26"/>
+          <w:szCs w:val="26"/>
+        </w:rPr>
+        <w:t>tuyến</w:t>
+      </w:r>
+      <w:proofErr w:type="spellEnd"/>
+    </w:p>
+    <w:p>
+      <w:pPr>
+        <w:jc w:val="center"/>
+        <w:rPr>
+          <w:rFonts w:ascii="Times New Roman" w:hAnsi="Times New Roman" w:cs="Times New Roman"/>
+          <w:sz w:val="26"/>
+          <w:szCs w:val="26"/>
+        </w:rPr>
+      </w:pPr>
+    </w:p>
+    <w:p>
+      <w:pPr>
+        <w:jc w:val="center"/>
+        <w:rPr>
+          <w:rFonts w:ascii="Times New Roman" w:hAnsi="Times New Roman" w:cs="Times New Roman"/>
+          <w:sz w:val="26"/>
+          <w:szCs w:val="26"/>
+        </w:rPr>
+      </w:pPr>
+      <w:r>
+        <w:rPr>
+          <w:rFonts w:ascii="Times New Roman" w:hAnsi="Times New Roman" w:cs="Times New Roman"/>
+          <w:noProof/>
+          <w:sz w:val="26"/>
+          <w:szCs w:val="26"/>
+        </w:rPr>
+        <w:lastRenderedPageBreak/>
+        <w:drawing>
+          <wp:inline distT="0" distB="0" distL="0" distR="0" wp14:anchorId="5E69636D" wp14:editId="0C182E28">
+            <wp:extent cx="5040000" cy="4098632"/>
+            <wp:effectExtent l="0" t="0" r="0" b="0"/>
+            <wp:docPr id="9" name="Picture 9"/>
+            <wp:cNvGraphicFramePr>
+              <a:graphicFrameLocks xmlns:a="http://schemas.openxmlformats.org/drawingml/2006/main" noChangeAspect="1"/>
+            </wp:cNvGraphicFramePr>
+            <a:graphic xmlns:a="http://schemas.openxmlformats.org/drawingml/2006/main">
+              <a:graphicData uri="http://schemas.openxmlformats.org/drawingml/2006/picture">
+                <pic:pic xmlns:pic="http://schemas.openxmlformats.org/drawingml/2006/picture">
+                  <pic:nvPicPr>
+                    <pic:cNvPr id="0" name="fig_uncertainty_calibration.png"/>
+                    <pic:cNvPicPr/>
+                  </pic:nvPicPr>
+                  <pic:blipFill>
+                    <a:blip r:embed="rId14"/>
+                    <a:stretch>
+                      <a:fillRect/>
+                    </a:stretch>
+                  </pic:blipFill>
+                  <pic:spPr>
+                    <a:xfrm>
+                      <a:off x="0" y="0"/>
+                      <a:ext cx="5040000" cy="4098632"/>
+                    </a:xfrm>
+                    <a:prstGeom prst="rect">
+                      <a:avLst/>
+                    </a:prstGeom>
+                  </pic:spPr>
+                </pic:pic>
+              </a:graphicData>
+            </a:graphic>
+          </wp:inline>
+        </w:drawing>
+      </w:r>
+    </w:p>
+    <w:p>
+      <w:pPr>
+        <w:jc w:val="center"/>
+        <w:rPr>
+          <w:rFonts w:ascii="Times New Roman" w:hAnsi="Times New Roman" w:cs="Times New Roman"/>
+          <w:sz w:val="26"/>
+          <w:szCs w:val="26"/>
+        </w:rPr>
+      </w:pPr>
+      <w:proofErr w:type="spellStart"/>
+      <w:r>
+        <w:rPr>
+          <w:rFonts w:ascii="Times New Roman" w:hAnsi="Times New Roman" w:cs="Times New Roman"/>
+          <w:sz w:val="26"/>
+          <w:szCs w:val="26"/>
+        </w:rPr>
+        <w:t>Hình</w:t>
+      </w:r>
+      <w:proofErr w:type="spellEnd"/>
+      <w:r>
+        <w:rPr>
+          <w:rFonts w:ascii="Times New Roman" w:hAnsi="Times New Roman" w:cs="Times New Roman"/>
+          <w:sz w:val="26"/>
+          <w:szCs w:val="26"/>
+        </w:rPr>
+        <w:t xml:space="preserve"> 9. Calibration interval</w:t>
+      </w:r>
+    </w:p>
+    <w:p>
+      <w:pPr>
+        <w:jc w:val="center"/>
+        <w:rPr>
+          <w:rFonts w:ascii="Times New Roman" w:hAnsi="Times New Roman" w:cs="Times New Roman"/>
+          <w:sz w:val="26"/>
+          <w:szCs w:val="26"/>
+        </w:rPr>
+      </w:pPr>
+    </w:p>
+    <w:p>
+      <w:pPr>
+        <w:jc w:val="center"/>
+        <w:rPr>
+          <w:rFonts w:ascii="Times New Roman" w:hAnsi="Times New Roman" w:cs="Times New Roman"/>
+          <w:sz w:val="26"/>
+          <w:szCs w:val="26"/>
+        </w:rPr>
+      </w:pPr>
+      <w:r>
+        <w:rPr>
+          <w:rFonts w:ascii="Times New Roman" w:hAnsi="Times New Roman" w:cs="Times New Roman"/>
+          <w:noProof/>
+          <w:sz w:val="26"/>
+          <w:szCs w:val="26"/>
+        </w:rPr>
+        <w:drawing>
+          <wp:inline distT="0" distB="0" distL="0" distR="0" wp14:anchorId="16AF7B0B" wp14:editId="6510058C">
+            <wp:extent cx="5040000" cy="1221496"/>
+            <wp:effectExtent l="0" t="0" r="0" b="0"/>
+            <wp:docPr id="10" name="Picture 10"/>
+            <wp:cNvGraphicFramePr>
+              <a:graphicFrameLocks xmlns:a="http://schemas.openxmlformats.org/drawingml/2006/main" noChangeAspect="1"/>
+            </wp:cNvGraphicFramePr>
+            <a:graphic xmlns:a="http://schemas.openxmlformats.org/drawingml/2006/main">
+              <a:graphicData uri="http://schemas.openxmlformats.org/drawingml/2006/picture">
+                <pic:pic xmlns:pic="http://schemas.openxmlformats.org/drawingml/2006/picture">
+                  <pic:nvPicPr>
+                    <pic:cNvPr id="0" name="fig_eda.png"/>
+                    <pic:cNvPicPr/>
+                  </pic:nvPicPr>
+                  <pic:blipFill>
+                    <a:blip r:embed="rId15"/>
+                    <a:stretch>
+                      <a:fillRect/>
+                    </a:stretch>
+                  </pic:blipFill>
+                  <pic:spPr>
+                    <a:xfrm>
+                      <a:off x="0" y="0"/>
+                      <a:ext cx="5040000" cy="1221496"/>
+                    </a:xfrm>
+                    <a:prstGeom prst="rect">
+                      <a:avLst/>
+                    </a:prstGeom>
+                  </pic:spPr>
+                </pic:pic>
+              </a:graphicData>
+            </a:graphic>
+          </wp:inline>
+        </w:drawing>
+      </w:r>
+    </w:p>
+    <w:p>
+      <w:pPr>
+        <w:jc w:val="center"/>
+        <w:rPr>
+          <w:rFonts w:ascii="Times New Roman" w:hAnsi="Times New Roman" w:cs="Times New Roman"/>
+          <w:sz w:val="26"/>
+          <w:szCs w:val="26"/>
+        </w:rPr>
+      </w:pPr>
+      <w:proofErr w:type="spellStart"/>
+      <w:r>
+        <w:rPr>
+          <w:rFonts w:ascii="Times New Roman" w:hAnsi="Times New Roman" w:cs="Times New Roman"/>
+          <w:sz w:val="26"/>
+          <w:szCs w:val="26"/>
+        </w:rPr>
+        <w:t>Hình</w:t>
+      </w:r>
+      <w:proofErr w:type="spellEnd"/>
+      <w:r>
+        <w:rPr>
+          <w:rFonts w:ascii="Times New Roman" w:hAnsi="Times New Roman" w:cs="Times New Roman"/>
+          <w:sz w:val="26"/>
+          <w:szCs w:val="26"/>
+        </w:rPr>
+        <w:t xml:space="preserve"> 10. EDA — demand </w:t>
+      </w:r>
+      <w:proofErr w:type="spellStart"/>
+      <w:r>
+        <w:rPr>
+          <w:rFonts w:ascii="Times New Roman" w:hAnsi="Times New Roman" w:cs="Times New Roman"/>
+          <w:sz w:val="26"/>
+          <w:szCs w:val="26"/>
+        </w:rPr>
+        <w:t>theo</w:t>
+      </w:r>
+      <w:proofErr w:type="spellEnd"/>
+      <w:r>
+        <w:rPr>
+          <w:rFonts w:ascii="Times New Roman" w:hAnsi="Times New Roman" w:cs="Times New Roman"/>
+          <w:sz w:val="26"/>
+          <w:szCs w:val="26"/>
+        </w:rPr>
+        <w:t xml:space="preserve"> </w:t>
+      </w:r>
+      <w:proofErr w:type="spellStart"/>
+      <w:r>
+        <w:rPr>
+          <w:rFonts w:ascii="Times New Roman" w:hAnsi="Times New Roman" w:cs="Times New Roman"/>
+          <w:sz w:val="26"/>
+          <w:szCs w:val="26"/>
+        </w:rPr>
+        <w:t>giờ</w:t>
+      </w:r>
+      <w:proofErr w:type="spellEnd"/>
+      <w:r>
+        <w:rPr>
+          <w:rFonts w:ascii="Times New Roman" w:hAnsi="Times New Roman" w:cs="Times New Roman"/>
+          <w:sz w:val="26"/>
+          <w:szCs w:val="26"/>
+        </w:rPr>
+        <w:t>/</w:t>
+      </w:r>
+      <w:proofErr w:type="spellStart"/>
+      <w:r>
+        <w:rPr>
+          <w:rFonts w:ascii="Times New Roman" w:hAnsi="Times New Roman" w:cs="Times New Roman"/>
+          <w:sz w:val="26"/>
+          <w:szCs w:val="26"/>
+        </w:rPr>
+        <w:t>tuyến</w:t>
+      </w:r>
+      <w:proofErr w:type="spellEnd"/>
+    </w:p>
+    <w:p>
+      <w:pPr>
+        <w:spacing w:after="80"/>
+        <w:rPr>
+          <w:rFonts w:ascii="Times New Roman" w:hAnsi="Times New Roman" w:cs="Times New Roman"/>
+          <w:sz w:val="26"/>
+          <w:szCs w:val="26"/>
+        </w:rPr>
+      </w:pPr>
+      <w:r>
+        <w:rPr>
+          <w:rFonts w:ascii="Times New Roman" w:hAnsi="Times New Roman" w:cs="Times New Roman"/>
           <w:b/>
-          <w:sz w:val="28"/>
+          <w:sz w:val="26"/>
+          <w:szCs w:val="26"/>
         </w:rPr>
         <w:t>4. Khó khăn và giải pháp</w:t>
       </w:r>
@@ -1722,11 +4074,17 @@
         <w:spacing w:after="60"/>
         <w:ind w:left="567"/>
         <w:jc w:val="both"/>
+        <w:rPr>
+          <w:rFonts w:ascii="Times New Roman" w:hAnsi="Times New Roman" w:cs="Times New Roman"/>
+          <w:sz w:val="26"/>
+          <w:szCs w:val="26"/>
+        </w:rPr>
       </w:pPr>
       <w:r>
         <w:rPr>
           <w:rFonts w:ascii="Times New Roman" w:hAnsi="Times New Roman" w:cs="Times New Roman"/>
           <w:sz w:val="26"/>
+          <w:szCs w:val="26"/>
         </w:rPr>
         <w:t>Dữ liệu ridership thiếu ở một số slot: Áp dụng fallback baseline nhiều tầng (historical → route mean → global mean).</w:t>
       </w:r>
@@ -1737,13 +4095,19 @@
         <w:spacing w:after="60"/>
         <w:ind w:left="567"/>
         <w:jc w:val="both"/>
+        <w:rPr>
+          <w:rFonts w:ascii="Times New Roman" w:hAnsi="Times New Roman" w:cs="Times New Roman"/>
+          <w:sz w:val="26"/>
+          <w:szCs w:val="26"/>
+        </w:rPr>
       </w:pPr>
       <w:r>
         <w:rPr>
           <w:rFonts w:ascii="Times New Roman" w:hAnsi="Times New Roman" w:cs="Times New Roman"/>
           <w:sz w:val="26"/>
-        </w:rPr>
-        <w:t>Không gian tối ưu lớn (1.392 slot): Ưu tiên analytical per-slot; GA+Tabu chỉ dùng khi thu hẹp phạm vi.</w:t>
+          <w:szCs w:val="26"/>
+        </w:rPr>
+        <w:t>Không gian tối ưu lớn (1.182 slot, 29 tuyến × 24 giờ sau lọc ridership): Ưu tiên analytical per-slot; GA+Tabu chỉ dùng khi thu hẹp phạm vi (single-route notebook).</w:t>
       </w:r>
     </w:p>
     <w:p>
@@ -1752,13 +4116,19 @@
         <w:spacing w:after="60"/>
         <w:ind w:left="567"/>
         <w:jc w:val="both"/>
+        <w:rPr>
+          <w:rFonts w:ascii="Times New Roman" w:hAnsi="Times New Roman" w:cs="Times New Roman"/>
+          <w:sz w:val="26"/>
+          <w:szCs w:val="26"/>
+        </w:rPr>
       </w:pPr>
       <w:r>
         <w:rPr>
           <w:rFonts w:ascii="Times New Roman" w:hAnsi="Times New Roman" w:cs="Times New Roman"/>
           <w:sz w:val="26"/>
-        </w:rPr>
-        <w:t>Trade-off wait vs chi phí đội xe: Phân tích độ nhạy λ và auto-chọn λ theo OPT_TARGET=balanced.</w:t>
+          <w:szCs w:val="26"/>
+        </w:rPr>
+        <w:t>Trade-off wait vs chi phí đội xe: Phân tích Pareto frontier, độ nhạy λ và auto-chọn λ theo OPT_TARGET=balanced (λ_opt ≈ 446).</w:t>
       </w:r>
     </w:p>
     <w:p>
@@ -1767,24 +4137,37 @@
         <w:spacing w:after="60"/>
         <w:ind w:left="567"/>
         <w:jc w:val="both"/>
+        <w:rPr>
+          <w:rFonts w:ascii="Times New Roman" w:hAnsi="Times New Roman" w:cs="Times New Roman"/>
+          <w:sz w:val="26"/>
+          <w:szCs w:val="26"/>
+        </w:rPr>
       </w:pPr>
       <w:r>
         <w:rPr>
           <w:rFonts w:ascii="Times New Roman" w:hAnsi="Times New Roman" w:cs="Times New Roman"/>
           <w:sz w:val="26"/>
-        </w:rPr>
-        <w:t>Định dạng notebook sau nhiều lần chỉnh sửa: Dọn pipeline, loại bỏ quick debug, gom logic vào cell chính.</w:t>
+          <w:szCs w:val="26"/>
+        </w:rPr>
+        <w:lastRenderedPageBreak/>
+        <w:t>Định dạng notebook sau nhiều lần chỉnh sửa: Dọn pipeline, gom logic vào cell chính, tách notebook Kaggle reproducible.</w:t>
       </w:r>
     </w:p>
     <w:p>
       <w:pPr>
         <w:spacing w:after="80"/>
+        <w:rPr>
+          <w:rFonts w:ascii="Times New Roman" w:hAnsi="Times New Roman" w:cs="Times New Roman"/>
+          <w:sz w:val="26"/>
+          <w:szCs w:val="26"/>
+        </w:rPr>
       </w:pPr>
       <w:r>
         <w:rPr>
           <w:rFonts w:ascii="Times New Roman" w:hAnsi="Times New Roman" w:cs="Times New Roman"/>
           <w:b/>
-          <w:sz w:val="28"/>
+          <w:sz w:val="26"/>
+          <w:szCs w:val="26"/>
         </w:rPr>
         <w:t>5. Kế hoạch công việc tiếp theo</w:t>
       </w:r>
@@ -1805,11 +4188,18 @@
             <w:tcW w:w="4844" w:type="dxa"/>
           </w:tcPr>
           <w:p>
+            <w:pPr>
+              <w:rPr>
+                <w:rFonts w:ascii="Times New Roman" w:hAnsi="Times New Roman" w:cs="Times New Roman"/>
+                <w:sz w:val="26"/>
+                <w:szCs w:val="26"/>
+              </w:rPr>
+            </w:pPr>
             <w:r>
               <w:rPr>
                 <w:rFonts w:ascii="Times New Roman" w:hAnsi="Times New Roman" w:cs="Times New Roman"/>
-                <w:b/>
-                <w:sz w:val="24"/>
+                <w:sz w:val="26"/>
+                <w:szCs w:val="26"/>
               </w:rPr>
               <w:t>Thời gian dự kiến</w:t>
             </w:r>
@@ -1820,11 +4210,18 @@
             <w:tcW w:w="4844" w:type="dxa"/>
           </w:tcPr>
           <w:p>
+            <w:pPr>
+              <w:rPr>
+                <w:rFonts w:ascii="Times New Roman" w:hAnsi="Times New Roman" w:cs="Times New Roman"/>
+                <w:sz w:val="26"/>
+                <w:szCs w:val="26"/>
+              </w:rPr>
+            </w:pPr>
             <w:r>
               <w:rPr>
                 <w:rFonts w:ascii="Times New Roman" w:hAnsi="Times New Roman" w:cs="Times New Roman"/>
-                <w:b/>
-                <w:sz w:val="24"/>
+                <w:sz w:val="26"/>
+                <w:szCs w:val="26"/>
               </w:rPr>
               <w:t>Công việc</w:t>
             </w:r>
@@ -1837,10 +4234,18 @@
             <w:tcW w:w="4844" w:type="dxa"/>
           </w:tcPr>
           <w:p>
+            <w:pPr>
+              <w:rPr>
+                <w:rFonts w:ascii="Times New Roman" w:hAnsi="Times New Roman" w:cs="Times New Roman"/>
+                <w:sz w:val="26"/>
+                <w:szCs w:val="26"/>
+              </w:rPr>
+            </w:pPr>
             <w:r>
               <w:rPr>
                 <w:rFonts w:ascii="Times New Roman" w:hAnsi="Times New Roman" w:cs="Times New Roman"/>
-                <w:sz w:val="24"/>
+                <w:sz w:val="26"/>
+                <w:szCs w:val="26"/>
               </w:rPr>
               <w:t>Tuần 1–2</w:t>
             </w:r>
@@ -1851,12 +4256,20 @@
             <w:tcW w:w="4844" w:type="dxa"/>
           </w:tcPr>
           <w:p>
+            <w:pPr>
+              <w:rPr>
+                <w:rFonts w:ascii="Times New Roman" w:hAnsi="Times New Roman" w:cs="Times New Roman"/>
+                <w:sz w:val="26"/>
+                <w:szCs w:val="26"/>
+              </w:rPr>
+            </w:pPr>
             <w:r>
               <w:rPr>
                 <w:rFonts w:ascii="Times New Roman" w:hAnsi="Times New Roman" w:cs="Times New Roman"/>
-                <w:sz w:val="24"/>
-              </w:rPr>
-              <w:t>Hoàn thiện chương cơ sở lý thuyết và phương pháp trong báo cáo TKTN.</w:t>
+                <w:sz w:val="26"/>
+                <w:szCs w:val="26"/>
+              </w:rPr>
+              <w:t>Hoàn thiện chương 1–2: mở đầu, cơ sở lý thuyết (lập lịch GTFS, dự báo nhu cầu, tối ưu đa mục tiêu).</w:t>
             </w:r>
           </w:p>
         </w:tc>
@@ -1867,12 +4280,20 @@
             <w:tcW w:w="4844" w:type="dxa"/>
           </w:tcPr>
           <w:p>
+            <w:pPr>
+              <w:rPr>
+                <w:rFonts w:ascii="Times New Roman" w:hAnsi="Times New Roman" w:cs="Times New Roman"/>
+                <w:sz w:val="26"/>
+                <w:szCs w:val="26"/>
+              </w:rPr>
+            </w:pPr>
             <w:r>
               <w:rPr>
                 <w:rFonts w:ascii="Times New Roman" w:hAnsi="Times New Roman" w:cs="Times New Roman"/>
-                <w:sz w:val="24"/>
-              </w:rPr>
-              <w:t>Tuần 3</w:t>
+                <w:sz w:val="26"/>
+                <w:szCs w:val="26"/>
+              </w:rPr>
+              <w:t>Tuần 3–4</w:t>
             </w:r>
           </w:p>
         </w:tc>
@@ -1881,12 +4302,20 @@
             <w:tcW w:w="4844" w:type="dxa"/>
           </w:tcPr>
           <w:p>
+            <w:pPr>
+              <w:rPr>
+                <w:rFonts w:ascii="Times New Roman" w:hAnsi="Times New Roman" w:cs="Times New Roman"/>
+                <w:sz w:val="26"/>
+                <w:szCs w:val="26"/>
+              </w:rPr>
+            </w:pPr>
             <w:r>
               <w:rPr>
                 <w:rFonts w:ascii="Times New Roman" w:hAnsi="Times New Roman" w:cs="Times New Roman"/>
-                <w:sz w:val="24"/>
-              </w:rPr>
-              <w:t>Viết chương thí nghiệm, bảng biểu, hình EDA/trade-off/lambda sensitivity.</w:t>
+                <w:sz w:val="26"/>
+                <w:szCs w:val="26"/>
+              </w:rPr>
+              <w:t>Viết chương 3: phương pháp — pipeline dữ liệu, mô hình blend, spillover, uncertainty, bài toán tối ưu.</w:t>
             </w:r>
           </w:p>
         </w:tc>
@@ -1897,12 +4326,20 @@
             <w:tcW w:w="4844" w:type="dxa"/>
           </w:tcPr>
           <w:p>
+            <w:pPr>
+              <w:rPr>
+                <w:rFonts w:ascii="Times New Roman" w:hAnsi="Times New Roman" w:cs="Times New Roman"/>
+                <w:sz w:val="26"/>
+                <w:szCs w:val="26"/>
+              </w:rPr>
+            </w:pPr>
             <w:r>
               <w:rPr>
                 <w:rFonts w:ascii="Times New Roman" w:hAnsi="Times New Roman" w:cs="Times New Roman"/>
-                <w:sz w:val="24"/>
-              </w:rPr>
-              <w:t>Tuần 4</w:t>
+                <w:sz w:val="26"/>
+                <w:szCs w:val="26"/>
+              </w:rPr>
+              <w:t>Tuần 5–6</w:t>
             </w:r>
           </w:p>
         </w:tc>
@@ -1911,12 +4348,20 @@
             <w:tcW w:w="4844" w:type="dxa"/>
           </w:tcPr>
           <w:p>
+            <w:pPr>
+              <w:rPr>
+                <w:rFonts w:ascii="Times New Roman" w:hAnsi="Times New Roman" w:cs="Times New Roman"/>
+                <w:sz w:val="26"/>
+                <w:szCs w:val="26"/>
+              </w:rPr>
+            </w:pPr>
             <w:r>
               <w:rPr>
                 <w:rFonts w:ascii="Times New Roman" w:hAnsi="Times New Roman" w:cs="Times New Roman"/>
-                <w:sz w:val="24"/>
-              </w:rPr>
-              <w:t>Viết kết luận, hạn chế, hướng phát triển; rà soát reproducibility notebook.</w:t>
+                <w:sz w:val="26"/>
+                <w:szCs w:val="26"/>
+              </w:rPr>
+              <w:t>Viết chương 4 (phần 1): thí nghiệm dự báo nhu cầu — bảng metric, hình EDA và đánh giá hold-out/CV.</w:t>
             </w:r>
           </w:p>
         </w:tc>
@@ -1927,12 +4372,20 @@
             <w:tcW w:w="4844" w:type="dxa"/>
           </w:tcPr>
           <w:p>
+            <w:pPr>
+              <w:rPr>
+                <w:rFonts w:ascii="Times New Roman" w:hAnsi="Times New Roman" w:cs="Times New Roman"/>
+                <w:sz w:val="26"/>
+                <w:szCs w:val="26"/>
+              </w:rPr>
+            </w:pPr>
             <w:r>
               <w:rPr>
                 <w:rFonts w:ascii="Times New Roman" w:hAnsi="Times New Roman" w:cs="Times New Roman"/>
-                <w:sz w:val="24"/>
-              </w:rPr>
-              <w:t>Tuần 5</w:t>
+                <w:sz w:val="26"/>
+                <w:szCs w:val="26"/>
+              </w:rPr>
+              <w:t>Tuần 7–8</w:t>
             </w:r>
           </w:p>
         </w:tc>
@@ -1941,12 +4394,20 @@
             <w:tcW w:w="4844" w:type="dxa"/>
           </w:tcPr>
           <w:p>
+            <w:pPr>
+              <w:rPr>
+                <w:rFonts w:ascii="Times New Roman" w:hAnsi="Times New Roman" w:cs="Times New Roman"/>
+                <w:sz w:val="26"/>
+                <w:szCs w:val="26"/>
+              </w:rPr>
+            </w:pPr>
             <w:r>
               <w:rPr>
                 <w:rFonts w:ascii="Times New Roman" w:hAnsi="Times New Roman" w:cs="Times New Roman"/>
-                <w:sz w:val="24"/>
-              </w:rPr>
-              <w:t>Làm slide bảo vệ; chuẩn bị demo notebook single-route và full pipeline.</w:t>
+                <w:sz w:val="26"/>
+                <w:szCs w:val="26"/>
+              </w:rPr>
+              <w:t>Viết chương 4 (phần 2): thí nghiệm tối ưu lịch trình — 3 kịch bản, trade-off, λ sensitivity, Pareto.</w:t>
             </w:r>
           </w:p>
         </w:tc>
@@ -1957,12 +4418,20 @@
             <w:tcW w:w="4844" w:type="dxa"/>
           </w:tcPr>
           <w:p>
+            <w:pPr>
+              <w:rPr>
+                <w:rFonts w:ascii="Times New Roman" w:hAnsi="Times New Roman" w:cs="Times New Roman"/>
+                <w:sz w:val="26"/>
+                <w:szCs w:val="26"/>
+              </w:rPr>
+            </w:pPr>
             <w:r>
               <w:rPr>
                 <w:rFonts w:ascii="Times New Roman" w:hAnsi="Times New Roman" w:cs="Times New Roman"/>
-                <w:sz w:val="24"/>
-              </w:rPr>
-              <w:t>Tuần 6</w:t>
+                <w:sz w:val="26"/>
+                <w:szCs w:val="26"/>
+              </w:rPr>
+              <w:t>Tuần 9</w:t>
             </w:r>
           </w:p>
         </w:tc>
@@ -1971,27 +4440,187 @@
             <w:tcW w:w="4844" w:type="dxa"/>
           </w:tcPr>
           <w:p>
+            <w:pPr>
+              <w:rPr>
+                <w:rFonts w:ascii="Times New Roman" w:hAnsi="Times New Roman" w:cs="Times New Roman"/>
+                <w:sz w:val="26"/>
+                <w:szCs w:val="26"/>
+              </w:rPr>
+            </w:pPr>
             <w:r>
               <w:rPr>
                 <w:rFonts w:ascii="Times New Roman" w:hAnsi="Times New Roman" w:cs="Times New Roman"/>
-                <w:sz w:val="24"/>
-              </w:rPr>
-              <w:t>Chỉnh sửa theo góp ý GVHD; nộp bản cuối.</w:t>
+                <w:sz w:val="26"/>
+                <w:szCs w:val="26"/>
+              </w:rPr>
+              <w:t>Viết chương 5: kết luận, hạn chế, hướng phát triển; rà soát reproducibility notebook Kaggle.</w:t>
+            </w:r>
+          </w:p>
+        </w:tc>
+      </w:tr>
+      <w:tr>
+        <w:tc>
+          <w:tcPr>
+            <w:tcW w:w="4844" w:type="dxa"/>
+          </w:tcPr>
+          <w:p>
+            <w:pPr>
+              <w:rPr>
+                <w:rFonts w:ascii="Times New Roman" w:hAnsi="Times New Roman" w:cs="Times New Roman"/>
+                <w:sz w:val="26"/>
+                <w:szCs w:val="26"/>
+              </w:rPr>
+            </w:pPr>
+            <w:r>
+              <w:rPr>
+                <w:rFonts w:ascii="Times New Roman" w:hAnsi="Times New Roman" w:cs="Times New Roman"/>
+                <w:sz w:val="26"/>
+                <w:szCs w:val="26"/>
+              </w:rPr>
+              <w:t>Tuần 10</w:t>
+            </w:r>
+          </w:p>
+        </w:tc>
+        <w:tc>
+          <w:tcPr>
+            <w:tcW w:w="4844" w:type="dxa"/>
+          </w:tcPr>
+          <w:p>
+            <w:pPr>
+              <w:rPr>
+                <w:rFonts w:ascii="Times New Roman" w:hAnsi="Times New Roman" w:cs="Times New Roman"/>
+                <w:sz w:val="26"/>
+                <w:szCs w:val="26"/>
+              </w:rPr>
+            </w:pPr>
+            <w:r>
+              <w:rPr>
+                <w:rFonts w:ascii="Times New Roman" w:hAnsi="Times New Roman" w:cs="Times New Roman"/>
+                <w:sz w:val="26"/>
+                <w:szCs w:val="26"/>
+              </w:rPr>
+              <w:t>Chỉnh sửa toàn văn, thống nhất ký hiệu, bảng biểu và trích dẫn tài liệu tham khảo.</w:t>
+            </w:r>
+          </w:p>
+        </w:tc>
+      </w:tr>
+      <w:tr>
+        <w:tc>
+          <w:tcPr>
+            <w:tcW w:w="4844" w:type="dxa"/>
+          </w:tcPr>
+          <w:p>
+            <w:pPr>
+              <w:rPr>
+                <w:rFonts w:ascii="Times New Roman" w:hAnsi="Times New Roman" w:cs="Times New Roman"/>
+                <w:sz w:val="26"/>
+                <w:szCs w:val="26"/>
+              </w:rPr>
+            </w:pPr>
+            <w:r>
+              <w:rPr>
+                <w:rFonts w:ascii="Times New Roman" w:hAnsi="Times New Roman" w:cs="Times New Roman"/>
+                <w:sz w:val="26"/>
+                <w:szCs w:val="26"/>
+              </w:rPr>
+              <w:t>Tuần 11</w:t>
+            </w:r>
+          </w:p>
+        </w:tc>
+        <w:tc>
+          <w:tcPr>
+            <w:tcW w:w="4844" w:type="dxa"/>
+          </w:tcPr>
+          <w:p>
+            <w:pPr>
+              <w:rPr>
+                <w:rFonts w:ascii="Times New Roman" w:hAnsi="Times New Roman" w:cs="Times New Roman"/>
+                <w:sz w:val="26"/>
+                <w:szCs w:val="26"/>
+              </w:rPr>
+            </w:pPr>
+            <w:r>
+              <w:rPr>
+                <w:rFonts w:ascii="Times New Roman" w:hAnsi="Times New Roman" w:cs="Times New Roman"/>
+                <w:sz w:val="26"/>
+                <w:szCs w:val="26"/>
+              </w:rPr>
+              <w:t>Làm slide bảo vệ; chuẩn bị demo notebook và ui_export; rehearsal trình bày.</w:t>
+            </w:r>
+          </w:p>
+        </w:tc>
+      </w:tr>
+      <w:tr>
+        <w:tc>
+          <w:tcPr>
+            <w:tcW w:w="4844" w:type="dxa"/>
+          </w:tcPr>
+          <w:p>
+            <w:pPr>
+              <w:rPr>
+                <w:rFonts w:ascii="Times New Roman" w:hAnsi="Times New Roman" w:cs="Times New Roman"/>
+                <w:sz w:val="26"/>
+                <w:szCs w:val="26"/>
+              </w:rPr>
+            </w:pPr>
+            <w:r>
+              <w:rPr>
+                <w:rFonts w:ascii="Times New Roman" w:hAnsi="Times New Roman" w:cs="Times New Roman"/>
+                <w:sz w:val="26"/>
+                <w:szCs w:val="26"/>
+              </w:rPr>
+              <w:t>Tuần 12</w:t>
+            </w:r>
+          </w:p>
+        </w:tc>
+        <w:tc>
+          <w:tcPr>
+            <w:tcW w:w="4844" w:type="dxa"/>
+          </w:tcPr>
+          <w:p>
+            <w:pPr>
+              <w:rPr>
+                <w:rFonts w:ascii="Times New Roman" w:hAnsi="Times New Roman" w:cs="Times New Roman"/>
+                <w:sz w:val="26"/>
+                <w:szCs w:val="26"/>
+              </w:rPr>
+            </w:pPr>
+            <w:r>
+              <w:rPr>
+                <w:rFonts w:ascii="Times New Roman" w:hAnsi="Times New Roman" w:cs="Times New Roman"/>
+                <w:sz w:val="26"/>
+                <w:szCs w:val="26"/>
+              </w:rPr>
+              <w:t>Chỉnh sửa theo góp ý GVHD; hoàn thiện hồ sơ và nộp bản cuối.</w:t>
             </w:r>
           </w:p>
         </w:tc>
       </w:tr>
     </w:tbl>
-    <w:p/>
+    <w:p>
+      <w:pPr>
+        <w:rPr>
+          <w:rFonts w:ascii="Times New Roman" w:hAnsi="Times New Roman" w:cs="Times New Roman"/>
+          <w:sz w:val="26"/>
+          <w:szCs w:val="26"/>
+        </w:rPr>
+      </w:pPr>
+    </w:p>
     <w:p>
       <w:pPr>
         <w:spacing w:after="80"/>
+        <w:rPr>
+          <w:rFonts w:ascii="Times New Roman" w:hAnsi="Times New Roman" w:cs="Times New Roman"/>
+          <w:sz w:val="26"/>
+          <w:szCs w:val="26"/>
+        </w:rPr>
       </w:pPr>
       <w:r>
         <w:rPr>
           <w:rFonts w:ascii="Times New Roman" w:hAnsi="Times New Roman" w:cs="Times New Roman"/>
           <w:b/>
-          <w:sz w:val="28"/>
+          <w:sz w:val="26"/>
+          <w:szCs w:val="26"/>
         </w:rPr>
         <w:t>6. Kiến nghị / đề nghị hỗ trợ</w:t>
       </w:r>
@@ -2002,11 +4631,17 @@
         <w:spacing w:after="60"/>
         <w:ind w:left="567"/>
         <w:jc w:val="both"/>
+        <w:rPr>
+          <w:rFonts w:ascii="Times New Roman" w:hAnsi="Times New Roman" w:cs="Times New Roman"/>
+          <w:sz w:val="26"/>
+          <w:szCs w:val="26"/>
+        </w:rPr>
       </w:pPr>
       <w:r>
         <w:rPr>
           <w:rFonts w:ascii="Times New Roman" w:hAnsi="Times New Roman" w:cs="Times New Roman"/>
           <w:sz w:val="26"/>
+          <w:szCs w:val="26"/>
         </w:rPr>
         <w:t>Góp ý cấu trúc báo cáo TKTN (số chương, mức độ chi tiết công thức và bảng kết quả).</w:t>
       </w:r>
@@ -2017,11 +4652,17 @@
         <w:spacing w:after="60"/>
         <w:ind w:left="567"/>
         <w:jc w:val="both"/>
+        <w:rPr>
+          <w:rFonts w:ascii="Times New Roman" w:hAnsi="Times New Roman" w:cs="Times New Roman"/>
+          <w:sz w:val="26"/>
+          <w:szCs w:val="26"/>
+        </w:rPr>
       </w:pPr>
       <w:r>
         <w:rPr>
           <w:rFonts w:ascii="Times New Roman" w:hAnsi="Times New Roman" w:cs="Times New Roman"/>
           <w:sz w:val="26"/>
+          <w:szCs w:val="26"/>
         </w:rPr>
         <w:t>Xác nhận hướng trình bày trade-off chi phí–dịch vụ trong phần thảo luận.</w:t>
       </w:r>
@@ -2032,19 +4673,62 @@
         <w:spacing w:after="60"/>
         <w:ind w:left="567"/>
         <w:jc w:val="both"/>
+        <w:rPr>
+          <w:rFonts w:ascii="Times New Roman" w:hAnsi="Times New Roman" w:cs="Times New Roman"/>
+          <w:sz w:val="26"/>
+          <w:szCs w:val="26"/>
+        </w:rPr>
       </w:pPr>
       <w:r>
         <w:rPr>
           <w:rFonts w:ascii="Times New Roman" w:hAnsi="Times New Roman" w:cs="Times New Roman"/>
           <w:sz w:val="26"/>
-        </w:rPr>
-        <w:t xml:space="preserve">Tư vấn tiêu chí đánh giá khi bảo vệ (ưu tiên khoa học dữ liệu hay </w:t>
+          <w:szCs w:val="26"/>
+        </w:rPr>
+        <w:t xml:space="preserve">Tư vấn tiêu chí đánh giá khi bảo vệ (ưu tiên khoa học </w:t>
       </w:r>
       <w:proofErr w:type="spellStart"/>
       <w:r>
         <w:rPr>
           <w:rFonts w:ascii="Times New Roman" w:hAnsi="Times New Roman" w:cs="Times New Roman"/>
           <w:sz w:val="26"/>
+          <w:szCs w:val="26"/>
+        </w:rPr>
+        <w:t>dữ</w:t>
+      </w:r>
+      <w:proofErr w:type="spellEnd"/>
+      <w:r>
+        <w:rPr>
+          <w:rFonts w:ascii="Times New Roman" w:hAnsi="Times New Roman" w:cs="Times New Roman"/>
+          <w:sz w:val="26"/>
+          <w:szCs w:val="26"/>
+        </w:rPr>
+        <w:t xml:space="preserve"> </w:t>
+      </w:r>
+      <w:proofErr w:type="spellStart"/>
+      <w:r>
+        <w:rPr>
+          <w:rFonts w:ascii="Times New Roman" w:hAnsi="Times New Roman" w:cs="Times New Roman"/>
+          <w:sz w:val="26"/>
+          <w:szCs w:val="26"/>
+        </w:rPr>
+        <w:t>liệu</w:t>
+      </w:r>
+      <w:proofErr w:type="spellEnd"/>
+      <w:r>
+        <w:rPr>
+          <w:rFonts w:ascii="Times New Roman" w:hAnsi="Times New Roman" w:cs="Times New Roman"/>
+          <w:sz w:val="26"/>
+          <w:szCs w:val="26"/>
+        </w:rPr>
+        <w:t xml:space="preserve"> hay </w:t>
+      </w:r>
+      <w:proofErr w:type="spellStart"/>
+      <w:r>
+        <w:rPr>
+          <w:rFonts w:ascii="Times New Roman" w:hAnsi="Times New Roman" w:cs="Times New Roman"/>
+          <w:sz w:val="26"/>
+          <w:szCs w:val="26"/>
         </w:rPr>
         <w:t>tối</w:t>
       </w:r>
@@ -2053,6 +4737,25 @@
         <w:rPr>
           <w:rFonts w:ascii="Times New Roman" w:hAnsi="Times New Roman" w:cs="Times New Roman"/>
           <w:sz w:val="26"/>
+          <w:szCs w:val="26"/>
+        </w:rPr>
+        <w:t xml:space="preserve"> ưu </w:t>
+      </w:r>
+      <w:proofErr w:type="spellStart"/>
+      <w:r>
+        <w:rPr>
+          <w:rFonts w:ascii="Times New Roman" w:hAnsi="Times New Roman" w:cs="Times New Roman"/>
+          <w:sz w:val="26"/>
+          <w:szCs w:val="26"/>
+        </w:rPr>
+        <w:t>vận</w:t>
+      </w:r>
+      <w:proofErr w:type="spellEnd"/>
+      <w:r>
+        <w:rPr>
+          <w:rFonts w:ascii="Times New Roman" w:hAnsi="Times New Roman" w:cs="Times New Roman"/>
+          <w:sz w:val="26"/>
+          <w:szCs w:val="26"/>
         </w:rPr>
         <w:t xml:space="preserve"> </w:t>
       </w:r>
@@ -2061,38 +4764,7 @@
         <w:rPr>
           <w:rFonts w:ascii="Times New Roman" w:hAnsi="Times New Roman" w:cs="Times New Roman"/>
           <w:sz w:val="26"/>
-        </w:rPr>
-        <w:t>ưu</w:t>
-      </w:r>
-      <w:proofErr w:type="spellEnd"/>
-      <w:r>
-        <w:rPr>
-          <w:rFonts w:ascii="Times New Roman" w:hAnsi="Times New Roman" w:cs="Times New Roman"/>
-          <w:sz w:val="26"/>
-        </w:rPr>
-        <w:t xml:space="preserve"> </w:t>
-      </w:r>
-      <w:proofErr w:type="spellStart"/>
-      <w:r>
-        <w:rPr>
-          <w:rFonts w:ascii="Times New Roman" w:hAnsi="Times New Roman" w:cs="Times New Roman"/>
-          <w:sz w:val="26"/>
-        </w:rPr>
-        <w:t>vận</w:t>
-      </w:r>
-      <w:proofErr w:type="spellEnd"/>
-      <w:r>
-        <w:rPr>
-          <w:rFonts w:ascii="Times New Roman" w:hAnsi="Times New Roman" w:cs="Times New Roman"/>
-          <w:sz w:val="26"/>
-        </w:rPr>
-        <w:t xml:space="preserve"> </w:t>
-      </w:r>
-      <w:proofErr w:type="spellStart"/>
-      <w:r>
-        <w:rPr>
-          <w:rFonts w:ascii="Times New Roman" w:hAnsi="Times New Roman" w:cs="Times New Roman"/>
-          <w:sz w:val="26"/>
+          <w:szCs w:val="26"/>
         </w:rPr>
         <w:t>hành</w:t>
       </w:r>
@@ -2101,6 +4773,7 @@
         <w:rPr>
           <w:rFonts w:ascii="Times New Roman" w:hAnsi="Times New Roman" w:cs="Times New Roman"/>
           <w:sz w:val="26"/>
+          <w:szCs w:val="26"/>
         </w:rPr>
         <w:t>).</w:t>
       </w:r>
@@ -2115,6 +4788,11 @@
         <w:spacing w:after="60"/>
         <w:ind w:left="360" w:hanging="360"/>
         <w:jc w:val="both"/>
+        <w:rPr>
+          <w:rFonts w:ascii="Times New Roman" w:hAnsi="Times New Roman" w:cs="Times New Roman"/>
+          <w:sz w:val="26"/>
+          <w:szCs w:val="26"/>
+        </w:rPr>
       </w:pPr>
     </w:p>
     <w:p>
@@ -2127,6 +4805,11 @@
         <w:spacing w:after="60"/>
         <w:ind w:left="360" w:hanging="360"/>
         <w:jc w:val="both"/>
+        <w:rPr>
+          <w:rFonts w:ascii="Times New Roman" w:hAnsi="Times New Roman" w:cs="Times New Roman"/>
+          <w:sz w:val="26"/>
+          <w:szCs w:val="26"/>
+        </w:rPr>
       </w:pPr>
     </w:p>
     <w:p>
@@ -2139,6 +4822,11 @@
         <w:spacing w:after="60"/>
         <w:ind w:left="360" w:hanging="360"/>
         <w:jc w:val="both"/>
+        <w:rPr>
+          <w:rFonts w:ascii="Times New Roman" w:hAnsi="Times New Roman" w:cs="Times New Roman"/>
+          <w:sz w:val="26"/>
+          <w:szCs w:val="26"/>
+        </w:rPr>
       </w:pPr>
     </w:p>
     <w:p>
@@ -2151,6 +4839,11 @@
         <w:spacing w:after="60"/>
         <w:ind w:left="360" w:hanging="360"/>
         <w:jc w:val="both"/>
+        <w:rPr>
+          <w:rFonts w:ascii="Times New Roman" w:hAnsi="Times New Roman" w:cs="Times New Roman"/>
+          <w:sz w:val="26"/>
+          <w:szCs w:val="26"/>
+        </w:rPr>
       </w:pPr>
     </w:p>
     <w:p>
@@ -2163,6 +4856,11 @@
         <w:spacing w:after="60"/>
         <w:ind w:left="360" w:hanging="360"/>
         <w:jc w:val="both"/>
+        <w:rPr>
+          <w:rFonts w:ascii="Times New Roman" w:hAnsi="Times New Roman" w:cs="Times New Roman"/>
+          <w:sz w:val="26"/>
+          <w:szCs w:val="26"/>
+        </w:rPr>
       </w:pPr>
     </w:p>
     <w:p>
@@ -2175,6 +4873,11 @@
         <w:spacing w:after="60"/>
         <w:ind w:left="360" w:hanging="360"/>
         <w:jc w:val="both"/>
+        <w:rPr>
+          <w:rFonts w:ascii="Times New Roman" w:hAnsi="Times New Roman" w:cs="Times New Roman"/>
+          <w:sz w:val="26"/>
+          <w:szCs w:val="26"/>
+        </w:rPr>
       </w:pPr>
     </w:p>
     <w:p>
@@ -2187,6 +4890,11 @@
         <w:spacing w:after="60"/>
         <w:ind w:left="360" w:hanging="360"/>
         <w:jc w:val="both"/>
+        <w:rPr>
+          <w:rFonts w:ascii="Times New Roman" w:hAnsi="Times New Roman" w:cs="Times New Roman"/>
+          <w:sz w:val="26"/>
+          <w:szCs w:val="26"/>
+        </w:rPr>
       </w:pPr>
     </w:p>
     <w:p>
@@ -2199,6 +4907,11 @@
         <w:spacing w:after="60"/>
         <w:ind w:left="360" w:hanging="360"/>
         <w:jc w:val="both"/>
+        <w:rPr>
+          <w:rFonts w:ascii="Times New Roman" w:hAnsi="Times New Roman" w:cs="Times New Roman"/>
+          <w:sz w:val="26"/>
+          <w:szCs w:val="26"/>
+        </w:rPr>
       </w:pPr>
     </w:p>
     <w:p>
@@ -2211,6 +4924,11 @@
         <w:spacing w:after="60"/>
         <w:ind w:left="360" w:hanging="360"/>
         <w:jc w:val="both"/>
+        <w:rPr>
+          <w:rFonts w:ascii="Times New Roman" w:hAnsi="Times New Roman" w:cs="Times New Roman"/>
+          <w:sz w:val="26"/>
+          <w:szCs w:val="26"/>
+        </w:rPr>
       </w:pPr>
     </w:p>
     <w:p>
@@ -2223,6 +4941,11 @@
         <w:spacing w:after="60"/>
         <w:ind w:left="360" w:hanging="360"/>
         <w:jc w:val="both"/>
+        <w:rPr>
+          <w:rFonts w:ascii="Times New Roman" w:hAnsi="Times New Roman" w:cs="Times New Roman"/>
+          <w:sz w:val="26"/>
+          <w:szCs w:val="26"/>
+        </w:rPr>
       </w:pPr>
     </w:p>
     <w:p>
@@ -2235,20 +4958,30 @@
         <w:spacing w:after="60"/>
         <w:ind w:left="360" w:hanging="360"/>
         <w:jc w:val="both"/>
+        <w:rPr>
+          <w:rFonts w:ascii="Times New Roman" w:hAnsi="Times New Roman" w:cs="Times New Roman"/>
+          <w:sz w:val="26"/>
+          <w:szCs w:val="26"/>
+        </w:rPr>
       </w:pPr>
     </w:p>
     <w:p>
       <w:pPr>
         <w:spacing w:after="720"/>
         <w:jc w:val="right"/>
+        <w:rPr>
+          <w:rFonts w:ascii="Times New Roman" w:hAnsi="Times New Roman" w:cs="Times New Roman"/>
+          <w:sz w:val="26"/>
+          <w:szCs w:val="26"/>
+        </w:rPr>
       </w:pPr>
       <w:r>
         <w:rPr>
           <w:rFonts w:ascii="Times New Roman" w:hAnsi="Times New Roman" w:cs="Times New Roman"/>
           <w:sz w:val="26"/>
-        </w:rPr>
-        <w:lastRenderedPageBreak/>
-        <w:t>TP. Hồ Chí Minh, ngày 29 tháng 5 năm 2026</w:t>
+          <w:szCs w:val="26"/>
+        </w:rPr>
+        <w:t>TP. Hồ Chí Minh, ngày 8 tháng 6 năm 2026</w:t>
       </w:r>
     </w:p>
     <w:tbl>
@@ -2268,6 +5001,9 @@
           <w:p>
             <w:pPr>
               <w:jc w:val="center"/>
+              <w:rPr>
+                <w:rFonts w:ascii="Times New Roman" w:hAnsi="Times New Roman" w:cs="Times New Roman"/>
+              </w:rPr>
             </w:pPr>
             <w:r>
               <w:rPr>
@@ -2324,11 +5060,26 @@
             </w:r>
             <w:proofErr w:type="spellEnd"/>
           </w:p>
-          <w:p/>
-          <w:p/>
+          <w:p>
+            <w:pPr>
+              <w:rPr>
+                <w:rFonts w:ascii="Times New Roman" w:hAnsi="Times New Roman" w:cs="Times New Roman"/>
+              </w:rPr>
+            </w:pPr>
+          </w:p>
+          <w:p>
+            <w:pPr>
+              <w:rPr>
+                <w:rFonts w:ascii="Times New Roman" w:hAnsi="Times New Roman" w:cs="Times New Roman"/>
+              </w:rPr>
+            </w:pPr>
+          </w:p>
           <w:p>
             <w:pPr>
               <w:jc w:val="center"/>
+              <w:rPr>
+                <w:rFonts w:ascii="Times New Roman" w:hAnsi="Times New Roman" w:cs="Times New Roman"/>
+              </w:rPr>
             </w:pPr>
             <w:r>
               <w:rPr>
@@ -2347,6 +5098,9 @@
           <w:p>
             <w:pPr>
               <w:jc w:val="center"/>
+              <w:rPr>
+                <w:rFonts w:ascii="Times New Roman" w:hAnsi="Times New Roman" w:cs="Times New Roman"/>
+              </w:rPr>
             </w:pPr>
             <w:r>
               <w:rPr>
@@ -2357,11 +5111,26 @@
               <w:t>Giáo viên hướng dẫn</w:t>
             </w:r>
           </w:p>
-          <w:p/>
-          <w:p/>
+          <w:p>
+            <w:pPr>
+              <w:rPr>
+                <w:rFonts w:ascii="Times New Roman" w:hAnsi="Times New Roman" w:cs="Times New Roman"/>
+              </w:rPr>
+            </w:pPr>
+          </w:p>
+          <w:p>
+            <w:pPr>
+              <w:rPr>
+                <w:rFonts w:ascii="Times New Roman" w:hAnsi="Times New Roman" w:cs="Times New Roman"/>
+              </w:rPr>
+            </w:pPr>
+          </w:p>
           <w:p>
             <w:pPr>
               <w:jc w:val="center"/>
+              <w:rPr>
+                <w:rFonts w:ascii="Times New Roman" w:hAnsi="Times New Roman" w:cs="Times New Roman"/>
+              </w:rPr>
             </w:pPr>
             <w:r>
               <w:rPr>
@@ -2375,7 +5144,13 @@
         </w:tc>
       </w:tr>
     </w:tbl>
-    <w:p/>
+    <w:p>
+      <w:pPr>
+        <w:rPr>
+          <w:rFonts w:ascii="Times New Roman" w:hAnsi="Times New Roman" w:cs="Times New Roman"/>
+        </w:rPr>
+      </w:pPr>
+    </w:p>
     <w:sectPr>
       <w:pgSz w:w="12240" w:h="15840"/>
       <w:pgMar w:top="1134" w:right="1134" w:bottom="1134" w:left="1417" w:header="720" w:footer="720" w:gutter="0"/>

--- a/BaoCaoTienDo.docx
+++ b/BaoCaoTienDo.docx
@@ -218,7 +218,7 @@
           <w:sz w:val="26"/>
           <w:szCs w:val="26"/>
         </w:rPr>
-        <w:t>Tiến độ tổng thể: ≈ 85%</w:t>
+        <w:t>Tiến độ tổng thể: ≈ 90%</w:t>
       </w:r>
     </w:p>
     <w:p>
@@ -295,7 +295,7 @@
           <w:sz w:val="26"/>
           <w:szCs w:val="26"/>
         </w:rPr>
-        <w:t>Đến thời điểm báo cáo, sinh viên đã hoàn thành pipeline khoa học dữ liệu và tối ưu hóa end-to-end cho bài toán lập lịch tàu điện ngầm MTA NYC trên 29 tuyến. Các hạng mục chính gồm thu thập/hợp nhất dữ liệu, khám phá dữ liệu (EDA), huấn luyện mô hình dự báo blend (MLP + HistGBM), mạng chuyển tiếp demand spillover, định lượng uncertainty (MC Dropout, Quantile GBM), tối ưu lịch trình trên 1.182 slot và đánh giá trên ba kịch bản vận hành (weekday_peak, weekend, rainy_day). Notebook Kaggle mta_schedule_optimization_kaggle.ipynb đã chạy thành công, xuất artifact vào notebooks/outputs_kaggle/ và gói ui_export cho demo. Phần viết báo cáo đồ án hoàn chỉnh đang được triển khai.</w:t>
+        <w:t>Đến thời điểm báo cáo, sinh viên đã hoàn thành pipeline khoa học dữ liệu và tối ưu hóa end-to-end cho bài toán lập lịch tàu điện ngầm MTA NYC trên 25 tuyến (1.104 slot). Các hạng mục chính gồm thu thập/hợp nhất dữ liệu, EDA, huấn luyện mô hình blend (MLP + HistGBM), demand spillover, định lượng uncertainty (MC Dropout, Quantile GBM), tối ưu analytical per-slot với ràng buộc GTFS đầy đủ và đánh giá trên ba kịch bản (weekday_peak, weekend, rainy_day). Notebook mta_schedule_optimization.ipynb chạy thành công, xuất artifact vào notebooks/outputs/default/ui_export/. Đã triển khai dashboard Streamlit (app.py), API phụ trợ (api.py) và module suy luận theo ngày/kịch bản. Phần hoàn thiện báo cáo TKTN và slide bảo vệ đang được triển khai.</w:t>
       </w:r>
     </w:p>
     <w:p>
@@ -1164,7 +1164,7 @@
                 <w:sz w:val="26"/>
                 <w:szCs w:val="26"/>
               </w:rPr>
-              <w:t>Notebook single-route (demo thu hẹp phạm vi)</w:t>
+              <w:t>Dashboard Streamlit &amp; API suy luận (app.py, api.py)</w:t>
             </w:r>
           </w:p>
         </w:tc>
@@ -1340,7 +1340,7 @@
                 <w:sz w:val="26"/>
                 <w:szCs w:val="26"/>
               </w:rPr>
-              <w:t>50%</w:t>
+              <w:t>60%</w:t>
             </w:r>
           </w:p>
         </w:tc>
@@ -1460,7 +1460,7 @@
           <w:sz w:val="26"/>
           <w:szCs w:val="26"/>
         </w:rPr>
-        <w:t>Hợp nhất ridership.csv, factors_hourly.csv, routes_by_station_complex.csv, GTFS schedule_current và train_manifest.json từ bộ dữ liệu Kaggle mta-subway-ny.</w:t>
+        <w:t>Hợp nhất ridership.csv, factors_hourly.csv, factors_daily.csv, routes_by_station_complex.csv, GTFS schedule_current và train_manifest.json trong repo datasets/.</w:t>
       </w:r>
     </w:p>
     <w:p>
@@ -1481,7 +1481,7 @@
           <w:sz w:val="26"/>
           <w:szCs w:val="26"/>
         </w:rPr>
-        <w:t>Notebook chính mta_schedule_optimization_kaggle.ipynb chạy end-to-end trên Kaggle (GPU), xuất CSV/JSON/biểu đồ vào notebooks/outputs_kaggle/; gói ui_export phục vụ demo suy luận.</w:t>
+        <w:t>Notebook chính mta_schedule_optimization.ipynb chạy end-to-end local, xuất CSV/JSON/biểu đồ vào notebooks/outputs/default/; gói ui_export phục vụ suy luận và dashboard.</w:t>
       </w:r>
     </w:p>
     <w:p>
@@ -1502,7 +1502,7 @@
           <w:sz w:val="26"/>
           <w:szCs w:val="26"/>
         </w:rPr>
-        <w:t>Mô hình dự báo blend: MLP (Keras, embedding tuyến, feature thời tiết/lịch, residual trên log_baseline) kết hợp HistGBM; trọng số MLP=0,8 trên hold-out autumn_2025.</w:t>
+        <w:t>Mô hình dự báo blend: MLP (Keras, embedding tuyến, feature thời tiết/lịch, residual trên log_baseline) kết hợp HistGBM; trọng số MLP=0,8; hold-out autumn_2025 MAE 961→489 (−49,1%).</w:t>
       </w:r>
     </w:p>
     <w:p>
@@ -1523,7 +1523,7 @@
           <w:sz w:val="26"/>
           <w:szCs w:val="26"/>
         </w:rPr>
-        <w:t>Tối ưu analytical per-slot với auto-chọn λ theo mục tiêu balanced (wait 60% / cost 40%); λ_opt ≈ 446 (Pareto knee), λ_used theo kịch bản: weekday_peak 1.380, weekend 672, rainy_day 1.519.</w:t>
+        <w:t>Tối ưu analytical per-slot GTFS-anchored với ràng buộc service window, headway, fleet theo tuyến/hệ thống, capacity và smoothness; λ knee ≈ 384 (Pareto weekday_peak); 7 mức λ UI: 264, 384, 602, 753, 1017, 1273, 1479.</w:t>
       </w:r>
     </w:p>
     <w:p>
@@ -1544,7 +1544,7 @@
           <w:sz w:val="26"/>
           <w:szCs w:val="26"/>
         </w:rPr>
-        <w:t>Xử lý demand spillover qua transfer matrix ga–tuyến (α=0,02 tối ưu hold-out, MAE 209,9→150,0); fallback baseline nhiều tầng, sanitize NaN trong pipeline đánh giá.</w:t>
+        <w:t>Xử lý demand spillover qua transfer matrix ga–tuyến (α=0,02); fallback baseline nhiều tầng; phân tích ablation ràng buộc (constraint_ablation_weekday_peak.csv).</w:t>
       </w:r>
     </w:p>
     <w:p>
@@ -1565,7 +1565,7 @@
           <w:sz w:val="26"/>
           <w:szCs w:val="26"/>
         </w:rPr>
-        <w:t>Phân tích uncertainty-aware scheduling: so sánh MC Dropout vs Quantile GBM; Quantile GBM đạt coverage 90% ≈ 76,5%, MAE 461. Phân tích Pareto frontier và độ nhạy λ (100–1000).</w:t>
+        <w:t>Phân tích uncertainty-aware scheduling: Quantile GBM coverage 90% ≈ 77,5%, MAE 476 (MC Dropout: coverage ≈ 20,3%, MAE 731). Dashboard Streamlit + API lịch theo ga/quận.</w:t>
       </w:r>
     </w:p>
     <w:p>
@@ -1583,7 +1583,7 @@
           <w:sz w:val="26"/>
           <w:szCs w:val="26"/>
         </w:rPr>
-        <w:t>3. Kết quả đạt được (notebooks/outputs_kaggle/)</w:t>
+        <w:t>3. Kết quả đạt được (notebooks/outputs/default/)</w:t>
       </w:r>
     </w:p>
     <w:p>
@@ -1748,7 +1748,7 @@
                 <w:sz w:val="26"/>
                 <w:szCs w:val="26"/>
               </w:rPr>
-              <w:t>940</w:t>
+              <w:t>961</w:t>
             </w:r>
           </w:p>
         </w:tc>
@@ -1770,7 +1770,7 @@
                 <w:sz w:val="26"/>
                 <w:szCs w:val="26"/>
               </w:rPr>
-              <w:t>506</w:t>
+              <w:t>489</w:t>
             </w:r>
           </w:p>
         </w:tc>
@@ -1792,7 +1792,7 @@
                 <w:sz w:val="26"/>
                 <w:szCs w:val="26"/>
               </w:rPr>
-              <w:t>−46,2%</w:t>
+              <w:t>−49,1%</w:t>
             </w:r>
           </w:p>
         </w:tc>
@@ -1838,7 +1838,7 @@
                 <w:sz w:val="26"/>
                 <w:szCs w:val="26"/>
               </w:rPr>
-              <w:t>1.644</w:t>
+              <w:t>1.696</w:t>
             </w:r>
           </w:p>
         </w:tc>
@@ -1860,7 +1860,7 @@
                 <w:sz w:val="26"/>
                 <w:szCs w:val="26"/>
               </w:rPr>
-              <w:t>958</w:t>
+              <w:t>961</w:t>
             </w:r>
           </w:p>
         </w:tc>
@@ -1882,7 +1882,7 @@
                 <w:sz w:val="26"/>
                 <w:szCs w:val="26"/>
               </w:rPr>
-              <w:t>−41,7%</w:t>
+              <w:t>−43,3%</w:t>
             </w:r>
           </w:p>
         </w:tc>
@@ -1928,7 +1928,7 @@
                 <w:sz w:val="26"/>
                 <w:szCs w:val="26"/>
               </w:rPr>
-              <w:t>0,931</w:t>
+              <w:t>0,932</w:t>
             </w:r>
           </w:p>
         </w:tc>
@@ -1950,7 +1950,7 @@
                 <w:sz w:val="26"/>
                 <w:szCs w:val="26"/>
               </w:rPr>
-              <w:t>0,977</w:t>
+              <w:t>0,978</w:t>
             </w:r>
           </w:p>
         </w:tc>
@@ -2019,7 +2019,7 @@
                 <w:sz w:val="26"/>
                 <w:szCs w:val="26"/>
               </w:rPr>
-              <w:t>16,2%</w:t>
+              <w:t>—</w:t>
             </w:r>
           </w:p>
         </w:tc>
@@ -2041,7 +2041,7 @@
                 <w:sz w:val="26"/>
                 <w:szCs w:val="26"/>
               </w:rPr>
-              <w:t>9,1%</w:t>
+              <w:t>—</w:t>
             </w:r>
           </w:p>
         </w:tc>
@@ -2063,7 +2063,7 @@
                 <w:sz w:val="26"/>
                 <w:szCs w:val="26"/>
               </w:rPr>
-              <w:t>−7,1 điểm %</w:t>
+              <w:t>—</w:t>
             </w:r>
           </w:p>
         </w:tc>
@@ -2109,7 +2109,7 @@
                 <w:sz w:val="26"/>
                 <w:szCs w:val="26"/>
               </w:rPr>
-              <w:t>825</w:t>
+              <w:t>842</w:t>
             </w:r>
           </w:p>
         </w:tc>
@@ -2131,7 +2131,7 @@
                 <w:sz w:val="26"/>
                 <w:szCs w:val="26"/>
               </w:rPr>
-              <w:t>524</w:t>
+              <w:t>525</w:t>
             </w:r>
           </w:p>
         </w:tc>
@@ -2153,7 +2153,7 @@
                 <w:sz w:val="26"/>
                 <w:szCs w:val="26"/>
               </w:rPr>
-              <w:t>−36,5%</w:t>
+              <w:t>−37,7%</w:t>
             </w:r>
           </w:p>
         </w:tc>
@@ -2472,7 +2472,7 @@
           <w:sz w:val="26"/>
           <w:szCs w:val="26"/>
         </w:rPr>
-        <w:t>3.2. Tối ưu lịch trình (λ = 150, weekday_peak)</w:t>
+        <w:t>3.2. Tối ưu lịch trình (kịch bản weekday_peak, λ knee ≈ 384)</w:t>
       </w:r>
     </w:p>
     <w:tbl>
@@ -2618,7 +2618,7 @@
                 <w:sz w:val="26"/>
                 <w:szCs w:val="26"/>
               </w:rPr>
-              <w:t>3,86</w:t>
+              <w:t>3,51</w:t>
             </w:r>
           </w:p>
         </w:tc>
@@ -2640,7 +2640,7 @@
                 <w:sz w:val="26"/>
                 <w:szCs w:val="26"/>
               </w:rPr>
-              <w:t>3,27</w:t>
+              <w:t>3,16</w:t>
             </w:r>
           </w:p>
         </w:tc>
@@ -2662,7 +2662,7 @@
                 <w:sz w:val="26"/>
                 <w:szCs w:val="26"/>
               </w:rPr>
-              <w:t>−15,4%</w:t>
+              <w:t>−9,8%</w:t>
             </w:r>
           </w:p>
         </w:tc>
@@ -2708,7 +2708,7 @@
                 <w:sz w:val="26"/>
                 <w:szCs w:val="26"/>
               </w:rPr>
-              <w:t>15,7 triệu</w:t>
+              <w:t>13,8 triệu</w:t>
             </w:r>
           </w:p>
         </w:tc>
@@ -2730,7 +2730,7 @@
                 <w:sz w:val="26"/>
                 <w:szCs w:val="26"/>
               </w:rPr>
-              <w:t>13,3 triệu</w:t>
+              <w:t>12,4 triệu</w:t>
             </w:r>
           </w:p>
         </w:tc>
@@ -2752,7 +2752,7 @@
                 <w:sz w:val="26"/>
                 <w:szCs w:val="26"/>
               </w:rPr>
-              <w:t>−15,4%</w:t>
+              <w:t>−9,8%</w:t>
             </w:r>
           </w:p>
         </w:tc>
@@ -2798,7 +2798,7 @@
                 <w:sz w:val="26"/>
                 <w:szCs w:val="26"/>
               </w:rPr>
-              <w:t>8.497</w:t>
+              <w:t>8.124</w:t>
             </w:r>
           </w:p>
         </w:tc>
@@ -2820,7 +2820,7 @@
                 <w:sz w:val="26"/>
                 <w:szCs w:val="26"/>
               </w:rPr>
-              <w:t>8.715</w:t>
+              <w:t>8.893</w:t>
             </w:r>
           </w:p>
         </w:tc>
@@ -2842,7 +2842,7 @@
                 <w:sz w:val="26"/>
                 <w:szCs w:val="26"/>
               </w:rPr>
-              <w:t>+2,6%</w:t>
+              <w:t>+9,5%</w:t>
             </w:r>
           </w:p>
         </w:tc>
@@ -2888,7 +2888,7 @@
                 <w:sz w:val="26"/>
                 <w:szCs w:val="26"/>
               </w:rPr>
-              <w:t>1,27 triệu</w:t>
+              <w:t>1,22 triệu</w:t>
             </w:r>
           </w:p>
         </w:tc>
@@ -2910,7 +2910,7 @@
                 <w:sz w:val="26"/>
                 <w:szCs w:val="26"/>
               </w:rPr>
-              <w:t>1,31 triệu</w:t>
+              <w:t>1,33 triệu</w:t>
             </w:r>
           </w:p>
         </w:tc>
@@ -2932,7 +2932,7 @@
                 <w:sz w:val="26"/>
                 <w:szCs w:val="26"/>
               </w:rPr>
-              <w:t>+2,6%</w:t>
+              <w:t>+9,5%</w:t>
             </w:r>
           </w:p>
         </w:tc>
@@ -2978,7 +2978,7 @@
                 <w:sz w:val="26"/>
                 <w:szCs w:val="26"/>
               </w:rPr>
-              <w:t>17,0 triệu</w:t>
+              <w:t>15,0 triệu</w:t>
             </w:r>
           </w:p>
         </w:tc>
@@ -3000,7 +3000,7 @@
                 <w:sz w:val="26"/>
                 <w:szCs w:val="26"/>
               </w:rPr>
-              <w:t>14,6 triệu</w:t>
+              <w:t>13,7 triệu</w:t>
             </w:r>
           </w:p>
         </w:tc>
@@ -3022,7 +3022,7 @@
                 <w:sz w:val="26"/>
                 <w:szCs w:val="26"/>
               </w:rPr>
-              <w:t>−14,1%</w:t>
+              <w:t>−8,2%</w:t>
             </w:r>
           </w:p>
         </w:tc>
@@ -3068,7 +3068,7 @@
                 <w:sz w:val="26"/>
                 <w:szCs w:val="26"/>
               </w:rPr>
-              <w:t>78.666 pax (3,4%)</w:t>
+              <w:t>22.942 pax (1,4%)</w:t>
             </w:r>
           </w:p>
         </w:tc>
@@ -3090,7 +3090,7 @@
                 <w:sz w:val="26"/>
                 <w:szCs w:val="26"/>
               </w:rPr>
-              <w:t>4.904 pax (0,4%)</w:t>
+              <w:t>9.002 pax (0,5%)</w:t>
             </w:r>
           </w:p>
         </w:tc>
@@ -3112,7 +3112,7 @@
                 <w:sz w:val="26"/>
                 <w:szCs w:val="26"/>
               </w:rPr>
-              <w:t>−93,8%</w:t>
+              <w:t>−60,8%</w:t>
             </w:r>
           </w:p>
         </w:tc>
@@ -3671,7 +3671,7 @@
           <w:sz w:val="26"/>
           <w:szCs w:val="26"/>
         </w:rPr>
-        <w:t>Kết quả trên kịch bản weekend: giảm objective 17,7%, thời gian chờ TB 4,05→3,20 phút (−21,0%), số chuyến 8.497→9.388 (+10,5%). Kịch bản rainy_day: giảm objective 13,1%, wait 3,84→3,29 phút (−14,3%). Phân tích λ (100–1000) cho thấy cải thiện objective 9,1%–14,5% tùy λ_eval; λ=150 cân bằng tốt giữa giảm wait và tăng chi phí.</w:t>
+        <w:t>Kết quả trên kịch bản weekend: giảm objective 10,0%, thời gian chờ TB 3,72→3,26 phút (−12,3%), số chuyến 8.124→8.828 (+8,7%). Kịch bản rainy_day: giảm objective 9,5%, chờ 3,48→3,09 phút (−11,2%). Kịch bản weekday_peak: giảm objective 8,2%, chờ 3,51→3,16 phút (−9,8%). Frontier Pareto lồi; mức λ=384 đạt ~27,0% cải thiện chờ với trade-off chi phí hợp lý.</w:t>
       </w:r>
     </w:p>
     <w:p>
@@ -3708,7 +3708,7 @@
           <w:sz w:val="26"/>
           <w:szCs w:val="26"/>
         </w:rPr>
-        <w:t>Spillover α=0,02 giảm MAE forecast 209,9→150,0; tuyến R, M, C hưởng lợi nhiều nhất. Quantile GBM: coverage 90% ≈ 76,5%, MAE 461 (MC Dropout: coverage ≈ 18,8%, MAE 757). Pareto knee λ_equiv ≈ 446. Artifact: notebooks/outputs_kaggle/ và ui_export/.</w:t>
+        <w:t>Spillover α=0,02 (tune hold-out). Quantile GBM: coverage 90% ≈ 77,5%, MAE 476 (MC Dropout: coverage ≈ 20,3%, MAE 731). Pareto knee λ_equiv ≈ 384. Ablation ràng buộc: constraint_ablation_weekday_peak.csv. Artifact: notebooks/outputs/default/ và ui_export/.</w:t>
       </w:r>
     </w:p>
     <w:p>
@@ -4128,7 +4128,7 @@
           <w:sz w:val="26"/>
           <w:szCs w:val="26"/>
         </w:rPr>
-        <w:t>Trade-off wait vs chi phí đội xe: Phân tích Pareto frontier, độ nhạy λ và auto-chọn λ theo OPT_TARGET=balanced (λ_opt ≈ 446).</w:t>
+        <w:t>Trade-off wait vs chi phí đội xe: Phân tích Pareto frontier 20 điểm, UI 7 mức λ curated; mặc định λ knee ≈ 384; dashboard cho phép chọn vùng Cân bằng / Tiết kiệm xe / Chi phí thấp.</w:t>
       </w:r>
     </w:p>
     <w:p>
@@ -4149,8 +4149,7 @@
           <w:sz w:val="26"/>
           <w:szCs w:val="26"/>
         </w:rPr>
-        <w:lastRenderedPageBreak/>
-        <w:t>Định dạng notebook sau nhiều lần chỉnh sửa: Dọn pipeline, gom logic vào cell chính, tách notebook Kaggle reproducible.</w:t>
+        <w:t>Triển khai module lib/ (demand_runtime, ui_optimizer, ui_weather_groups, ui_constraints, ui_station_schedule) tách khỏi notebook; kiểm thử tests/test_ui_improvements.py (8 test).</w:t>
       </w:r>
     </w:p>
     <w:p>
@@ -4981,7 +4980,7 @@
           <w:sz w:val="26"/>
           <w:szCs w:val="26"/>
         </w:rPr>
-        <w:t>TP. Hồ Chí Minh, ngày 8 tháng 6 năm 2026</w:t>
+        <w:t>TP. Hồ Chí Minh, ngày 18 tháng 6 năm 2026</w:t>
       </w:r>
     </w:p>
     <w:tbl>

--- a/BaoCaoTienDo.docx
+++ b/BaoCaoTienDo.docx
@@ -93,6 +93,8 @@
         <w:jc w:val="both"/>
         <w:rPr>
           <w:rFonts w:ascii="Times New Roman" w:hAnsi="Times New Roman" w:cs="Times New Roman"/>
+          <w:sz w:val="26"/>
+          <w:szCs w:val="26"/>
         </w:rPr>
       </w:pPr>
       <w:r>
@@ -100,6 +102,7 @@
           <w:rFonts w:ascii="Times New Roman" w:hAnsi="Times New Roman" w:cs="Times New Roman"/>
           <w:b/>
           <w:sz w:val="26"/>
+          <w:szCs w:val="26"/>
         </w:rPr>
         <w:t xml:space="preserve">Họ và tên sinh viên: </w:t>
       </w:r>
@@ -107,6 +110,7 @@
         <w:rPr>
           <w:rFonts w:ascii="Times New Roman" w:hAnsi="Times New Roman" w:cs="Times New Roman"/>
           <w:sz w:val="26"/>
+          <w:szCs w:val="26"/>
         </w:rPr>
         <w:t>Nguyễn Thành Đạt</w:t>
       </w:r>
@@ -117,6 +121,8 @@
         <w:jc w:val="both"/>
         <w:rPr>
           <w:rFonts w:ascii="Times New Roman" w:hAnsi="Times New Roman" w:cs="Times New Roman"/>
+          <w:sz w:val="26"/>
+          <w:szCs w:val="26"/>
         </w:rPr>
       </w:pPr>
       <w:r>
@@ -124,6 +130,7 @@
           <w:rFonts w:ascii="Times New Roman" w:hAnsi="Times New Roman" w:cs="Times New Roman"/>
           <w:b/>
           <w:sz w:val="26"/>
+          <w:szCs w:val="26"/>
         </w:rPr>
         <w:t xml:space="preserve">Mã sinh viên: </w:t>
       </w:r>
@@ -131,6 +138,7 @@
         <w:rPr>
           <w:rFonts w:ascii="Times New Roman" w:hAnsi="Times New Roman" w:cs="Times New Roman"/>
           <w:sz w:val="26"/>
+          <w:szCs w:val="26"/>
         </w:rPr>
         <w:t>6351071018</w:t>
       </w:r>
@@ -141,6 +149,8 @@
         <w:jc w:val="both"/>
         <w:rPr>
           <w:rFonts w:ascii="Times New Roman" w:hAnsi="Times New Roman" w:cs="Times New Roman"/>
+          <w:sz w:val="26"/>
+          <w:szCs w:val="26"/>
         </w:rPr>
       </w:pPr>
       <w:r>
@@ -148,6 +158,7 @@
           <w:rFonts w:ascii="Times New Roman" w:hAnsi="Times New Roman" w:cs="Times New Roman"/>
           <w:b/>
           <w:sz w:val="26"/>
+          <w:szCs w:val="26"/>
         </w:rPr>
         <w:t xml:space="preserve">Lớp / Khóa: </w:t>
       </w:r>
@@ -155,8 +166,27 @@
         <w:rPr>
           <w:rFonts w:ascii="Times New Roman" w:hAnsi="Times New Roman" w:cs="Times New Roman"/>
           <w:sz w:val="26"/>
-        </w:rPr>
-        <w:t>CQ.63.CNTT / Khóa 63</w:t>
+          <w:szCs w:val="26"/>
+        </w:rPr>
+        <w:t>CQ.</w:t>
+      </w:r>
+      <w:proofErr w:type="gramStart"/>
+      <w:r>
+        <w:rPr>
+          <w:rFonts w:ascii="Times New Roman" w:hAnsi="Times New Roman" w:cs="Times New Roman"/>
+          <w:sz w:val="26"/>
+          <w:szCs w:val="26"/>
+        </w:rPr>
+        <w:t>63.CNTT</w:t>
+      </w:r>
+      <w:proofErr w:type="gramEnd"/>
+      <w:r>
+        <w:rPr>
+          <w:rFonts w:ascii="Times New Roman" w:hAnsi="Times New Roman" w:cs="Times New Roman"/>
+          <w:sz w:val="26"/>
+          <w:szCs w:val="26"/>
+        </w:rPr>
+        <w:t xml:space="preserve"> / Khóa 63</w:t>
       </w:r>
     </w:p>
     <w:p>
@@ -165,6 +195,8 @@
         <w:jc w:val="both"/>
         <w:rPr>
           <w:rFonts w:ascii="Times New Roman" w:hAnsi="Times New Roman" w:cs="Times New Roman"/>
+          <w:sz w:val="26"/>
+          <w:szCs w:val="26"/>
         </w:rPr>
       </w:pPr>
       <w:r>
@@ -172,6 +204,7 @@
           <w:rFonts w:ascii="Times New Roman" w:hAnsi="Times New Roman" w:cs="Times New Roman"/>
           <w:b/>
           <w:sz w:val="26"/>
+          <w:szCs w:val="26"/>
         </w:rPr>
         <w:t xml:space="preserve">Giáo viên hướng dẫn: </w:t>
       </w:r>
@@ -179,6 +212,7 @@
         <w:rPr>
           <w:rFonts w:ascii="Times New Roman" w:hAnsi="Times New Roman" w:cs="Times New Roman"/>
           <w:sz w:val="26"/>
+          <w:szCs w:val="26"/>
         </w:rPr>
         <w:t>ThS. Trần Phong Nhã</w:t>
       </w:r>
@@ -295,7 +329,25 @@
           <w:sz w:val="26"/>
           <w:szCs w:val="26"/>
         </w:rPr>
-        <w:t>Đến thời điểm báo cáo, sinh viên đã hoàn thành pipeline khoa học dữ liệu và tối ưu hóa end-to-end cho bài toán lập lịch tàu điện ngầm MTA NYC trên 25 tuyến (1.104 slot). Các hạng mục chính gồm thu thập/hợp nhất dữ liệu, EDA, huấn luyện mô hình blend (MLP + HistGBM), demand spillover, định lượng uncertainty (MC Dropout, Quantile GBM), tối ưu analytical per-slot với ràng buộc GTFS đầy đủ và đánh giá trên ba kịch bản (weekday_peak, weekend, rainy_day). Notebook mta_schedule_optimization.ipynb chạy thành công, xuất artifact vào notebooks/outputs/default/ui_export/. Đã triển khai dashboard Streamlit (app.py), API phụ trợ (api.py) và module suy luận theo ngày/kịch bản. Phần hoàn thiện báo cáo TKTN và slide bảo vệ đang được triển khai.</w:t>
+        <w:t>Đến thời điểm báo cáo, sinh viên đã hoàn thành pipeline khoa học dữ liệu và tối ưu hóa end-to-end cho bài toán lập lịch tàu điện ngầm MTA NYC trên 25 tuyến (1.104 slot). Pipeline gồm: hợp nhất dữ liệu ridership/GTFS/thời tiết, mô hình blend MLP+HistGBM (residual trên log_baseline), demand spillover qua transfer matrix, uncertainty (MC Dropout, Quantile GBM), tối ưu analytical GTFS-anchored với đầy đủ ràng buộc vận hành, đánh giá 3 kịch bản (weekday_peak, weekend, rainy_day) và Pareto frontier (λ knee ≈384). Notebook mta_schedule_</w:t>
+      </w:r>
+      <w:proofErr w:type="gramStart"/>
+      <w:r>
+        <w:rPr>
+          <w:rFonts w:ascii="Times New Roman" w:hAnsi="Times New Roman" w:cs="Times New Roman"/>
+          <w:sz w:val="26"/>
+          <w:szCs w:val="26"/>
+        </w:rPr>
+        <w:t>optimization.ipynb</w:t>
+      </w:r>
+      <w:proofErr w:type="gramEnd"/>
+      <w:r>
+        <w:rPr>
+          <w:rFonts w:ascii="Times New Roman" w:hAnsi="Times New Roman" w:cs="Times New Roman"/>
+          <w:sz w:val="26"/>
+          <w:szCs w:val="26"/>
+        </w:rPr>
+        <w:t xml:space="preserve"> xuất artifact vào notebooks/outputs/default/ui_export/. API FastAPI (api.py) phục vụ suy luận lịch theo ga/quận. Đang hoàn thiện báo cáo TKTN và slide bảo vệ.</w:t>
       </w:r>
     </w:p>
     <w:p>
@@ -1164,7 +1216,7 @@
                 <w:sz w:val="26"/>
                 <w:szCs w:val="26"/>
               </w:rPr>
-              <w:t>Dashboard Streamlit &amp; API suy luận (app.py, api.py)</w:t>
+              <w:t>API FastAPI suy luận (api.py)</w:t>
             </w:r>
           </w:p>
         </w:tc>
@@ -1460,7 +1512,25 @@
           <w:sz w:val="26"/>
           <w:szCs w:val="26"/>
         </w:rPr>
-        <w:t>Hợp nhất ridership.csv, factors_hourly.csv, factors_daily.csv, routes_by_station_complex.csv, GTFS schedule_current và train_manifest.json trong repo datasets/.</w:t>
+        <w:t>Hợp nhất ridership.csv, factors_hourly.csv, factors_daily.csv, routes_by_station_complex.csv, GTFS schedule_current và train_</w:t>
+      </w:r>
+      <w:proofErr w:type="gramStart"/>
+      <w:r>
+        <w:rPr>
+          <w:rFonts w:ascii="Times New Roman" w:hAnsi="Times New Roman" w:cs="Times New Roman"/>
+          <w:sz w:val="26"/>
+          <w:szCs w:val="26"/>
+        </w:rPr>
+        <w:t>manifest.json</w:t>
+      </w:r>
+      <w:proofErr w:type="gramEnd"/>
+      <w:r>
+        <w:rPr>
+          <w:rFonts w:ascii="Times New Roman" w:hAnsi="Times New Roman" w:cs="Times New Roman"/>
+          <w:sz w:val="26"/>
+          <w:szCs w:val="26"/>
+        </w:rPr>
+        <w:t xml:space="preserve"> trong datasets/; join theo route×hour×date, tách hướng (direction), impute/clip factor theo training schema.</w:t>
       </w:r>
     </w:p>
     <w:p>
@@ -1481,7 +1551,25 @@
           <w:sz w:val="26"/>
           <w:szCs w:val="26"/>
         </w:rPr>
-        <w:t>Notebook chính mta_schedule_optimization.ipynb chạy end-to-end local, xuất CSV/JSON/biểu đồ vào notebooks/outputs/default/; gói ui_export phục vụ suy luận và dashboard.</w:t>
+        <w:t>Notebook mta_schedule_</w:t>
+      </w:r>
+      <w:proofErr w:type="gramStart"/>
+      <w:r>
+        <w:rPr>
+          <w:rFonts w:ascii="Times New Roman" w:hAnsi="Times New Roman" w:cs="Times New Roman"/>
+          <w:sz w:val="26"/>
+          <w:szCs w:val="26"/>
+        </w:rPr>
+        <w:t>optimization.ipynb</w:t>
+      </w:r>
+      <w:proofErr w:type="gramEnd"/>
+      <w:r>
+        <w:rPr>
+          <w:rFonts w:ascii="Times New Roman" w:hAnsi="Times New Roman" w:cs="Times New Roman"/>
+          <w:sz w:val="26"/>
+          <w:szCs w:val="26"/>
+        </w:rPr>
+        <w:t xml:space="preserve"> chạy end-to-end, xuất CSV/JSON/biểu đồ vào notebooks/outputs/default/ và gói ui_export/ (model, optimizer_state, schedule JSON, metrics).</w:t>
       </w:r>
     </w:p>
     <w:p>
@@ -1502,7 +1590,7 @@
           <w:sz w:val="26"/>
           <w:szCs w:val="26"/>
         </w:rPr>
-        <w:t>Mô hình dự báo blend: MLP (Keras, embedding tuyến, feature thời tiết/lịch, residual trên log_baseline) kết hợp HistGBM; trọng số MLP=0,8; hold-out autumn_2025 MAE 961→489 (−49,1%).</w:t>
+        <w:t>Mô hình blend: MLP (Keras, embedding tuyến, 23 feature thời tiết/lịch/lag, residual log_baseline, clip ±0.55) + HistGBM; trọng số MLP=0.8; hold-out autumn_2025 MAE 961→489 (−49,1%), R² 0,932→0,978.</w:t>
       </w:r>
     </w:p>
     <w:p>
@@ -1523,7 +1611,7 @@
           <w:sz w:val="26"/>
           <w:szCs w:val="26"/>
         </w:rPr>
-        <w:t>Tối ưu analytical per-slot GTFS-anchored với ràng buộc service window, headway, fleet theo tuyến/hệ thống, capacity và smoothness; λ knee ≈ 384 (Pareto weekday_peak); 7 mức λ UI: 264, 384, 602, 753, 1017, 1273, 1479.</w:t>
+        <w:t>Tối ưu analytical GTFS-anchored per-slot; λ knee ≈384, λ đánh giá =150; ràng buộc headway, fleet toàn mạng (~1077), capacity, smoothness, service window; 7 mức λ API: 264, 384, 602, 753, 1017, 1273, 1479.</w:t>
       </w:r>
     </w:p>
     <w:p>
@@ -1544,7 +1632,7 @@
           <w:sz w:val="26"/>
           <w:szCs w:val="26"/>
         </w:rPr>
-        <w:t>Xử lý demand spillover qua transfer matrix ga–tuyến (α=0,02); fallback baseline nhiều tầng; phân tích ablation ràng buộc (constraint_ablation_weekday_peak.csv).</w:t>
+        <w:t>Demand spillover qua transfer matrix ga–tuyến (α_global=0,02; α=0 cho GS/H/Z/N); fallback baseline nhiều tầng; ablation ràng buộc (constraint_ablation_weekday_peak.csv).</w:t>
       </w:r>
     </w:p>
     <w:p>
@@ -1565,7 +1653,7 @@
           <w:sz w:val="26"/>
           <w:szCs w:val="26"/>
         </w:rPr>
-        <w:t>Phân tích uncertainty-aware scheduling: Quantile GBM coverage 90% ≈ 77,5%, MAE 476 (MC Dropout: coverage ≈ 20,3%, MAE 731). Dashboard Streamlit + API lịch theo ga/quận.</w:t>
+        <w:t>Uncertainty: Quantile GBM coverage 90% ≈ 77,5%, MAE 476 (MC Dropout: coverage ≈ 20,3%, MAE 731). API FastAPI: /schedule/by-station, /health.</w:t>
       </w:r>
     </w:p>
     <w:p>
@@ -1726,6 +1814,7 @@
                 <w:sz w:val="26"/>
                 <w:szCs w:val="26"/>
               </w:rPr>
+              <w:lastRenderedPageBreak/>
               <w:t>MAE (hold-out autumn_2025)</w:t>
             </w:r>
           </w:p>
@@ -1838,7 +1927,7 @@
                 <w:sz w:val="26"/>
                 <w:szCs w:val="26"/>
               </w:rPr>
-              <w:t>1.696</w:t>
+              <w:t>1696</w:t>
             </w:r>
           </w:p>
         </w:tc>
@@ -1996,7 +2085,6 @@
                 <w:sz w:val="26"/>
                 <w:szCs w:val="26"/>
               </w:rPr>
-              <w:lastRenderedPageBreak/>
               <w:t>MAPE (hold-out)</w:t>
             </w:r>
           </w:p>
@@ -2019,7 +2107,7 @@
                 <w:sz w:val="26"/>
                 <w:szCs w:val="26"/>
               </w:rPr>
-              <w:t>—</w:t>
+              <w:t>16,2</w:t>
             </w:r>
           </w:p>
         </w:tc>
@@ -2041,7 +2129,7 @@
                 <w:sz w:val="26"/>
                 <w:szCs w:val="26"/>
               </w:rPr>
-              <w:t>—</w:t>
+              <w:t>8,9</w:t>
             </w:r>
           </w:p>
         </w:tc>
@@ -2063,7 +2151,7 @@
                 <w:sz w:val="26"/>
                 <w:szCs w:val="26"/>
               </w:rPr>
-              <w:t>—</w:t>
+              <w:t>−45,2%</w:t>
             </w:r>
           </w:p>
         </w:tc>
@@ -2153,7 +2241,7 @@
                 <w:sz w:val="26"/>
                 <w:szCs w:val="26"/>
               </w:rPr>
-              <w:t>−37,7%</w:t>
+              <w:t>−37,6%</w:t>
             </w:r>
           </w:p>
         </w:tc>
@@ -2167,6 +2255,32 @@
           <w:szCs w:val="26"/>
         </w:rPr>
       </w:pPr>
+      <w:r>
+        <w:rPr>
+          <w:rFonts w:ascii="Times New Roman" w:hAnsi="Times New Roman" w:cs="Times New Roman"/>
+          <w:sz w:val="26"/>
+          <w:szCs w:val="26"/>
+        </w:rPr>
+        <w:t xml:space="preserve">Kiến trúc blend gồm hai nhánh: (1) MLP Keras với embedding tuyến (25 route), hour_sin, hour_cos, dow_sin, dow_cos, month_sin, month_cos, is_weekend, is_us_holiday, … (tổng 23 đặc trưng số), hai tầng ẩn 64–32; dự báo residual trên log_baseline, clip ±0.55. (2) HistGradientBoosting trên cùng vector đặc trưng. Kết hợp: ŷ = </w:t>
+      </w:r>
+      <w:proofErr w:type="gramStart"/>
+      <w:r>
+        <w:rPr>
+          <w:rFonts w:ascii="Times New Roman" w:hAnsi="Times New Roman" w:cs="Times New Roman"/>
+          <w:sz w:val="26"/>
+          <w:szCs w:val="26"/>
+        </w:rPr>
+        <w:t>exp(</w:t>
+      </w:r>
+      <w:proofErr w:type="gramEnd"/>
+      <w:r>
+        <w:rPr>
+          <w:rFonts w:ascii="Times New Roman" w:hAnsi="Times New Roman" w:cs="Times New Roman"/>
+          <w:sz w:val="26"/>
+          <w:szCs w:val="26"/>
+        </w:rPr>
+        <w:t>log_baseline + 0.8·r_MLP + 0.2·r_GBM). Huấn luyện hold-out autumn_2025 (n=49.963) và CV 8-fold theo season_year.</w:t>
+      </w:r>
     </w:p>
     <w:p>
       <w:pPr>
@@ -2184,41 +2298,7 @@
           <w:sz w:val="26"/>
           <w:szCs w:val="26"/>
         </w:rPr>
-        <w:drawing>
-          <wp:inline distT="0" distB="0" distL="0" distR="0" wp14:anchorId="433B1150" wp14:editId="4C14143C">
-            <wp:extent cx="5040000" cy="1624433"/>
-            <wp:effectExtent l="0" t="0" r="0" b="0"/>
-            <wp:docPr id="1" name="Picture 1"/>
-            <wp:cNvGraphicFramePr>
-              <a:graphicFrameLocks xmlns:a="http://schemas.openxmlformats.org/drawingml/2006/main" noChangeAspect="1"/>
-            </wp:cNvGraphicFramePr>
-            <a:graphic xmlns:a="http://schemas.openxmlformats.org/drawingml/2006/main">
-              <a:graphicData uri="http://schemas.openxmlformats.org/drawingml/2006/picture">
-                <pic:pic xmlns:pic="http://schemas.openxmlformats.org/drawingml/2006/picture">
-                  <pic:nvPicPr>
-                    <pic:cNvPr id="0" name="fig_nn_eval.png"/>
-                    <pic:cNvPicPr/>
-                  </pic:nvPicPr>
-                  <pic:blipFill>
-                    <a:blip r:embed="rId6"/>
-                    <a:stretch>
-                      <a:fillRect/>
-                    </a:stretch>
-                  </pic:blipFill>
-                  <pic:spPr>
-                    <a:xfrm>
-                      <a:off x="0" y="0"/>
-                      <a:ext cx="5040000" cy="1624433"/>
-                    </a:xfrm>
-                    <a:prstGeom prst="rect">
-                      <a:avLst/>
-                    </a:prstGeom>
-                  </pic:spPr>
-                </pic:pic>
-              </a:graphicData>
-            </a:graphic>
-          </wp:inline>
-        </w:drawing>
+        <w:t>Tiền xử lý: tách demand theo hướng; lag log_lag_24h, log_lag_168h, log_rolling_7d; fallback baseline (historical → route mean → global); crawl thời tiết factors_hourly/daily và Open-Meteo trên API; nhóm thời tiết weather_groups.json cho kịch bản rainy_day.</w:t>
       </w:r>
     </w:p>
     <w:p>
@@ -2335,7 +2415,7 @@
                     <pic:cNvPicPr/>
                   </pic:nvPicPr>
                   <pic:blipFill>
-                    <a:blip r:embed="rId7"/>
+                    <a:blip r:embed="rId8"/>
                     <a:stretch>
                       <a:fillRect/>
                     </a:stretch>
@@ -2888,7 +2968,7 @@
                 <w:sz w:val="26"/>
                 <w:szCs w:val="26"/>
               </w:rPr>
-              <w:t>1,22 triệu</w:t>
+              <w:t>1,2 triệu</w:t>
             </w:r>
           </w:p>
         </w:tc>
@@ -2910,7 +2990,7 @@
                 <w:sz w:val="26"/>
                 <w:szCs w:val="26"/>
               </w:rPr>
-              <w:t>1,33 triệu</w:t>
+              <w:t>1,3 triệu</w:t>
             </w:r>
           </w:p>
         </w:tc>
@@ -3126,59 +3206,50 @@
           <w:szCs w:val="26"/>
         </w:rPr>
       </w:pPr>
-    </w:p>
-    <w:p>
-      <w:pPr>
-        <w:jc w:val="center"/>
-        <w:rPr>
-          <w:rFonts w:ascii="Times New Roman" w:hAnsi="Times New Roman" w:cs="Times New Roman"/>
-          <w:sz w:val="26"/>
-          <w:szCs w:val="26"/>
-        </w:rPr>
-      </w:pPr>
       <w:r>
         <w:rPr>
           <w:rFonts w:ascii="Times New Roman" w:hAnsi="Times New Roman" w:cs="Times New Roman"/>
-          <w:noProof/>
           <w:sz w:val="26"/>
           <w:szCs w:val="26"/>
         </w:rPr>
         <w:lastRenderedPageBreak/>
-        <w:drawing>
-          <wp:inline distT="0" distB="0" distL="0" distR="0" wp14:anchorId="4FFF1350" wp14:editId="0794D5BC">
-            <wp:extent cx="5040000" cy="1449000"/>
-            <wp:effectExtent l="0" t="0" r="0" b="0"/>
-            <wp:docPr id="3" name="Picture 3"/>
-            <wp:cNvGraphicFramePr>
-              <a:graphicFrameLocks xmlns:a="http://schemas.openxmlformats.org/drawingml/2006/main" noChangeAspect="1"/>
-            </wp:cNvGraphicFramePr>
-            <a:graphic xmlns:a="http://schemas.openxmlformats.org/drawingml/2006/main">
-              <a:graphicData uri="http://schemas.openxmlformats.org/drawingml/2006/picture">
-                <pic:pic xmlns:pic="http://schemas.openxmlformats.org/drawingml/2006/picture">
-                  <pic:nvPicPr>
-                    <pic:cNvPr id="0" name="fig_schedule_weekday_peak.png"/>
-                    <pic:cNvPicPr/>
-                  </pic:nvPicPr>
-                  <pic:blipFill>
-                    <a:blip r:embed="rId8"/>
-                    <a:stretch>
-                      <a:fillRect/>
-                    </a:stretch>
-                  </pic:blipFill>
-                  <pic:spPr>
-                    <a:xfrm>
-                      <a:off x="0" y="0"/>
-                      <a:ext cx="5040000" cy="1449000"/>
-                    </a:xfrm>
-                    <a:prstGeom prst="rect">
-                      <a:avLst/>
-                    </a:prstGeom>
-                  </pic:spPr>
-                </pic:pic>
-              </a:graphicData>
-            </a:graphic>
-          </wp:inline>
-        </w:drawing>
+        <w:t xml:space="preserve">Hàm mục tiêu: min </w:t>
+      </w:r>
+      <w:proofErr w:type="gramStart"/>
+      <w:r>
+        <w:rPr>
+          <w:rFonts w:ascii="Times New Roman" w:hAnsi="Times New Roman" w:cs="Times New Roman"/>
+          <w:sz w:val="26"/>
+          <w:szCs w:val="26"/>
+        </w:rPr>
+        <w:t>Σ(</w:t>
+      </w:r>
+      <w:proofErr w:type="gramEnd"/>
+      <w:r>
+        <w:rPr>
+          <w:rFonts w:ascii="Times New Roman" w:hAnsi="Times New Roman" w:cs="Times New Roman"/>
+          <w:sz w:val="26"/>
+          <w:szCs w:val="26"/>
+        </w:rPr>
+        <w:t>passenger-min wait + λ×trips), λ đánh giá =150, λ tối ưu knee ≈384. Thuật toán analytical GTFS-anchored per-slot trên 1.104 slot (tuyến × hướng × giờ): t* ≈ t_GTFS·√(D_pred/D_</w:t>
+      </w:r>
+      <w:proofErr w:type="gramStart"/>
+      <w:r>
+        <w:rPr>
+          <w:rFonts w:ascii="Times New Roman" w:hAnsi="Times New Roman" w:cs="Times New Roman"/>
+          <w:sz w:val="26"/>
+          <w:szCs w:val="26"/>
+        </w:rPr>
+        <w:t>base)·</w:t>
+      </w:r>
+      <w:proofErr w:type="gramEnd"/>
+      <w:r>
+        <w:rPr>
+          <w:rFonts w:ascii="Times New Roman" w:hAnsi="Times New Roman" w:cs="Times New Roman"/>
+          <w:sz w:val="26"/>
+          <w:szCs w:val="26"/>
+        </w:rPr>
+        <w:t>√(λ_ref/λ), làm tròn và clip theo bounds. Capacity 1200 pax/chuyến; split_demand_by_direction=True.</w:t>
       </w:r>
     </w:p>
     <w:p>
@@ -3190,6 +3261,25 @@
           <w:szCs w:val="26"/>
         </w:rPr>
       </w:pPr>
+      <w:r>
+        <w:rPr>
+          <w:rFonts w:ascii="Times New Roman" w:hAnsi="Times New Roman" w:cs="Times New Roman"/>
+          <w:noProof/>
+          <w:sz w:val="26"/>
+          <w:szCs w:val="26"/>
+        </w:rPr>
+        <w:t>Ràng buộc vận hành: headway 3–20 phút (đêm ≤30), fleet hệ thống ≤1.077 đoàn, smoothness |Δtrips|≤3, service window GTFS, hệ số trips_min/max theo peak/off-peak/overnight. Metric chờ v2 ghi nhận overflow khi demand vượt capacity (giảm 60,8% overflow weekday_peak).</w:t>
+      </w:r>
+    </w:p>
+    <w:p>
+      <w:pPr>
+        <w:jc w:val="center"/>
+        <w:rPr>
+          <w:rFonts w:ascii="Times New Roman" w:hAnsi="Times New Roman" w:cs="Times New Roman"/>
+          <w:sz w:val="26"/>
+          <w:szCs w:val="26"/>
+        </w:rPr>
+      </w:pPr>
       <w:proofErr w:type="spellStart"/>
       <w:r>
         <w:rPr>
@@ -3254,6 +3344,14 @@
         <w:t>weekday_peak</w:t>
       </w:r>
       <w:proofErr w:type="spellEnd"/>
+      <w:r>
+        <w:rPr>
+          <w:rFonts w:ascii="Times New Roman" w:hAnsi="Times New Roman" w:cs="Times New Roman"/>
+          <w:sz w:val="26"/>
+          <w:szCs w:val="26"/>
+        </w:rPr>
+        <w:t xml:space="preserve"> (fig_schedule_weekday_peak.png)</w:t>
+      </w:r>
     </w:p>
     <w:p>
       <w:pPr>
@@ -3264,6 +3362,14 @@
           <w:szCs w:val="26"/>
         </w:rPr>
       </w:pPr>
+      <w:r>
+        <w:rPr>
+          <w:rFonts w:ascii="Times New Roman" w:hAnsi="Times New Roman" w:cs="Times New Roman"/>
+          <w:sz w:val="26"/>
+          <w:szCs w:val="26"/>
+        </w:rPr>
+        <w:t>Hình 4. Dự báo vs thực tế hold-out (fig_pred_vs_actual.png)</w:t>
+      </w:r>
     </w:p>
     <w:p>
       <w:pPr>
@@ -3415,7 +3521,79 @@
           <w:sz w:val="26"/>
           <w:szCs w:val="26"/>
         </w:rPr>
-        <w:t xml:space="preserve"> wait metric v1 vs v2</w:t>
+        <w:t xml:space="preserve"> wait metric v1 vs v2 (fig_wait_metric_comparison.png) — v2 </w:t>
+      </w:r>
+      <w:proofErr w:type="spellStart"/>
+      <w:r>
+        <w:rPr>
+          <w:rFonts w:ascii="Times New Roman" w:hAnsi="Times New Roman" w:cs="Times New Roman"/>
+          <w:sz w:val="26"/>
+          <w:szCs w:val="26"/>
+        </w:rPr>
+        <w:t>ghi</w:t>
+      </w:r>
+      <w:proofErr w:type="spellEnd"/>
+      <w:r>
+        <w:rPr>
+          <w:rFonts w:ascii="Times New Roman" w:hAnsi="Times New Roman" w:cs="Times New Roman"/>
+          <w:sz w:val="26"/>
+          <w:szCs w:val="26"/>
+        </w:rPr>
+        <w:t xml:space="preserve"> </w:t>
+      </w:r>
+      <w:proofErr w:type="spellStart"/>
+      <w:r>
+        <w:rPr>
+          <w:rFonts w:ascii="Times New Roman" w:hAnsi="Times New Roman" w:cs="Times New Roman"/>
+          <w:sz w:val="26"/>
+          <w:szCs w:val="26"/>
+        </w:rPr>
+        <w:t>nhận</w:t>
+      </w:r>
+      <w:proofErr w:type="spellEnd"/>
+      <w:r>
+        <w:rPr>
+          <w:rFonts w:ascii="Times New Roman" w:hAnsi="Times New Roman" w:cs="Times New Roman"/>
+          <w:sz w:val="26"/>
+          <w:szCs w:val="26"/>
+        </w:rPr>
+        <w:t xml:space="preserve"> overflow </w:t>
+      </w:r>
+      <w:proofErr w:type="spellStart"/>
+      <w:r>
+        <w:rPr>
+          <w:rFonts w:ascii="Times New Roman" w:hAnsi="Times New Roman" w:cs="Times New Roman"/>
+          <w:sz w:val="26"/>
+          <w:szCs w:val="26"/>
+        </w:rPr>
+        <w:t>khi</w:t>
+      </w:r>
+      <w:proofErr w:type="spellEnd"/>
+      <w:r>
+        <w:rPr>
+          <w:rFonts w:ascii="Times New Roman" w:hAnsi="Times New Roman" w:cs="Times New Roman"/>
+          <w:sz w:val="26"/>
+          <w:szCs w:val="26"/>
+        </w:rPr>
+        <w:t xml:space="preserve"> demand &gt; </w:t>
+      </w:r>
+      <w:proofErr w:type="spellStart"/>
+      <w:r>
+        <w:rPr>
+          <w:rFonts w:ascii="Times New Roman" w:hAnsi="Times New Roman" w:cs="Times New Roman"/>
+          <w:sz w:val="26"/>
+          <w:szCs w:val="26"/>
+        </w:rPr>
+        <w:t>capacity×trips</w:t>
+      </w:r>
+      <w:proofErr w:type="spellEnd"/>
+      <w:r>
+        <w:rPr>
+          <w:rFonts w:ascii="Times New Roman" w:hAnsi="Times New Roman" w:cs="Times New Roman"/>
+          <w:sz w:val="26"/>
+          <w:szCs w:val="26"/>
+        </w:rPr>
+        <w:t>.</w:t>
       </w:r>
     </w:p>
     <w:p>
@@ -3434,41 +3612,7 @@
           <w:sz w:val="26"/>
           <w:szCs w:val="26"/>
         </w:rPr>
-        <w:drawing>
-          <wp:inline distT="0" distB="0" distL="0" distR="0" wp14:anchorId="34D4EE00" wp14:editId="4A11B9AD">
-            <wp:extent cx="5039165" cy="2636520"/>
-            <wp:effectExtent l="0" t="0" r="9525" b="0"/>
-            <wp:docPr id="6" name="Picture 6"/>
-            <wp:cNvGraphicFramePr>
-              <a:graphicFrameLocks xmlns:a="http://schemas.openxmlformats.org/drawingml/2006/main" noChangeAspect="1"/>
-            </wp:cNvGraphicFramePr>
-            <a:graphic xmlns:a="http://schemas.openxmlformats.org/drawingml/2006/main">
-              <a:graphicData uri="http://schemas.openxmlformats.org/drawingml/2006/picture">
-                <pic:pic xmlns:pic="http://schemas.openxmlformats.org/drawingml/2006/picture">
-                  <pic:nvPicPr>
-                    <pic:cNvPr id="0" name="fig_lambda_sensitivity.png"/>
-                    <pic:cNvPicPr/>
-                  </pic:nvPicPr>
-                  <pic:blipFill>
-                    <a:blip r:embed="rId11"/>
-                    <a:stretch>
-                      <a:fillRect/>
-                    </a:stretch>
-                  </pic:blipFill>
-                  <pic:spPr>
-                    <a:xfrm>
-                      <a:off x="0" y="0"/>
-                      <a:ext cx="5044840" cy="2639489"/>
-                    </a:xfrm>
-                    <a:prstGeom prst="rect">
-                      <a:avLst/>
-                    </a:prstGeom>
-                  </pic:spPr>
-                </pic:pic>
-              </a:graphicData>
-            </a:graphic>
-          </wp:inline>
-        </w:drawing>
+        <w:t>Weekday_peak (Bảng 2): chờ 3,51→3,16 phút; objective 15,0 triệu→13,7 triệu (−8,2%).</w:t>
       </w:r>
     </w:p>
     <w:p>
@@ -3562,6 +3706,32 @@
         <w:t>λ_eval</w:t>
       </w:r>
       <w:proofErr w:type="spellEnd"/>
+      <w:r>
+        <w:rPr>
+          <w:rFonts w:ascii="Times New Roman" w:hAnsi="Times New Roman" w:cs="Times New Roman"/>
+          <w:sz w:val="26"/>
+          <w:szCs w:val="26"/>
+        </w:rPr>
+        <w:t xml:space="preserve"> (Pareto frontier, 20 </w:t>
+      </w:r>
+      <w:proofErr w:type="spellStart"/>
+      <w:r>
+        <w:rPr>
+          <w:rFonts w:ascii="Times New Roman" w:hAnsi="Times New Roman" w:cs="Times New Roman"/>
+          <w:sz w:val="26"/>
+          <w:szCs w:val="26"/>
+        </w:rPr>
+        <w:t>điểm</w:t>
+      </w:r>
+      <w:proofErr w:type="spellEnd"/>
+      <w:r>
+        <w:rPr>
+          <w:rFonts w:ascii="Times New Roman" w:hAnsi="Times New Roman" w:cs="Times New Roman"/>
+          <w:sz w:val="26"/>
+          <w:szCs w:val="26"/>
+        </w:rPr>
+        <w:t>)</w:t>
+      </w:r>
     </w:p>
     <w:p>
       <w:pPr>
@@ -3572,6 +3742,14 @@
           <w:szCs w:val="26"/>
         </w:rPr>
       </w:pPr>
+      <w:r>
+        <w:rPr>
+          <w:rFonts w:ascii="Times New Roman" w:hAnsi="Times New Roman" w:cs="Times New Roman"/>
+          <w:sz w:val="26"/>
+          <w:szCs w:val="26"/>
+        </w:rPr>
+        <w:t>Pareto UI: vùng Cân bằng (λ 264–384, mặc định 384), Tiết kiệm xe (602–753), Chi phí thấp (1017–1479); Chebyshev knee tại λ≈384.</w:t>
+      </w:r>
     </w:p>
     <w:p>
       <w:pPr>
@@ -3589,7 +3767,6 @@
           <w:sz w:val="26"/>
           <w:szCs w:val="26"/>
         </w:rPr>
-        <w:lastRenderedPageBreak/>
         <w:drawing>
           <wp:inline distT="0" distB="0" distL="0" distR="0" wp14:anchorId="1657AF46" wp14:editId="3CEBD151">
             <wp:extent cx="5040000" cy="3334522"/>
@@ -3606,7 +3783,7 @@
                     <pic:cNvPicPr/>
                   </pic:nvPicPr>
                   <pic:blipFill>
-                    <a:blip r:embed="rId12"/>
+                    <a:blip r:embed="rId11"/>
                     <a:stretch>
                       <a:fillRect/>
                     </a:stretch>
@@ -3652,7 +3829,7 @@
           <w:sz w:val="26"/>
           <w:szCs w:val="26"/>
         </w:rPr>
-        <w:t xml:space="preserve"> 7. Pareto frontier</w:t>
+        <w:t xml:space="preserve"> 7. Pareto frontier (fig_pareto_frontier.png)</w:t>
       </w:r>
     </w:p>
     <w:p>
@@ -3671,7 +3848,8 @@
           <w:sz w:val="26"/>
           <w:szCs w:val="26"/>
         </w:rPr>
-        <w:t>Kết quả trên kịch bản weekend: giảm objective 10,0%, thời gian chờ TB 3,72→3,26 phút (−12,3%), số chuyến 8.124→8.828 (+8,7%). Kịch bản rainy_day: giảm objective 9,5%, chờ 3,48→3,09 phút (−11,2%). Kịch bản weekday_peak: giảm objective 8,2%, chờ 3,51→3,16 phút (−9,8%). Frontier Pareto lồi; mức λ=384 đạt ~27,0% cải thiện chờ với trade-off chi phí hợp lý.</w:t>
+        <w:lastRenderedPageBreak/>
+        <w:t>Tổng hợp ba kịch bản: weekday_peak: objective −8,2%, chờ 3,51→3,16 phút (−9,8%), chuyến 8.124→8.893. weekend: objective −10,0%, chờ 3,72→3,26 phút (−12,3%), chuyến 8.124→8.828. rainy_day: objective −9,5%, chờ 3,48→3,09 phút (−11,2%), chuyến 8.124→9.023. Pareto frontier 20 điểm; knee λ≈384 (~27% cải thiện chờ); API 7 mức λ: 264, 384, 602, 753, 1017, 1273, 1479 (3 vùng: Cân bằng / Tiết kiệm xe / Chi phí thấp).</w:t>
       </w:r>
     </w:p>
     <w:p>
@@ -3708,7 +3886,7 @@
           <w:sz w:val="26"/>
           <w:szCs w:val="26"/>
         </w:rPr>
-        <w:t>Spillover α=0,02 (tune hold-out). Quantile GBM: coverage 90% ≈ 77,5%, MAE 476 (MC Dropout: coverage ≈ 20,3%, MAE 731). Pareto knee λ_equiv ≈ 384. Ablation ràng buộc: constraint_ablation_weekday_peak.csv. Artifact: notebooks/outputs/default/ và ui_export/.</w:t>
+        <w:t>Spillover α=0,02 (tune hold-out); lợi ích lớn nhất tuyến M (−131 MAE). Quantile GBM: coverage ≈ 77,5%, MAE 476. Pareto knee λ=384. Ablation: constraint_ablation_weekday_peak.csv.</w:t>
       </w:r>
     </w:p>
     <w:p>
@@ -3727,41 +3905,7 @@
           <w:sz w:val="26"/>
           <w:szCs w:val="26"/>
         </w:rPr>
-        <w:drawing>
-          <wp:inline distT="0" distB="0" distL="0" distR="0" wp14:anchorId="3DC9F5CE" wp14:editId="07E7B076">
-            <wp:extent cx="5040000" cy="2052939"/>
-            <wp:effectExtent l="0" t="0" r="0" b="0"/>
-            <wp:docPr id="8" name="Picture 8"/>
-            <wp:cNvGraphicFramePr>
-              <a:graphicFrameLocks xmlns:a="http://schemas.openxmlformats.org/drawingml/2006/main" noChangeAspect="1"/>
-            </wp:cNvGraphicFramePr>
-            <a:graphic xmlns:a="http://schemas.openxmlformats.org/drawingml/2006/main">
-              <a:graphicData uri="http://schemas.openxmlformats.org/drawingml/2006/picture">
-                <pic:pic xmlns:pic="http://schemas.openxmlformats.org/drawingml/2006/picture">
-                  <pic:nvPicPr>
-                    <pic:cNvPr id="0" name="fig_transfer_spillover.png"/>
-                    <pic:cNvPicPr/>
-                  </pic:nvPicPr>
-                  <pic:blipFill>
-                    <a:blip r:embed="rId13"/>
-                    <a:stretch>
-                      <a:fillRect/>
-                    </a:stretch>
-                  </pic:blipFill>
-                  <pic:spPr>
-                    <a:xfrm>
-                      <a:off x="0" y="0"/>
-                      <a:ext cx="5040000" cy="2052939"/>
-                    </a:xfrm>
-                    <a:prstGeom prst="rect">
-                      <a:avLst/>
-                    </a:prstGeom>
-                  </pic:spPr>
-                </pic:pic>
-              </a:graphicData>
-            </a:graphic>
-          </wp:inline>
-        </w:drawing>
+        <w:t>Artifact ui_export/: demand_model.keras, histgbm_blend.pkl, scaler.pkl, demand_inference.pkl, optimizer_state.pkl, quantile_gbm.pkl, schedule_{weekday_peak,weekend,rainy_day}.json, pareto_frontier.json, pareto_knee.json, weather_groups.json, baseline_metrics.json, manifest.json. Module lib/: demand_runtime, ui_optimizer, ui_lambda, ui_constraints, ui_weather_groups, ui_station_schedule, ui_factors, single_route_pipeline. API FastAPI (api.py): GET /schedule/by-station, GET /health.</w:t>
       </w:r>
     </w:p>
     <w:p>
@@ -3819,6 +3963,14 @@
         <w:t>tuyến</w:t>
       </w:r>
       <w:proofErr w:type="spellEnd"/>
+      <w:r>
+        <w:rPr>
+          <w:rFonts w:ascii="Times New Roman" w:hAnsi="Times New Roman" w:cs="Times New Roman"/>
+          <w:sz w:val="26"/>
+          <w:szCs w:val="26"/>
+        </w:rPr>
+        <w:t xml:space="preserve"> (fig_transfer_spillover.png)</w:t>
+      </w:r>
     </w:p>
     <w:p>
       <w:pPr>
@@ -3846,7 +3998,6 @@
           <w:sz w:val="26"/>
           <w:szCs w:val="26"/>
         </w:rPr>
-        <w:lastRenderedPageBreak/>
         <w:drawing>
           <wp:inline distT="0" distB="0" distL="0" distR="0" wp14:anchorId="5E69636D" wp14:editId="0C182E28">
             <wp:extent cx="5040000" cy="4098632"/>
@@ -3863,7 +4014,7 @@
                     <pic:cNvPicPr/>
                   </pic:nvPicPr>
                   <pic:blipFill>
-                    <a:blip r:embed="rId14"/>
+                    <a:blip r:embed="rId12"/>
                     <a:stretch>
                       <a:fillRect/>
                     </a:stretch>
@@ -3900,6 +4051,7 @@
           <w:sz w:val="26"/>
           <w:szCs w:val="26"/>
         </w:rPr>
+        <w:lastRenderedPageBreak/>
         <w:t>Hình</w:t>
       </w:r>
       <w:proofErr w:type="spellEnd"/>
@@ -3909,7 +4061,7 @@
           <w:sz w:val="26"/>
           <w:szCs w:val="26"/>
         </w:rPr>
-        <w:t xml:space="preserve"> 9. Calibration interval</w:t>
+        <w:t xml:space="preserve"> 9. Calibration interval — Quantile GBM vs MC Dropout</w:t>
       </w:r>
     </w:p>
     <w:p>
@@ -3954,7 +4106,7 @@
                     <pic:cNvPicPr/>
                   </pic:nvPicPr>
                   <pic:blipFill>
-                    <a:blip r:embed="rId15"/>
+                    <a:blip r:embed="rId13"/>
                     <a:stretch>
                       <a:fillRect/>
                     </a:stretch>
@@ -4000,7 +4152,7 @@
           <w:sz w:val="26"/>
           <w:szCs w:val="26"/>
         </w:rPr>
-        <w:t xml:space="preserve"> 10. EDA — demand </w:t>
+        <w:t xml:space="preserve"> 10. MAE </w:t>
       </w:r>
       <w:proofErr w:type="spellStart"/>
       <w:r>
@@ -4036,7 +4188,7 @@
           <w:sz w:val="26"/>
           <w:szCs w:val="26"/>
         </w:rPr>
-        <w:t>/</w:t>
+        <w:t xml:space="preserve"> — so </w:t>
       </w:r>
       <w:proofErr w:type="spellStart"/>
       <w:r>
@@ -4045,9 +4197,53 @@
           <w:sz w:val="26"/>
           <w:szCs w:val="26"/>
         </w:rPr>
-        <w:t>tuyến</w:t>
+        <w:t>sánh</w:t>
       </w:r>
       <w:proofErr w:type="spellEnd"/>
+      <w:r>
+        <w:rPr>
+          <w:rFonts w:ascii="Times New Roman" w:hAnsi="Times New Roman" w:cs="Times New Roman"/>
+          <w:sz w:val="26"/>
+          <w:szCs w:val="26"/>
+        </w:rPr>
+        <w:t xml:space="preserve"> </w:t>
+      </w:r>
+      <w:proofErr w:type="spellStart"/>
+      <w:r>
+        <w:rPr>
+          <w:rFonts w:ascii="Times New Roman" w:hAnsi="Times New Roman" w:cs="Times New Roman"/>
+          <w:sz w:val="26"/>
+          <w:szCs w:val="26"/>
+        </w:rPr>
+        <w:t>mô</w:t>
+      </w:r>
+      <w:proofErr w:type="spellEnd"/>
+      <w:r>
+        <w:rPr>
+          <w:rFonts w:ascii="Times New Roman" w:hAnsi="Times New Roman" w:cs="Times New Roman"/>
+          <w:sz w:val="26"/>
+          <w:szCs w:val="26"/>
+        </w:rPr>
+        <w:t xml:space="preserve"> </w:t>
+      </w:r>
+      <w:proofErr w:type="spellStart"/>
+      <w:r>
+        <w:rPr>
+          <w:rFonts w:ascii="Times New Roman" w:hAnsi="Times New Roman" w:cs="Times New Roman"/>
+          <w:sz w:val="26"/>
+          <w:szCs w:val="26"/>
+        </w:rPr>
+        <w:t>hình</w:t>
+      </w:r>
+      <w:proofErr w:type="spellEnd"/>
+      <w:r>
+        <w:rPr>
+          <w:rFonts w:ascii="Times New Roman" w:hAnsi="Times New Roman" w:cs="Times New Roman"/>
+          <w:sz w:val="26"/>
+          <w:szCs w:val="26"/>
+        </w:rPr>
+        <w:t xml:space="preserve"> (fig_hourly_mae.png)</w:t>
+      </w:r>
     </w:p>
     <w:p>
       <w:pPr>
@@ -4086,7 +4282,7 @@
           <w:sz w:val="26"/>
           <w:szCs w:val="26"/>
         </w:rPr>
-        <w:t>Dữ liệu ridership thiếu ở một số slot: Áp dụng fallback baseline nhiều tầng (historical → route mean → global mean).</w:t>
+        <w:t>Dữ liệu ridership thiếu ở một số slot: fallback baseline nhiều tầng (historical → route mean → global mean) và feature_medians cho lag.</w:t>
       </w:r>
     </w:p>
     <w:p>
@@ -4107,7 +4303,7 @@
           <w:sz w:val="26"/>
           <w:szCs w:val="26"/>
         </w:rPr>
-        <w:t>Không gian tối ưu lớn (1.182 slot, 29 tuyến × 24 giờ sau lọc ridership): Ưu tiên analytical per-slot; GA+Tabu chỉ dùng khi thu hẹp phạm vi (single-route notebook).</w:t>
+        <w:t>Không gian tối ưu lớn (1.104 slot, 25 tuyến × 24 giờ × hướng): ưu tiên analytical per-slot GTFS-anchored; GA+Tabu chỉ khi thu hẹp phạm vi.</w:t>
       </w:r>
     </w:p>
     <w:p>
@@ -4128,7 +4324,7 @@
           <w:sz w:val="26"/>
           <w:szCs w:val="26"/>
         </w:rPr>
-        <w:t>Trade-off wait vs chi phí đội xe: Phân tích Pareto frontier 20 điểm, UI 7 mức λ curated; mặc định λ knee ≈ 384; dashboard cho phép chọn vùng Cân bằng / Tiết kiệm xe / Chi phí thấp.</w:t>
+        <w:t>Trade-off wait vs fleet: Pareto 20 điểm, API 7 mức λ curated; mặc định λ knee ≈384; 3 vùng ưu tiên Cân bằng / Tiết kiệm xe / Chi phí thấp.</w:t>
       </w:r>
     </w:p>
     <w:p>
@@ -4149,7 +4345,7 @@
           <w:sz w:val="26"/>
           <w:szCs w:val="26"/>
         </w:rPr>
-        <w:t>Triển khai module lib/ (demand_runtime, ui_optimizer, ui_weather_groups, ui_constraints, ui_station_schedule) tách khỏi notebook; kiểm thử tests/test_ui_improvements.py (8 test).</w:t>
+        <w:t>Module lib/ tách khỏi notebook (demand_runtime, ui_optimizer, ui_lambda, ui_constraints, ui_weather_groups, ui_station_schedule, ui_factors); tests/test_ui_improvements.py (8 test pass).</w:t>
       </w:r>
     </w:p>
     <w:p>
@@ -4522,6 +4718,7 @@
                 <w:sz w:val="26"/>
                 <w:szCs w:val="26"/>
               </w:rPr>
+              <w:lastRenderedPageBreak/>
               <w:t>Tuần 11</w:t>
             </w:r>
           </w:p>
@@ -4604,6 +4801,14 @@
           <w:szCs w:val="26"/>
         </w:rPr>
       </w:pPr>
+      <w:r>
+        <w:rPr>
+          <w:rFonts w:ascii="Times New Roman" w:hAnsi="Times New Roman" w:cs="Times New Roman"/>
+          <w:sz w:val="26"/>
+          <w:szCs w:val="26"/>
+        </w:rPr>
+        <w:t>5. Kế hoạch tiếp theo: hoàn thiện chương 1–5 báo cáo TKTN, bổ sung công thức và bảng kết quả đầy đủ; làm slide bảo vệ; demo API FastAPI + notebook reproducible; rà soát theo góp ý GVHD.</w:t>
+      </w:r>
     </w:p>
     <w:p>
       <w:pPr>
@@ -4684,7 +4889,97 @@
           <w:sz w:val="26"/>
           <w:szCs w:val="26"/>
         </w:rPr>
-        <w:t xml:space="preserve">Tư vấn tiêu chí đánh giá khi bảo vệ (ưu tiên khoa học </w:t>
+        <w:t xml:space="preserve">Tư vấn tiêu chí đánh giá khi </w:t>
+      </w:r>
+      <w:proofErr w:type="spellStart"/>
+      <w:r>
+        <w:rPr>
+          <w:rFonts w:ascii="Times New Roman" w:hAnsi="Times New Roman" w:cs="Times New Roman"/>
+          <w:sz w:val="26"/>
+          <w:szCs w:val="26"/>
+        </w:rPr>
+        <w:t>bảo</w:t>
+      </w:r>
+      <w:proofErr w:type="spellEnd"/>
+      <w:r>
+        <w:rPr>
+          <w:rFonts w:ascii="Times New Roman" w:hAnsi="Times New Roman" w:cs="Times New Roman"/>
+          <w:sz w:val="26"/>
+          <w:szCs w:val="26"/>
+        </w:rPr>
+        <w:t xml:space="preserve"> </w:t>
+      </w:r>
+      <w:proofErr w:type="spellStart"/>
+      <w:r>
+        <w:rPr>
+          <w:rFonts w:ascii="Times New Roman" w:hAnsi="Times New Roman" w:cs="Times New Roman"/>
+          <w:sz w:val="26"/>
+          <w:szCs w:val="26"/>
+        </w:rPr>
+        <w:t>vệ</w:t>
+      </w:r>
+      <w:proofErr w:type="spellEnd"/>
+      <w:r>
+        <w:rPr>
+          <w:rFonts w:ascii="Times New Roman" w:hAnsi="Times New Roman" w:cs="Times New Roman"/>
+          <w:sz w:val="26"/>
+          <w:szCs w:val="26"/>
+        </w:rPr>
+        <w:t xml:space="preserve"> (</w:t>
+      </w:r>
+      <w:proofErr w:type="spellStart"/>
+      <w:r>
+        <w:rPr>
+          <w:rFonts w:ascii="Times New Roman" w:hAnsi="Times New Roman" w:cs="Times New Roman"/>
+          <w:sz w:val="26"/>
+          <w:szCs w:val="26"/>
+        </w:rPr>
+        <w:t>ưu</w:t>
+      </w:r>
+      <w:proofErr w:type="spellEnd"/>
+      <w:r>
+        <w:rPr>
+          <w:rFonts w:ascii="Times New Roman" w:hAnsi="Times New Roman" w:cs="Times New Roman"/>
+          <w:sz w:val="26"/>
+          <w:szCs w:val="26"/>
+        </w:rPr>
+        <w:t xml:space="preserve"> </w:t>
+      </w:r>
+      <w:proofErr w:type="spellStart"/>
+      <w:r>
+        <w:rPr>
+          <w:rFonts w:ascii="Times New Roman" w:hAnsi="Times New Roman" w:cs="Times New Roman"/>
+          <w:sz w:val="26"/>
+          <w:szCs w:val="26"/>
+        </w:rPr>
+        <w:t>tiên</w:t>
+      </w:r>
+      <w:proofErr w:type="spellEnd"/>
+      <w:r>
+        <w:rPr>
+          <w:rFonts w:ascii="Times New Roman" w:hAnsi="Times New Roman" w:cs="Times New Roman"/>
+          <w:sz w:val="26"/>
+          <w:szCs w:val="26"/>
+        </w:rPr>
+        <w:t xml:space="preserve"> khoa </w:t>
+      </w:r>
+      <w:proofErr w:type="spellStart"/>
+      <w:r>
+        <w:rPr>
+          <w:rFonts w:ascii="Times New Roman" w:hAnsi="Times New Roman" w:cs="Times New Roman"/>
+          <w:sz w:val="26"/>
+          <w:szCs w:val="26"/>
+        </w:rPr>
+        <w:t>học</w:t>
+      </w:r>
+      <w:proofErr w:type="spellEnd"/>
+      <w:r>
+        <w:rPr>
+          <w:rFonts w:ascii="Times New Roman" w:hAnsi="Times New Roman" w:cs="Times New Roman"/>
+          <w:sz w:val="26"/>
+          <w:szCs w:val="26"/>
+        </w:rPr>
+        <w:t xml:space="preserve"> </w:t>
       </w:r>
       <w:proofErr w:type="spellStart"/>
       <w:r>
@@ -4738,7 +5033,25 @@
           <w:sz w:val="26"/>
           <w:szCs w:val="26"/>
         </w:rPr>
-        <w:t xml:space="preserve"> ưu </w:t>
+        <w:t xml:space="preserve"> </w:t>
+      </w:r>
+      <w:proofErr w:type="spellStart"/>
+      <w:r>
+        <w:rPr>
+          <w:rFonts w:ascii="Times New Roman" w:hAnsi="Times New Roman" w:cs="Times New Roman"/>
+          <w:sz w:val="26"/>
+          <w:szCs w:val="26"/>
+        </w:rPr>
+        <w:t>ưu</w:t>
+      </w:r>
+      <w:proofErr w:type="spellEnd"/>
+      <w:r>
+        <w:rPr>
+          <w:rFonts w:ascii="Times New Roman" w:hAnsi="Times New Roman" w:cs="Times New Roman"/>
+          <w:sz w:val="26"/>
+          <w:szCs w:val="26"/>
+        </w:rPr>
+        <w:t xml:space="preserve"> </w:t>
       </w:r>
       <w:proofErr w:type="spellStart"/>
       <w:r>
@@ -4785,177 +5098,6 @@
           <w:numId w:val="0"/>
         </w:numPr>
         <w:spacing w:after="60"/>
-        <w:ind w:left="360" w:hanging="360"/>
-        <w:jc w:val="both"/>
-        <w:rPr>
-          <w:rFonts w:ascii="Times New Roman" w:hAnsi="Times New Roman" w:cs="Times New Roman"/>
-          <w:sz w:val="26"/>
-          <w:szCs w:val="26"/>
-        </w:rPr>
-      </w:pPr>
-    </w:p>
-    <w:p>
-      <w:pPr>
-        <w:pStyle w:val="ListBullet"/>
-        <w:numPr>
-          <w:ilvl w:val="0"/>
-          <w:numId w:val="0"/>
-        </w:numPr>
-        <w:spacing w:after="60"/>
-        <w:ind w:left="360" w:hanging="360"/>
-        <w:jc w:val="both"/>
-        <w:rPr>
-          <w:rFonts w:ascii="Times New Roman" w:hAnsi="Times New Roman" w:cs="Times New Roman"/>
-          <w:sz w:val="26"/>
-          <w:szCs w:val="26"/>
-        </w:rPr>
-      </w:pPr>
-    </w:p>
-    <w:p>
-      <w:pPr>
-        <w:pStyle w:val="ListBullet"/>
-        <w:numPr>
-          <w:ilvl w:val="0"/>
-          <w:numId w:val="0"/>
-        </w:numPr>
-        <w:spacing w:after="60"/>
-        <w:ind w:left="360" w:hanging="360"/>
-        <w:jc w:val="both"/>
-        <w:rPr>
-          <w:rFonts w:ascii="Times New Roman" w:hAnsi="Times New Roman" w:cs="Times New Roman"/>
-          <w:sz w:val="26"/>
-          <w:szCs w:val="26"/>
-        </w:rPr>
-      </w:pPr>
-    </w:p>
-    <w:p>
-      <w:pPr>
-        <w:pStyle w:val="ListBullet"/>
-        <w:numPr>
-          <w:ilvl w:val="0"/>
-          <w:numId w:val="0"/>
-        </w:numPr>
-        <w:spacing w:after="60"/>
-        <w:ind w:left="360" w:hanging="360"/>
-        <w:jc w:val="both"/>
-        <w:rPr>
-          <w:rFonts w:ascii="Times New Roman" w:hAnsi="Times New Roman" w:cs="Times New Roman"/>
-          <w:sz w:val="26"/>
-          <w:szCs w:val="26"/>
-        </w:rPr>
-      </w:pPr>
-    </w:p>
-    <w:p>
-      <w:pPr>
-        <w:pStyle w:val="ListBullet"/>
-        <w:numPr>
-          <w:ilvl w:val="0"/>
-          <w:numId w:val="0"/>
-        </w:numPr>
-        <w:spacing w:after="60"/>
-        <w:ind w:left="360" w:hanging="360"/>
-        <w:jc w:val="both"/>
-        <w:rPr>
-          <w:rFonts w:ascii="Times New Roman" w:hAnsi="Times New Roman" w:cs="Times New Roman"/>
-          <w:sz w:val="26"/>
-          <w:szCs w:val="26"/>
-        </w:rPr>
-      </w:pPr>
-    </w:p>
-    <w:p>
-      <w:pPr>
-        <w:pStyle w:val="ListBullet"/>
-        <w:numPr>
-          <w:ilvl w:val="0"/>
-          <w:numId w:val="0"/>
-        </w:numPr>
-        <w:spacing w:after="60"/>
-        <w:ind w:left="360" w:hanging="360"/>
-        <w:jc w:val="both"/>
-        <w:rPr>
-          <w:rFonts w:ascii="Times New Roman" w:hAnsi="Times New Roman" w:cs="Times New Roman"/>
-          <w:sz w:val="26"/>
-          <w:szCs w:val="26"/>
-        </w:rPr>
-      </w:pPr>
-    </w:p>
-    <w:p>
-      <w:pPr>
-        <w:pStyle w:val="ListBullet"/>
-        <w:numPr>
-          <w:ilvl w:val="0"/>
-          <w:numId w:val="0"/>
-        </w:numPr>
-        <w:spacing w:after="60"/>
-        <w:ind w:left="360" w:hanging="360"/>
-        <w:jc w:val="both"/>
-        <w:rPr>
-          <w:rFonts w:ascii="Times New Roman" w:hAnsi="Times New Roman" w:cs="Times New Roman"/>
-          <w:sz w:val="26"/>
-          <w:szCs w:val="26"/>
-        </w:rPr>
-      </w:pPr>
-    </w:p>
-    <w:p>
-      <w:pPr>
-        <w:pStyle w:val="ListBullet"/>
-        <w:numPr>
-          <w:ilvl w:val="0"/>
-          <w:numId w:val="0"/>
-        </w:numPr>
-        <w:spacing w:after="60"/>
-        <w:ind w:left="360" w:hanging="360"/>
-        <w:jc w:val="both"/>
-        <w:rPr>
-          <w:rFonts w:ascii="Times New Roman" w:hAnsi="Times New Roman" w:cs="Times New Roman"/>
-          <w:sz w:val="26"/>
-          <w:szCs w:val="26"/>
-        </w:rPr>
-      </w:pPr>
-    </w:p>
-    <w:p>
-      <w:pPr>
-        <w:pStyle w:val="ListBullet"/>
-        <w:numPr>
-          <w:ilvl w:val="0"/>
-          <w:numId w:val="0"/>
-        </w:numPr>
-        <w:spacing w:after="60"/>
-        <w:ind w:left="360" w:hanging="360"/>
-        <w:jc w:val="both"/>
-        <w:rPr>
-          <w:rFonts w:ascii="Times New Roman" w:hAnsi="Times New Roman" w:cs="Times New Roman"/>
-          <w:sz w:val="26"/>
-          <w:szCs w:val="26"/>
-        </w:rPr>
-      </w:pPr>
-    </w:p>
-    <w:p>
-      <w:pPr>
-        <w:pStyle w:val="ListBullet"/>
-        <w:numPr>
-          <w:ilvl w:val="0"/>
-          <w:numId w:val="0"/>
-        </w:numPr>
-        <w:spacing w:after="60"/>
-        <w:ind w:left="360" w:hanging="360"/>
-        <w:jc w:val="both"/>
-        <w:rPr>
-          <w:rFonts w:ascii="Times New Roman" w:hAnsi="Times New Roman" w:cs="Times New Roman"/>
-          <w:sz w:val="26"/>
-          <w:szCs w:val="26"/>
-        </w:rPr>
-      </w:pPr>
-    </w:p>
-    <w:p>
-      <w:pPr>
-        <w:pStyle w:val="ListBullet"/>
-        <w:numPr>
-          <w:ilvl w:val="0"/>
-          <w:numId w:val="0"/>
-        </w:numPr>
-        <w:spacing w:after="60"/>
-        <w:ind w:left="360" w:hanging="360"/>
         <w:jc w:val="both"/>
         <w:rPr>
           <w:rFonts w:ascii="Times New Roman" w:hAnsi="Times New Roman" w:cs="Times New Roman"/>
@@ -5002,6 +5144,8 @@
               <w:jc w:val="center"/>
               <w:rPr>
                 <w:rFonts w:ascii="Times New Roman" w:hAnsi="Times New Roman" w:cs="Times New Roman"/>
+                <w:sz w:val="26"/>
+                <w:szCs w:val="26"/>
               </w:rPr>
             </w:pPr>
             <w:r>
@@ -5009,6 +5153,7 @@
                 <w:rFonts w:ascii="Times New Roman" w:hAnsi="Times New Roman" w:cs="Times New Roman"/>
                 <w:b/>
                 <w:sz w:val="26"/>
+                <w:szCs w:val="26"/>
               </w:rPr>
               <w:t xml:space="preserve">Sinh </w:t>
             </w:r>
@@ -5018,6 +5163,7 @@
                 <w:rFonts w:ascii="Times New Roman" w:hAnsi="Times New Roman" w:cs="Times New Roman"/>
                 <w:b/>
                 <w:sz w:val="26"/>
+                <w:szCs w:val="26"/>
               </w:rPr>
               <w:t>viên</w:t>
             </w:r>
@@ -5027,6 +5173,7 @@
                 <w:rFonts w:ascii="Times New Roman" w:hAnsi="Times New Roman" w:cs="Times New Roman"/>
                 <w:b/>
                 <w:sz w:val="26"/>
+                <w:szCs w:val="26"/>
               </w:rPr>
               <w:t xml:space="preserve"> </w:t>
             </w:r>
@@ -5036,6 +5183,7 @@
                 <w:rFonts w:ascii="Times New Roman" w:hAnsi="Times New Roman" w:cs="Times New Roman"/>
                 <w:b/>
                 <w:sz w:val="26"/>
+                <w:szCs w:val="26"/>
               </w:rPr>
               <w:t>thực</w:t>
             </w:r>
@@ -5045,6 +5193,7 @@
                 <w:rFonts w:ascii="Times New Roman" w:hAnsi="Times New Roman" w:cs="Times New Roman"/>
                 <w:b/>
                 <w:sz w:val="26"/>
+                <w:szCs w:val="26"/>
               </w:rPr>
               <w:t xml:space="preserve"> </w:t>
             </w:r>
@@ -5054,6 +5203,7 @@
                 <w:rFonts w:ascii="Times New Roman" w:hAnsi="Times New Roman" w:cs="Times New Roman"/>
                 <w:b/>
                 <w:sz w:val="26"/>
+                <w:szCs w:val="26"/>
               </w:rPr>
               <w:t>hiện</w:t>
             </w:r>
@@ -5063,6 +5213,8 @@
             <w:pPr>
               <w:rPr>
                 <w:rFonts w:ascii="Times New Roman" w:hAnsi="Times New Roman" w:cs="Times New Roman"/>
+                <w:sz w:val="26"/>
+                <w:szCs w:val="26"/>
               </w:rPr>
             </w:pPr>
           </w:p>
@@ -5070,6 +5222,8 @@
             <w:pPr>
               <w:rPr>
                 <w:rFonts w:ascii="Times New Roman" w:hAnsi="Times New Roman" w:cs="Times New Roman"/>
+                <w:sz w:val="26"/>
+                <w:szCs w:val="26"/>
               </w:rPr>
             </w:pPr>
           </w:p>
@@ -5078,6 +5232,8 @@
               <w:jc w:val="center"/>
               <w:rPr>
                 <w:rFonts w:ascii="Times New Roman" w:hAnsi="Times New Roman" w:cs="Times New Roman"/>
+                <w:sz w:val="26"/>
+                <w:szCs w:val="26"/>
               </w:rPr>
             </w:pPr>
             <w:r>
@@ -5085,6 +5241,7 @@
                 <w:rFonts w:ascii="Times New Roman" w:hAnsi="Times New Roman" w:cs="Times New Roman"/>
                 <w:b/>
                 <w:sz w:val="26"/>
+                <w:szCs w:val="26"/>
               </w:rPr>
               <w:t>Nguyễn Thành Đạt</w:t>
             </w:r>
@@ -5099,6 +5256,8 @@
               <w:jc w:val="center"/>
               <w:rPr>
                 <w:rFonts w:ascii="Times New Roman" w:hAnsi="Times New Roman" w:cs="Times New Roman"/>
+                <w:sz w:val="26"/>
+                <w:szCs w:val="26"/>
               </w:rPr>
             </w:pPr>
             <w:r>
@@ -5106,6 +5265,7 @@
                 <w:rFonts w:ascii="Times New Roman" w:hAnsi="Times New Roman" w:cs="Times New Roman"/>
                 <w:b/>
                 <w:sz w:val="26"/>
+                <w:szCs w:val="26"/>
               </w:rPr>
               <w:t>Giáo viên hướng dẫn</w:t>
             </w:r>
@@ -5114,6 +5274,8 @@
             <w:pPr>
               <w:rPr>
                 <w:rFonts w:ascii="Times New Roman" w:hAnsi="Times New Roman" w:cs="Times New Roman"/>
+                <w:sz w:val="26"/>
+                <w:szCs w:val="26"/>
               </w:rPr>
             </w:pPr>
           </w:p>
@@ -5121,6 +5283,8 @@
             <w:pPr>
               <w:rPr>
                 <w:rFonts w:ascii="Times New Roman" w:hAnsi="Times New Roman" w:cs="Times New Roman"/>
+                <w:sz w:val="26"/>
+                <w:szCs w:val="26"/>
               </w:rPr>
             </w:pPr>
           </w:p>
@@ -5129,6 +5293,8 @@
               <w:jc w:val="center"/>
               <w:rPr>
                 <w:rFonts w:ascii="Times New Roman" w:hAnsi="Times New Roman" w:cs="Times New Roman"/>
+                <w:sz w:val="26"/>
+                <w:szCs w:val="26"/>
               </w:rPr>
             </w:pPr>
             <w:r>
@@ -5136,6 +5302,7 @@
                 <w:rFonts w:ascii="Times New Roman" w:hAnsi="Times New Roman" w:cs="Times New Roman"/>
                 <w:b/>
                 <w:sz w:val="26"/>
+                <w:szCs w:val="26"/>
               </w:rPr>
               <w:t>ThS. Trần Phong Nhã</w:t>
             </w:r>
@@ -5151,6 +5318,12 @@
       </w:pPr>
     </w:p>
     <w:sectPr>
+      <w:headerReference w:type="even" r:id="rId14"/>
+      <w:headerReference w:type="default" r:id="rId15"/>
+      <w:footerReference w:type="even" r:id="rId16"/>
+      <w:footerReference w:type="default" r:id="rId17"/>
+      <w:headerReference w:type="first" r:id="rId18"/>
+      <w:footerReference w:type="first" r:id="rId19"/>
       <w:pgSz w:w="12240" w:h="15840"/>
       <w:pgMar w:top="1134" w:right="1134" w:bottom="1134" w:left="1417" w:header="720" w:footer="720" w:gutter="0"/>
       <w:cols w:space="720"/>
@@ -5158,6 +5331,116 @@
     </w:sectPr>
   </w:body>
 </w:document>
+</file>
+
+<file path=word/endnotes.xml><?xml version="1.0" encoding="utf-8"?>
+<w:endnotes xmlns:wpc="http://schemas.microsoft.com/office/word/2010/wordprocessingCanvas" xmlns:cx="http://schemas.microsoft.com/office/drawing/2014/chartex" xmlns:cx1="http://schemas.microsoft.com/office/drawing/2015/9/8/chartex" xmlns:cx2="http://schemas.microsoft.com/office/drawing/2015/10/21/chartex" xmlns:cx3="http://schemas.microsoft.com/office/drawing/2016/5/9/chartex" xmlns:cx4="http://schemas.microsoft.com/office/drawing/2016/5/10/chartex" xmlns:cx5="http://schemas.microsoft.com/office/drawing/2016/5/11/chartex" xmlns:cx6="http://schemas.microsoft.com/office/drawing/2016/5/12/chartex" xmlns:cx7="http://schemas.microsoft.com/office/drawing/2016/5/13/chartex" xmlns:cx8="http://schemas.microsoft.com/office/drawing/2016/5/14/chartex" xmlns:mc="http://schemas.openxmlformats.org/markup-compatibility/2006" xmlns:aink="http://schemas.microsoft.com/office/drawing/2016/ink" xmlns:am3d="http://schemas.microsoft.com/office/drawing/2017/model3d" xmlns:o="urn:schemas-microsoft-com:office:office" xmlns:oel="http://schemas.microsoft.com/office/2019/extlst" xmlns:r="http://schemas.openxmlformats.org/officeDocument/2006/relationships" xmlns:m="http://schemas.openxmlformats.org/officeDocument/2006/math" xmlns:v="urn:schemas-microsoft-com:vml" xmlns:wp14="http://schemas.microsoft.com/office/word/2010/wordprocessingDrawing" xmlns:wp="http://schemas.openxmlformats.org/drawingml/2006/wordprocessingDrawing" xmlns:w10="urn:schemas-microsoft-com:office:word" xmlns:w="http://schemas.openxmlformats.org/wordprocessingml/2006/main" xmlns:w14="http://schemas.microsoft.com/office/word/2010/wordml" xmlns:w15="http://schemas.microsoft.com/office/word/2012/wordml" xmlns:w16cex="http://schemas.microsoft.com/office/word/2018/wordml/cex" xmlns:w16cid="http://schemas.microsoft.com/office/word/2016/wordml/cid" xmlns:w16="http://schemas.microsoft.com/office/word/2018/wordml" xmlns:w16du="http://schemas.microsoft.com/office/word/2023/wordml/word16du" xmlns:w16sdtdh="http://schemas.microsoft.com/office/word/2020/wordml/sdtdatahash" xmlns:w16sdtfl="http://schemas.microsoft.com/office/word/2024/wordml/sdtformatlock" xmlns:w16se="http://schemas.microsoft.com/office/word/2015/wordml/symex" xmlns:wpg="http://schemas.microsoft.com/office/word/2010/wordprocessingGroup" xmlns:wpi="http://schemas.microsoft.com/office/word/2010/wordprocessingInk" xmlns:wne="http://schemas.microsoft.com/office/word/2006/wordml" xmlns:wps="http://schemas.microsoft.com/office/word/2010/wordprocessingShape" mc:Ignorable="w14 w15 w16se w16cid w16 w16cex w16sdtdh w16sdtfl w16du wp14">
+  <w:endnote w:type="separator" w:id="-1">
+    <w:p>
+      <w:pPr>
+        <w:spacing w:after="0" w:line="240" w:lineRule="auto"/>
+      </w:pPr>
+      <w:r>
+        <w:separator/>
+      </w:r>
+    </w:p>
+  </w:endnote>
+  <w:endnote w:type="continuationSeparator" w:id="0">
+    <w:p>
+      <w:pPr>
+        <w:spacing w:after="0" w:line="240" w:lineRule="auto"/>
+      </w:pPr>
+      <w:r>
+        <w:continuationSeparator/>
+      </w:r>
+    </w:p>
+  </w:endnote>
+</w:endnotes>
+</file>
+
+<file path=word/footer1.xml><?xml version="1.0" encoding="utf-8"?>
+<w:ftr xmlns:wpc="http://schemas.microsoft.com/office/word/2010/wordprocessingCanvas" xmlns:cx="http://schemas.microsoft.com/office/drawing/2014/chartex" xmlns:cx1="http://schemas.microsoft.com/office/drawing/2015/9/8/chartex" xmlns:cx2="http://schemas.microsoft.com/office/drawing/2015/10/21/chartex" xmlns:cx3="http://schemas.microsoft.com/office/drawing/2016/5/9/chartex" xmlns:cx4="http://schemas.microsoft.com/office/drawing/2016/5/10/chartex" xmlns:cx5="http://schemas.microsoft.com/office/drawing/2016/5/11/chartex" xmlns:cx6="http://schemas.microsoft.com/office/drawing/2016/5/12/chartex" xmlns:cx7="http://schemas.microsoft.com/office/drawing/2016/5/13/chartex" xmlns:cx8="http://schemas.microsoft.com/office/drawing/2016/5/14/chartex" xmlns:mc="http://schemas.openxmlformats.org/markup-compatibility/2006" xmlns:aink="http://schemas.microsoft.com/office/drawing/2016/ink" xmlns:am3d="http://schemas.microsoft.com/office/drawing/2017/model3d" xmlns:o="urn:schemas-microsoft-com:office:office" xmlns:oel="http://schemas.microsoft.com/office/2019/extlst" xmlns:r="http://schemas.openxmlformats.org/officeDocument/2006/relationships" xmlns:m="http://schemas.openxmlformats.org/officeDocument/2006/math" xmlns:v="urn:schemas-microsoft-com:vml" xmlns:wp14="http://schemas.microsoft.com/office/word/2010/wordprocessingDrawing" xmlns:wp="http://schemas.openxmlformats.org/drawingml/2006/wordprocessingDrawing" xmlns:w10="urn:schemas-microsoft-com:office:word" xmlns:w="http://schemas.openxmlformats.org/wordprocessingml/2006/main" xmlns:w14="http://schemas.microsoft.com/office/word/2010/wordml" xmlns:w15="http://schemas.microsoft.com/office/word/2012/wordml" xmlns:w16cex="http://schemas.microsoft.com/office/word/2018/wordml/cex" xmlns:w16cid="http://schemas.microsoft.com/office/word/2016/wordml/cid" xmlns:w16="http://schemas.microsoft.com/office/word/2018/wordml" xmlns:w16du="http://schemas.microsoft.com/office/word/2023/wordml/word16du" xmlns:w16sdtdh="http://schemas.microsoft.com/office/word/2020/wordml/sdtdatahash" xmlns:w16sdtfl="http://schemas.microsoft.com/office/word/2024/wordml/sdtformatlock" xmlns:w16se="http://schemas.microsoft.com/office/word/2015/wordml/symex" xmlns:wpg="http://schemas.microsoft.com/office/word/2010/wordprocessingGroup" xmlns:wpi="http://schemas.microsoft.com/office/word/2010/wordprocessingInk" xmlns:wne="http://schemas.microsoft.com/office/word/2006/wordml" xmlns:wps="http://schemas.microsoft.com/office/word/2010/wordprocessingShape" mc:Ignorable="w14 w15 w16se w16cid w16 w16cex w16sdtdh w16sdtfl w16du wp14">
+  <w:p>
+    <w:pPr>
+      <w:pStyle w:val="Footer"/>
+    </w:pPr>
+  </w:p>
+</w:ftr>
+</file>
+
+<file path=word/footer2.xml><?xml version="1.0" encoding="utf-8"?>
+<w:ftr xmlns:wpc="http://schemas.microsoft.com/office/word/2010/wordprocessingCanvas" xmlns:cx="http://schemas.microsoft.com/office/drawing/2014/chartex" xmlns:cx1="http://schemas.microsoft.com/office/drawing/2015/9/8/chartex" xmlns:cx2="http://schemas.microsoft.com/office/drawing/2015/10/21/chartex" xmlns:cx3="http://schemas.microsoft.com/office/drawing/2016/5/9/chartex" xmlns:cx4="http://schemas.microsoft.com/office/drawing/2016/5/10/chartex" xmlns:cx5="http://schemas.microsoft.com/office/drawing/2016/5/11/chartex" xmlns:cx6="http://schemas.microsoft.com/office/drawing/2016/5/12/chartex" xmlns:cx7="http://schemas.microsoft.com/office/drawing/2016/5/13/chartex" xmlns:cx8="http://schemas.microsoft.com/office/drawing/2016/5/14/chartex" xmlns:mc="http://schemas.openxmlformats.org/markup-compatibility/2006" xmlns:aink="http://schemas.microsoft.com/office/drawing/2016/ink" xmlns:am3d="http://schemas.microsoft.com/office/drawing/2017/model3d" xmlns:o="urn:schemas-microsoft-com:office:office" xmlns:oel="http://schemas.microsoft.com/office/2019/extlst" xmlns:r="http://schemas.openxmlformats.org/officeDocument/2006/relationships" xmlns:m="http://schemas.openxmlformats.org/officeDocument/2006/math" xmlns:v="urn:schemas-microsoft-com:vml" xmlns:wp14="http://schemas.microsoft.com/office/word/2010/wordprocessingDrawing" xmlns:wp="http://schemas.openxmlformats.org/drawingml/2006/wordprocessingDrawing" xmlns:w10="urn:schemas-microsoft-com:office:word" xmlns:w="http://schemas.openxmlformats.org/wordprocessingml/2006/main" xmlns:w14="http://schemas.microsoft.com/office/word/2010/wordml" xmlns:w15="http://schemas.microsoft.com/office/word/2012/wordml" xmlns:w16cex="http://schemas.microsoft.com/office/word/2018/wordml/cex" xmlns:w16cid="http://schemas.microsoft.com/office/word/2016/wordml/cid" xmlns:w16="http://schemas.microsoft.com/office/word/2018/wordml" xmlns:w16du="http://schemas.microsoft.com/office/word/2023/wordml/word16du" xmlns:w16sdtdh="http://schemas.microsoft.com/office/word/2020/wordml/sdtdatahash" xmlns:w16sdtfl="http://schemas.microsoft.com/office/word/2024/wordml/sdtformatlock" xmlns:w16se="http://schemas.microsoft.com/office/word/2015/wordml/symex" xmlns:wpg="http://schemas.microsoft.com/office/word/2010/wordprocessingGroup" xmlns:wpi="http://schemas.microsoft.com/office/word/2010/wordprocessingInk" xmlns:wne="http://schemas.microsoft.com/office/word/2006/wordml" xmlns:wps="http://schemas.microsoft.com/office/word/2010/wordprocessingShape" mc:Ignorable="w14 w15 w16se w16cid w16 w16cex w16sdtdh w16sdtfl w16du wp14">
+  <w:p>
+    <w:pPr>
+      <w:pStyle w:val="Footer"/>
+    </w:pPr>
+  </w:p>
+</w:ftr>
+</file>
+
+<file path=word/footer3.xml><?xml version="1.0" encoding="utf-8"?>
+<w:ftr xmlns:wpc="http://schemas.microsoft.com/office/word/2010/wordprocessingCanvas" xmlns:cx="http://schemas.microsoft.com/office/drawing/2014/chartex" xmlns:cx1="http://schemas.microsoft.com/office/drawing/2015/9/8/chartex" xmlns:cx2="http://schemas.microsoft.com/office/drawing/2015/10/21/chartex" xmlns:cx3="http://schemas.microsoft.com/office/drawing/2016/5/9/chartex" xmlns:cx4="http://schemas.microsoft.com/office/drawing/2016/5/10/chartex" xmlns:cx5="http://schemas.microsoft.com/office/drawing/2016/5/11/chartex" xmlns:cx6="http://schemas.microsoft.com/office/drawing/2016/5/12/chartex" xmlns:cx7="http://schemas.microsoft.com/office/drawing/2016/5/13/chartex" xmlns:cx8="http://schemas.microsoft.com/office/drawing/2016/5/14/chartex" xmlns:mc="http://schemas.openxmlformats.org/markup-compatibility/2006" xmlns:aink="http://schemas.microsoft.com/office/drawing/2016/ink" xmlns:am3d="http://schemas.microsoft.com/office/drawing/2017/model3d" xmlns:o="urn:schemas-microsoft-com:office:office" xmlns:oel="http://schemas.microsoft.com/office/2019/extlst" xmlns:r="http://schemas.openxmlformats.org/officeDocument/2006/relationships" xmlns:m="http://schemas.openxmlformats.org/officeDocument/2006/math" xmlns:v="urn:schemas-microsoft-com:vml" xmlns:wp14="http://schemas.microsoft.com/office/word/2010/wordprocessingDrawing" xmlns:wp="http://schemas.openxmlformats.org/drawingml/2006/wordprocessingDrawing" xmlns:w10="urn:schemas-microsoft-com:office:word" xmlns:w="http://schemas.openxmlformats.org/wordprocessingml/2006/main" xmlns:w14="http://schemas.microsoft.com/office/word/2010/wordml" xmlns:w15="http://schemas.microsoft.com/office/word/2012/wordml" xmlns:w16cex="http://schemas.microsoft.com/office/word/2018/wordml/cex" xmlns:w16cid="http://schemas.microsoft.com/office/word/2016/wordml/cid" xmlns:w16="http://schemas.microsoft.com/office/word/2018/wordml" xmlns:w16du="http://schemas.microsoft.com/office/word/2023/wordml/word16du" xmlns:w16sdtdh="http://schemas.microsoft.com/office/word/2020/wordml/sdtdatahash" xmlns:w16sdtfl="http://schemas.microsoft.com/office/word/2024/wordml/sdtformatlock" xmlns:w16se="http://schemas.microsoft.com/office/word/2015/wordml/symex" xmlns:wpg="http://schemas.microsoft.com/office/word/2010/wordprocessingGroup" xmlns:wpi="http://schemas.microsoft.com/office/word/2010/wordprocessingInk" xmlns:wne="http://schemas.microsoft.com/office/word/2006/wordml" xmlns:wps="http://schemas.microsoft.com/office/word/2010/wordprocessingShape" mc:Ignorable="w14 w15 w16se w16cid w16 w16cex w16sdtdh w16sdtfl w16du wp14">
+  <w:p>
+    <w:pPr>
+      <w:pStyle w:val="Footer"/>
+    </w:pPr>
+  </w:p>
+</w:ftr>
+</file>
+
+<file path=word/footnotes.xml><?xml version="1.0" encoding="utf-8"?>
+<w:footnotes xmlns:wpc="http://schemas.microsoft.com/office/word/2010/wordprocessingCanvas" xmlns:cx="http://schemas.microsoft.com/office/drawing/2014/chartex" xmlns:cx1="http://schemas.microsoft.com/office/drawing/2015/9/8/chartex" xmlns:cx2="http://schemas.microsoft.com/office/drawing/2015/10/21/chartex" xmlns:cx3="http://schemas.microsoft.com/office/drawing/2016/5/9/chartex" xmlns:cx4="http://schemas.microsoft.com/office/drawing/2016/5/10/chartex" xmlns:cx5="http://schemas.microsoft.com/office/drawing/2016/5/11/chartex" xmlns:cx6="http://schemas.microsoft.com/office/drawing/2016/5/12/chartex" xmlns:cx7="http://schemas.microsoft.com/office/drawing/2016/5/13/chartex" xmlns:cx8="http://schemas.microsoft.com/office/drawing/2016/5/14/chartex" xmlns:mc="http://schemas.openxmlformats.org/markup-compatibility/2006" xmlns:aink="http://schemas.microsoft.com/office/drawing/2016/ink" xmlns:am3d="http://schemas.microsoft.com/office/drawing/2017/model3d" xmlns:o="urn:schemas-microsoft-com:office:office" xmlns:oel="http://schemas.microsoft.com/office/2019/extlst" xmlns:r="http://schemas.openxmlformats.org/officeDocument/2006/relationships" xmlns:m="http://schemas.openxmlformats.org/officeDocument/2006/math" xmlns:v="urn:schemas-microsoft-com:vml" xmlns:wp14="http://schemas.microsoft.com/office/word/2010/wordprocessingDrawing" xmlns:wp="http://schemas.openxmlformats.org/drawingml/2006/wordprocessingDrawing" xmlns:w10="urn:schemas-microsoft-com:office:word" xmlns:w="http://schemas.openxmlformats.org/wordprocessingml/2006/main" xmlns:w14="http://schemas.microsoft.com/office/word/2010/wordml" xmlns:w15="http://schemas.microsoft.com/office/word/2012/wordml" xmlns:w16cex="http://schemas.microsoft.com/office/word/2018/wordml/cex" xmlns:w16cid="http://schemas.microsoft.com/office/word/2016/wordml/cid" xmlns:w16="http://schemas.microsoft.com/office/word/2018/wordml" xmlns:w16du="http://schemas.microsoft.com/office/word/2023/wordml/word16du" xmlns:w16sdtdh="http://schemas.microsoft.com/office/word/2020/wordml/sdtdatahash" xmlns:w16sdtfl="http://schemas.microsoft.com/office/word/2024/wordml/sdtformatlock" xmlns:w16se="http://schemas.microsoft.com/office/word/2015/wordml/symex" xmlns:wpg="http://schemas.microsoft.com/office/word/2010/wordprocessingGroup" xmlns:wpi="http://schemas.microsoft.com/office/word/2010/wordprocessingInk" xmlns:wne="http://schemas.microsoft.com/office/word/2006/wordml" xmlns:wps="http://schemas.microsoft.com/office/word/2010/wordprocessingShape" mc:Ignorable="w14 w15 w16se w16cid w16 w16cex w16sdtdh w16sdtfl w16du wp14">
+  <w:footnote w:type="separator" w:id="-1">
+    <w:p>
+      <w:pPr>
+        <w:spacing w:after="0" w:line="240" w:lineRule="auto"/>
+      </w:pPr>
+      <w:r>
+        <w:separator/>
+      </w:r>
+    </w:p>
+  </w:footnote>
+  <w:footnote w:type="continuationSeparator" w:id="0">
+    <w:p>
+      <w:pPr>
+        <w:spacing w:after="0" w:line="240" w:lineRule="auto"/>
+      </w:pPr>
+      <w:r>
+        <w:continuationSeparator/>
+      </w:r>
+    </w:p>
+  </w:footnote>
+</w:footnotes>
+</file>
+
+<file path=word/header1.xml><?xml version="1.0" encoding="utf-8"?>
+<w:hdr xmlns:wpc="http://schemas.microsoft.com/office/word/2010/wordprocessingCanvas" xmlns:cx="http://schemas.microsoft.com/office/drawing/2014/chartex" xmlns:cx1="http://schemas.microsoft.com/office/drawing/2015/9/8/chartex" xmlns:cx2="http://schemas.microsoft.com/office/drawing/2015/10/21/chartex" xmlns:cx3="http://schemas.microsoft.com/office/drawing/2016/5/9/chartex" xmlns:cx4="http://schemas.microsoft.com/office/drawing/2016/5/10/chartex" xmlns:cx5="http://schemas.microsoft.com/office/drawing/2016/5/11/chartex" xmlns:cx6="http://schemas.microsoft.com/office/drawing/2016/5/12/chartex" xmlns:cx7="http://schemas.microsoft.com/office/drawing/2016/5/13/chartex" xmlns:cx8="http://schemas.microsoft.com/office/drawing/2016/5/14/chartex" xmlns:mc="http://schemas.openxmlformats.org/markup-compatibility/2006" xmlns:aink="http://schemas.microsoft.com/office/drawing/2016/ink" xmlns:am3d="http://schemas.microsoft.com/office/drawing/2017/model3d" xmlns:o="urn:schemas-microsoft-com:office:office" xmlns:oel="http://schemas.microsoft.com/office/2019/extlst" xmlns:r="http://schemas.openxmlformats.org/officeDocument/2006/relationships" xmlns:m="http://schemas.openxmlformats.org/officeDocument/2006/math" xmlns:v="urn:schemas-microsoft-com:vml" xmlns:wp14="http://schemas.microsoft.com/office/word/2010/wordprocessingDrawing" xmlns:wp="http://schemas.openxmlformats.org/drawingml/2006/wordprocessingDrawing" xmlns:w10="urn:schemas-microsoft-com:office:word" xmlns:w="http://schemas.openxmlformats.org/wordprocessingml/2006/main" xmlns:w14="http://schemas.microsoft.com/office/word/2010/wordml" xmlns:w15="http://schemas.microsoft.com/office/word/2012/wordml" xmlns:w16cex="http://schemas.microsoft.com/office/word/2018/wordml/cex" xmlns:w16cid="http://schemas.microsoft.com/office/word/2016/wordml/cid" xmlns:w16="http://schemas.microsoft.com/office/word/2018/wordml" xmlns:w16du="http://schemas.microsoft.com/office/word/2023/wordml/word16du" xmlns:w16sdtdh="http://schemas.microsoft.com/office/word/2020/wordml/sdtdatahash" xmlns:w16sdtfl="http://schemas.microsoft.com/office/word/2024/wordml/sdtformatlock" xmlns:w16se="http://schemas.microsoft.com/office/word/2015/wordml/symex" xmlns:wpg="http://schemas.microsoft.com/office/word/2010/wordprocessingGroup" xmlns:wpi="http://schemas.microsoft.com/office/word/2010/wordprocessingInk" xmlns:wne="http://schemas.microsoft.com/office/word/2006/wordml" xmlns:wps="http://schemas.microsoft.com/office/word/2010/wordprocessingShape" mc:Ignorable="w14 w15 w16se w16cid w16 w16cex w16sdtdh w16sdtfl w16du wp14">
+  <w:p>
+    <w:pPr>
+      <w:pStyle w:val="Header"/>
+    </w:pPr>
+  </w:p>
+</w:hdr>
+</file>
+
+<file path=word/header2.xml><?xml version="1.0" encoding="utf-8"?>
+<w:hdr xmlns:wpc="http://schemas.microsoft.com/office/word/2010/wordprocessingCanvas" xmlns:cx="http://schemas.microsoft.com/office/drawing/2014/chartex" xmlns:cx1="http://schemas.microsoft.com/office/drawing/2015/9/8/chartex" xmlns:cx2="http://schemas.microsoft.com/office/drawing/2015/10/21/chartex" xmlns:cx3="http://schemas.microsoft.com/office/drawing/2016/5/9/chartex" xmlns:cx4="http://schemas.microsoft.com/office/drawing/2016/5/10/chartex" xmlns:cx5="http://schemas.microsoft.com/office/drawing/2016/5/11/chartex" xmlns:cx6="http://schemas.microsoft.com/office/drawing/2016/5/12/chartex" xmlns:cx7="http://schemas.microsoft.com/office/drawing/2016/5/13/chartex" xmlns:cx8="http://schemas.microsoft.com/office/drawing/2016/5/14/chartex" xmlns:mc="http://schemas.openxmlformats.org/markup-compatibility/2006" xmlns:aink="http://schemas.microsoft.com/office/drawing/2016/ink" xmlns:am3d="http://schemas.microsoft.com/office/drawing/2017/model3d" xmlns:o="urn:schemas-microsoft-com:office:office" xmlns:oel="http://schemas.microsoft.com/office/2019/extlst" xmlns:r="http://schemas.openxmlformats.org/officeDocument/2006/relationships" xmlns:m="http://schemas.openxmlformats.org/officeDocument/2006/math" xmlns:v="urn:schemas-microsoft-com:vml" xmlns:wp14="http://schemas.microsoft.com/office/word/2010/wordprocessingDrawing" xmlns:wp="http://schemas.openxmlformats.org/drawingml/2006/wordprocessingDrawing" xmlns:w10="urn:schemas-microsoft-com:office:word" xmlns:w="http://schemas.openxmlformats.org/wordprocessingml/2006/main" xmlns:w14="http://schemas.microsoft.com/office/word/2010/wordml" xmlns:w15="http://schemas.microsoft.com/office/word/2012/wordml" xmlns:w16cex="http://schemas.microsoft.com/office/word/2018/wordml/cex" xmlns:w16cid="http://schemas.microsoft.com/office/word/2016/wordml/cid" xmlns:w16="http://schemas.microsoft.com/office/word/2018/wordml" xmlns:w16du="http://schemas.microsoft.com/office/word/2023/wordml/word16du" xmlns:w16sdtdh="http://schemas.microsoft.com/office/word/2020/wordml/sdtdatahash" xmlns:w16sdtfl="http://schemas.microsoft.com/office/word/2024/wordml/sdtformatlock" xmlns:w16se="http://schemas.microsoft.com/office/word/2015/wordml/symex" xmlns:wpg="http://schemas.microsoft.com/office/word/2010/wordprocessingGroup" xmlns:wpi="http://schemas.microsoft.com/office/word/2010/wordprocessingInk" xmlns:wne="http://schemas.microsoft.com/office/word/2006/wordml" xmlns:wps="http://schemas.microsoft.com/office/word/2010/wordprocessingShape" mc:Ignorable="w14 w15 w16se w16cid w16 w16cex w16sdtdh w16sdtfl w16du wp14">
+  <w:p>
+    <w:pPr>
+      <w:pStyle w:val="Header"/>
+    </w:pPr>
+  </w:p>
+</w:hdr>
+</file>
+
+<file path=word/header3.xml><?xml version="1.0" encoding="utf-8"?>
+<w:hdr xmlns:wpc="http://schemas.microsoft.com/office/word/2010/wordprocessingCanvas" xmlns:cx="http://schemas.microsoft.com/office/drawing/2014/chartex" xmlns:cx1="http://schemas.microsoft.com/office/drawing/2015/9/8/chartex" xmlns:cx2="http://schemas.microsoft.com/office/drawing/2015/10/21/chartex" xmlns:cx3="http://schemas.microsoft.com/office/drawing/2016/5/9/chartex" xmlns:cx4="http://schemas.microsoft.com/office/drawing/2016/5/10/chartex" xmlns:cx5="http://schemas.microsoft.com/office/drawing/2016/5/11/chartex" xmlns:cx6="http://schemas.microsoft.com/office/drawing/2016/5/12/chartex" xmlns:cx7="http://schemas.microsoft.com/office/drawing/2016/5/13/chartex" xmlns:cx8="http://schemas.microsoft.com/office/drawing/2016/5/14/chartex" xmlns:mc="http://schemas.openxmlformats.org/markup-compatibility/2006" xmlns:aink="http://schemas.microsoft.com/office/drawing/2016/ink" xmlns:am3d="http://schemas.microsoft.com/office/drawing/2017/model3d" xmlns:o="urn:schemas-microsoft-com:office:office" xmlns:oel="http://schemas.microsoft.com/office/2019/extlst" xmlns:r="http://schemas.openxmlformats.org/officeDocument/2006/relationships" xmlns:m="http://schemas.openxmlformats.org/officeDocument/2006/math" xmlns:v="urn:schemas-microsoft-com:vml" xmlns:wp14="http://schemas.microsoft.com/office/word/2010/wordprocessingDrawing" xmlns:wp="http://schemas.openxmlformats.org/drawingml/2006/wordprocessingDrawing" xmlns:w10="urn:schemas-microsoft-com:office:word" xmlns:w="http://schemas.openxmlformats.org/wordprocessingml/2006/main" xmlns:w14="http://schemas.microsoft.com/office/word/2010/wordml" xmlns:w15="http://schemas.microsoft.com/office/word/2012/wordml" xmlns:w16cex="http://schemas.microsoft.com/office/word/2018/wordml/cex" xmlns:w16cid="http://schemas.microsoft.com/office/word/2016/wordml/cid" xmlns:w16="http://schemas.microsoft.com/office/word/2018/wordml" xmlns:w16du="http://schemas.microsoft.com/office/word/2023/wordml/word16du" xmlns:w16sdtdh="http://schemas.microsoft.com/office/word/2020/wordml/sdtdatahash" xmlns:w16sdtfl="http://schemas.microsoft.com/office/word/2024/wordml/sdtformatlock" xmlns:w16se="http://schemas.microsoft.com/office/word/2015/wordml/symex" xmlns:wpg="http://schemas.microsoft.com/office/word/2010/wordprocessingGroup" xmlns:wpi="http://schemas.microsoft.com/office/word/2010/wordprocessingInk" xmlns:wne="http://schemas.microsoft.com/office/word/2006/wordml" xmlns:wps="http://schemas.microsoft.com/office/word/2010/wordprocessingShape" mc:Ignorable="w14 w15 w16se w16cid w16 w16cex w16sdtdh w16sdtfl w16du wp14">
+  <w:p>
+    <w:pPr>
+      <w:pStyle w:val="Header"/>
+    </w:pPr>
+  </w:p>
+</w:hdr>
 </file>
 
 <file path=word/numbering.xml><?xml version="1.0" encoding="utf-8"?>
